--- a/gastric_dx_staging.docx
+++ b/gastric_dx_staging.docx
@@ -230,7 +230,7 @@
         <w:t xml:space="preserve">is another term for a malignant tumor</w:t>
       </w:r>
     </w:p>
-    <w:bookmarkStart w:id="20" w:name="egd"/>
+    <w:bookmarkStart w:id="9" w:name="egd"/>
     <w:p>
       <w:pPr>
         <w:pStyle w:val="Heading2"/>
@@ -295,8 +295,8 @@
         </w:pict>
       </w:r>
     </w:p>
-    <w:bookmarkEnd w:id="20"/>
-    <w:bookmarkStart w:id="24" w:name="staging"/>
+    <w:bookmarkEnd w:id="9"/>
+    <w:bookmarkStart w:id="13" w:name="staging"/>
     <w:p>
       <w:pPr>
         <w:pStyle w:val="Heading2"/>
@@ -426,18 +426,18 @@
           <wp:inline>
             <wp:extent cx="5334000" cy="3022522"/>
             <wp:effectExtent b="0" l="0" r="0" t="0"/>
-            <wp:docPr descr="Esophagus Tumors" title="" id="22" name="Picture"/>
+            <wp:docPr descr="Esophagus Tumors" title="" id="11" name="Picture"/>
             <a:graphic>
               <a:graphicData uri="http://schemas.openxmlformats.org/drawingml/2006/picture">
                 <pic:pic>
                   <pic:nvPicPr>
-                    <pic:cNvPr descr="images/tumor_full.png" id="23" name="Picture"/>
+                    <pic:cNvPr descr="images/tumor_full.png" id="12" name="Picture"/>
                     <pic:cNvPicPr>
                       <a:picLocks noChangeArrowheads="1" noChangeAspect="1"/>
                     </pic:cNvPicPr>
                   </pic:nvPicPr>
                   <pic:blipFill>
-                    <a:blip r:embed="rId21"/>
+                    <a:blip r:embed="rId10"/>
                     <a:stretch>
                       <a:fillRect/>
                     </a:stretch>
@@ -588,8 +588,8 @@
         </w:pict>
       </w:r>
     </w:p>
-    <w:bookmarkEnd w:id="24"/>
-    <w:bookmarkStart w:id="25" w:name="tumor"/>
+    <w:bookmarkEnd w:id="13"/>
+    <w:bookmarkStart w:id="14" w:name="tumor"/>
     <w:p>
       <w:pPr>
         <w:pStyle w:val="Heading2"/>
@@ -676,8 +676,8 @@
         </w:pict>
       </w:r>
     </w:p>
-    <w:bookmarkEnd w:id="25"/>
-    <w:bookmarkStart w:id="26" w:name="nodes"/>
+    <w:bookmarkEnd w:id="14"/>
+    <w:bookmarkStart w:id="15" w:name="nodes"/>
     <w:p>
       <w:pPr>
         <w:pStyle w:val="Heading2"/>
@@ -717,8 +717,8 @@
         </w:pict>
       </w:r>
     </w:p>
-    <w:bookmarkEnd w:id="26"/>
-    <w:bookmarkStart w:id="27" w:name="metastasis"/>
+    <w:bookmarkEnd w:id="15"/>
+    <w:bookmarkStart w:id="16" w:name="metastasis"/>
     <w:p>
       <w:pPr>
         <w:pStyle w:val="Heading1"/>
@@ -764,8 +764,8 @@
         </w:pict>
       </w:r>
     </w:p>
-    <w:bookmarkEnd w:id="27"/>
-    <w:bookmarkStart w:id="28" w:name="diagnostic-tests"/>
+    <w:bookmarkEnd w:id="16"/>
+    <w:bookmarkStart w:id="17" w:name="diagnostic-tests"/>
     <w:p>
       <w:pPr>
         <w:pStyle w:val="Heading1"/>
@@ -797,8 +797,8 @@
         </w:pict>
       </w:r>
     </w:p>
-    <w:bookmarkEnd w:id="28"/>
-    <w:bookmarkStart w:id="29" w:name="scans"/>
+    <w:bookmarkEnd w:id="17"/>
+    <w:bookmarkStart w:id="18" w:name="scans"/>
     <w:p>
       <w:pPr>
         <w:pStyle w:val="Heading1"/>
@@ -822,8 +822,8 @@
         </w:pict>
       </w:r>
     </w:p>
-    <w:bookmarkEnd w:id="29"/>
-    <w:bookmarkStart w:id="30" w:name="pet-scan"/>
+    <w:bookmarkEnd w:id="18"/>
+    <w:bookmarkStart w:id="19" w:name="pet-scan"/>
     <w:p>
       <w:pPr>
         <w:pStyle w:val="Heading1"/>
@@ -847,8 +847,8 @@
         </w:pict>
       </w:r>
     </w:p>
-    <w:bookmarkEnd w:id="30"/>
-    <w:bookmarkStart w:id="33" w:name="eus"/>
+    <w:bookmarkEnd w:id="19"/>
+    <w:bookmarkStart w:id="22" w:name="eus"/>
     <w:p>
       <w:pPr>
         <w:pStyle w:val="Heading1"/>
@@ -887,7 +887,7 @@
         </w:pict>
       </w:r>
     </w:p>
-    <w:bookmarkStart w:id="32" w:name="laparoscopy"/>
+    <w:bookmarkStart w:id="21" w:name="laparoscopy"/>
     <w:p>
       <w:pPr>
         <w:pStyle w:val="Heading2"/>
@@ -931,7 +931,7 @@
       <w:pPr>
         <w:pStyle w:val="BodyText"/>
       </w:pPr>
-      <w:hyperlink r:id="rId31">
+      <w:hyperlink r:id="rId20">
         <w:r>
           <w:rPr>
             <w:rStyle w:val="Hyperlink"/>
@@ -1001,8 +1001,8 @@
         </w:pict>
       </w:r>
     </w:p>
-    <w:bookmarkEnd w:id="32"/>
-    <w:bookmarkEnd w:id="33"/>
+    <w:bookmarkEnd w:id="21"/>
+    <w:bookmarkEnd w:id="22"/>
     <w:sectPr>
       <w:footnotePr>
         <w:numRestart w:val="eachSect"/>
@@ -1242,10 +1242,10 @@
   <w:docDefaults>
     <w:rPrDefault>
       <w:rPr>
-        <w:rFonts w:asciiTheme="minorHAnsi" w:cstheme="minorBidi" w:eastAsiaTheme="minorHAnsi" w:hAnsiTheme="minorHAnsi"/>
+        <w:rFonts w:asciiTheme="minorHAnsi" w:cstheme="minorBidi" w:eastAsiaTheme="minorEastAsia" w:hAnsiTheme="minorHAnsi"/>
         <w:sz w:val="24"/>
         <w:szCs w:val="24"/>
-        <w:lang w:bidi="ar-SA" w:eastAsia="en-US" w:val="en-US"/>
+        <w:lang w:bidi="ar-SA" w:eastAsia="zh-CN" w:val="en-US"/>
       </w:rPr>
     </w:rPrDefault>
     <w:pPrDefault>
@@ -1786,13 +1786,6 @@
       </w:tblCellMar>
     </w:tblPr>
     <w:tblStylePr w:type="firstRow">
-      <w:tblPr>
-        <w:jc w:val="left"/>
-        <w:tblInd w:type="dxa" w:w="0"/>
-      </w:tblPr>
-      <w:trPr>
-        <w:jc w:val="left"/>
-      </w:trPr>
       <w:tcPr>
         <w:tcBorders>
           <w:bottom w:val="single"/>

--- a/gastric_dx_staging.docx
+++ b/gastric_dx_staging.docx
@@ -15,7 +15,7 @@
         <w:pStyle w:val="FirstParagraph"/>
       </w:pPr>
       <w:r>
-        <w:t xml:space="preserve">If you or someone close to you has recently been diagnosed with esophageal cancer, this video is intended for you. I’m Dr Jonathan Salo and I’m a GI Cancer Surgeon</w:t>
+        <w:t xml:space="preserve">If you or someone close to you has recently been diagnosed with gastric cancer, this video is intended for you. I’m Dr Jonathan Salo and I’m a GI Cancer Surgeon</w:t>
       </w:r>
       <w:r>
         <w:t xml:space="preserve"> </w:t>
@@ -252,7 +252,7 @@
         <w:pStyle w:val="BodyText"/>
       </w:pPr>
       <w:r>
-        <w:t xml:space="preserve">Under sedation, a flexible scope is passed through the mouth into the esophagus, which allows viewing the inside of the esophagus.</w:t>
+        <w:t xml:space="preserve">Under sedation, a flexible scope is passed through the mouth into the stomach, which allows viewing the inside of the stomach.</w:t>
       </w:r>
     </w:p>
     <w:p>
@@ -267,7 +267,7 @@
         <w:pStyle w:val="FirstParagraph"/>
       </w:pPr>
       <w:r>
-        <w:t xml:space="preserve">If a tumor is found in the esophagus, a small portion can be removed, which is called a</w:t>
+        <w:t xml:space="preserve">If a tumor is found in the stomach, a small portion can be removed, which is called a</w:t>
       </w:r>
       <w:r>
         <w:t xml:space="preserve"> </w:t>
@@ -414,7 +414,7 @@
         <w:pStyle w:val="FirstParagraph"/>
       </w:pPr>
       <w:r>
-        <w:t xml:space="preserve">Some drawings will help. The wall of the esophagus has multiple layers, shown here.</w:t>
+        <w:t xml:space="preserve">Some drawings will help. The wall of the stomach has multiple layers, shown here.</w:t>
       </w:r>
     </w:p>
     <w:p>

--- a/gastric_dx_staging.docx
+++ b/gastric_dx_staging.docx
@@ -15,7 +15,7 @@
         <w:pStyle w:val="FirstParagraph"/>
       </w:pPr>
       <w:r>
-        <w:t xml:space="preserve">If you or someone close to you has recently been diagnosed with gastric cancer, this video is intended for you. I’m Dr Jonathan Salo and I’m a GI Cancer Surgeon</w:t>
+        <w:t xml:space="preserve">I’m Dr Jonathan Salo, I’m a GI Cancer Surgeon in Charlotte, North Carolina. These videos are designed to educate you about cancer and its treatment and help you and you cancer care team make the right decisions for you.</w:t>
       </w:r>
       <w:r>
         <w:t xml:space="preserve"> </w:t>
@@ -23,129 +23,80 @@
       <w:r>
         <w:t xml:space="preserve">🔪</w:t>
       </w:r>
-    </w:p>
-    <w:p>
-      <w:pPr>
-        <w:pStyle w:val="BodyText"/>
-      </w:pPr>
-      <w:r>
-        <w:t xml:space="preserve">On the left side, you have … and, on the right side, the first image is ….</w:t>
-      </w:r>
-    </w:p>
-    <w:p>
-      <w:pPr>
-        <w:pStyle w:val="BodyText"/>
-      </w:pPr>
-      <w:r>
-        <w:t xml:space="preserve">The second image has been …</w:t>
-      </w:r>
-    </w:p>
-    <w:p>
-      <w:pPr>
-        <w:pStyle w:val="BodyText"/>
-      </w:pPr>
-      <w:r>
-        <w:t xml:space="preserve">In this video you’ll learn about:</w:t>
-      </w:r>
-    </w:p>
-    <w:p>
-      <w:pPr>
-        <w:pStyle w:val="Compact"/>
-        <w:numPr>
-          <w:ilvl w:val="0"/>
-          <w:numId w:val="1001"/>
-        </w:numPr>
-      </w:pPr>
-      <w:r>
-        <w:t xml:space="preserve">Definitions of cancer Terms</w:t>
-      </w:r>
-    </w:p>
-    <w:p>
-      <w:pPr>
-        <w:pStyle w:val="Compact"/>
-        <w:numPr>
-          <w:ilvl w:val="0"/>
-          <w:numId w:val="1001"/>
-        </w:numPr>
-      </w:pPr>
-      <w:r>
-        <w:t xml:space="preserve">Staging of gastric ancer</w:t>
-      </w:r>
-    </w:p>
-    <w:p>
-      <w:pPr>
-        <w:pStyle w:val="Compact"/>
-        <w:numPr>
-          <w:ilvl w:val="0"/>
-          <w:numId w:val="1001"/>
-        </w:numPr>
-      </w:pPr>
-      <w:r>
-        <w:t xml:space="preserve">Diagnostic Tests</w:t>
-      </w:r>
-    </w:p>
-    <w:p>
-      <w:pPr>
-        <w:pStyle w:val="FirstParagraph"/>
-      </w:pPr>
-      <w:r>
-        <w:t xml:space="preserve">Anatomy</w:t>
-      </w:r>
-    </w:p>
-    <w:p>
-      <w:pPr>
-        <w:pStyle w:val="BodyText"/>
-      </w:pPr>
-      <w:r>
-        <w:t xml:space="preserve">Food passes from the throat to the esopahgus into the stomach.</w:t>
-      </w:r>
-    </w:p>
-    <w:p>
-      <w:pPr>
-        <w:pStyle w:val="BodyText"/>
-      </w:pPr>
-      <w:r>
-        <w:t xml:space="preserve">A one-way musclar valve called the lower esophageal sphincter keeps food and acid from refluxing back up into the esophagus</w:t>
-      </w:r>
-    </w:p>
-    <w:p>
-      <w:pPr>
-        <w:pStyle w:val="BodyText"/>
-      </w:pPr>
-      <w:r>
-        <w:t xml:space="preserve">In the stomach, food is mixed with acid and enzymes to begin digestion.</w:t>
-      </w:r>
-    </w:p>
-    <w:p>
-      <w:pPr>
-        <w:pStyle w:val="BodyText"/>
-      </w:pPr>
-      <w:r>
-        <w:t xml:space="preserve">The stomach churn/massages the food to help with breakdown</w:t>
-      </w:r>
-    </w:p>
-    <w:p>
-      <w:pPr>
-        <w:pStyle w:val="BodyText"/>
-      </w:pPr>
-      <w:r>
-        <w:t xml:space="preserve">The food is then released from the stomach in small quantities through anoter musclular valve called the pylorus</w:t>
-      </w:r>
-    </w:p>
-    <w:p>
-      <w:pPr>
-        <w:pStyle w:val="BodyText"/>
-      </w:pPr>
-      <w:r>
-        <w:t xml:space="preserve">Cancer Terms</w:t>
-      </w:r>
-    </w:p>
-    <w:p>
-      <w:pPr>
-        <w:pStyle w:val="BodyText"/>
-      </w:pPr>
-      <w:r>
-        <w:t xml:space="preserve">Let‘s start with some definitions. A</w:t>
+      <w:r>
+        <w:t xml:space="preserve">. If you or someone close to you has recently been diagnosed with gastric cancer, this video is intended for you.</w:t>
+      </w:r>
+    </w:p>
+    <w:p>
+      <w:pPr>
+        <w:pStyle w:val="BodyText"/>
+      </w:pPr>
+      <w:r>
+        <w:t xml:space="preserve">To start, gastric cancer is cancer of the stomach. The terms can be used interchangeably</w:t>
+      </w:r>
+    </w:p>
+    <w:p>
+      <w:pPr>
+        <w:pStyle w:val="BodyText"/>
+      </w:pPr>
+      <w:r>
+        <w:t xml:space="preserve">Food passes from the throat to the esophagus into the stomach. After leaving the stomach, it passes into the duodenum and finally into the jejunum, the first part of the small intestines.</w:t>
+      </w:r>
+    </w:p>
+    <w:p>
+      <w:pPr>
+        <w:pStyle w:val="BodyText"/>
+      </w:pPr>
+      <w:r>
+        <w:t xml:space="preserve">The focus in this video is on cancers of the stomach.</w:t>
+      </w:r>
+    </w:p>
+    <w:p>
+      <w:pPr>
+        <w:pStyle w:val="BodyText"/>
+      </w:pPr>
+      <w:r>
+        <w:t xml:space="preserve">As it turns out, cancers can also form in the esophagus.</w:t>
+      </w:r>
+    </w:p>
+    <w:p>
+      <w:pPr>
+        <w:pStyle w:val="BodyText"/>
+      </w:pPr>
+      <w:r>
+        <w:t xml:space="preserve">To make things more complicated, cancers can also form in the area where the esophagus and stomach meet, called the gastroesophageal junction.</w:t>
+      </w:r>
+    </w:p>
+    <w:p>
+      <w:pPr>
+        <w:pStyle w:val="BodyText"/>
+      </w:pPr>
+      <w:r>
+        <w:t xml:space="preserve">The cancers of the gastroesophageal junction behave similar to cancers of the esophagus, so they are often grouped together.</w:t>
+      </w:r>
+    </w:p>
+    <w:p>
+      <w:pPr>
+        <w:pStyle w:val="BodyText"/>
+      </w:pPr>
+      <w:r>
+        <w:t xml:space="preserve">We have other videos that focus on cancer of the esophagus and gastroesophageal junction</w:t>
+      </w:r>
+    </w:p>
+    <w:p>
+      <w:pPr>
+        <w:pStyle w:val="BodyText"/>
+      </w:pPr>
+      <w:r>
+        <w:t xml:space="preserve">This video focuses on cancers of the stomach, or gastric cancers.</w:t>
+      </w:r>
+    </w:p>
+    <w:p>
+      <w:pPr>
+        <w:pStyle w:val="BodyText"/>
+      </w:pPr>
+      <w:r>
+        <w:t xml:space="preserve">Let‘s review some cancer terms. A</w:t>
       </w:r>
       <w:r>
         <w:t xml:space="preserve"> </w:t>
@@ -161,7 +112,15 @@
         <w:t xml:space="preserve"> </w:t>
       </w:r>
       <w:r>
-        <w:t xml:space="preserve">is an abnormal growth. Tumors can be either benign or malignant</w:t>
+        <w:t xml:space="preserve">is an abnormal growth.</w:t>
+      </w:r>
+    </w:p>
+    <w:p>
+      <w:pPr>
+        <w:pStyle w:val="BodyText"/>
+      </w:pPr>
+      <w:r>
+        <w:t xml:space="preserve">Tumors can be either benign or malignant</w:t>
       </w:r>
     </w:p>
     <w:p>
@@ -185,7 +144,7 @@
         <w:t xml:space="preserve"> </w:t>
       </w:r>
       <w:r>
-        <w:t xml:space="preserve">tumor of the esophagus may grow over time and cause obstruction and make it difficult to swallow, but it won’t ever spread anywhere else</w:t>
+        <w:t xml:space="preserve">tumor of the stomach may grow over time, but it won’t ever spread anywhere else</w:t>
       </w:r>
     </w:p>
     <w:p>
@@ -209,7 +168,39 @@
         <w:t xml:space="preserve"> </w:t>
       </w:r>
       <w:r>
-        <w:t xml:space="preserve">tumor of the esophagus has the potential to spread elsewhere in the body. This could be to the nearby lymph nodes, the lungs, or the liver.</w:t>
+        <w:t xml:space="preserve">tumor of the stomach has the</w:t>
+      </w:r>
+      <w:r>
+        <w:t xml:space="preserve"> </w:t>
+      </w:r>
+      <w:r>
+        <w:rPr>
+          <w:i/>
+          <w:iCs/>
+        </w:rPr>
+        <w:t xml:space="preserve">potential</w:t>
+      </w:r>
+      <w:r>
+        <w:t xml:space="preserve"> </w:t>
+      </w:r>
+      <w:r>
+        <w:t xml:space="preserve">to spread elsewhere in the body. This could be to the lymph nodes, the lungs, the liver, so the bone</w:t>
+      </w:r>
+      <w:r>
+        <w:t xml:space="preserve"> </w:t>
+      </w:r>
+      <w:r>
+        <w:rPr>
+          <w:i/>
+          <w:iCs/>
+        </w:rPr>
+        <w:t xml:space="preserve">or</w:t>
+      </w:r>
+      <w:r>
+        <w:t xml:space="preserve"> </w:t>
+      </w:r>
+      <w:r>
+        <w:t xml:space="preserve">spread inside the abdominal cavity..</w:t>
       </w:r>
     </w:p>
     <w:p>
@@ -256,15 +247,8 @@
       </w:r>
     </w:p>
     <w:p>
-      <w:r>
-        <w:pict>
-          <v:rect style="width:0;height:1.5pt" o:hralign="center" o:hrstd="t" o:hr="t"/>
-        </w:pict>
-      </w:r>
-    </w:p>
-    <w:p>
-      <w:pPr>
-        <w:pStyle w:val="FirstParagraph"/>
+      <w:pPr>
+        <w:pStyle w:val="BodyText"/>
       </w:pPr>
       <w:r>
         <w:t xml:space="preserve">If a tumor is found in the stomach, a small portion can be removed, which is called a</w:t>
@@ -281,36 +265,50 @@
       </w:r>
     </w:p>
     <w:p>
-      <w:pPr>
-        <w:pStyle w:val="BodyText"/>
-      </w:pPr>
-      <w:r>
-        <w:t xml:space="preserve">The biopsy is examined by a pathologist, who will determine whether the tumor is benign or whether it is a cancer</w:t>
-      </w:r>
-    </w:p>
-    <w:p>
       <w:r>
         <w:pict>
           <v:rect style="width:0;height:1.5pt" o:hralign="center" o:hrstd="t" o:hr="t"/>
         </w:pict>
       </w:r>
     </w:p>
-    <w:bookmarkEnd w:id="9"/>
-    <w:bookmarkStart w:id="13" w:name="staging"/>
-    <w:p>
-      <w:pPr>
-        <w:pStyle w:val="Heading2"/>
-      </w:pPr>
-      <w:r>
-        <w:t xml:space="preserve">0.2 Staging</w:t>
-      </w:r>
-    </w:p>
     <w:p>
       <w:pPr>
         <w:pStyle w:val="FirstParagraph"/>
       </w:pPr>
       <w:r>
-        <w:t xml:space="preserve">If the biopsy shows cancer, the next step is staging. Staging is the process of finding out the size of the tumor and whether or not there has been spread to the lymph nodes or other places in the body.</w:t>
+        <w:t xml:space="preserve">The biopsy is examined by a pathologist, who will determine whether the tumor is benign or whether it is a cancer</w:t>
+      </w:r>
+    </w:p>
+    <w:p>
+      <w:pPr>
+        <w:pStyle w:val="BodyText"/>
+      </w:pPr>
+      <w:r>
+        <w:t xml:space="preserve">If the biopsy shows cancer, the next step is staging. Staging is the process of finding out the</w:t>
+      </w:r>
+      <w:r>
+        <w:t xml:space="preserve"> </w:t>
+      </w:r>
+      <w:r>
+        <w:rPr>
+          <w:i/>
+          <w:iCs/>
+        </w:rPr>
+        <w:t xml:space="preserve">size</w:t>
+      </w:r>
+      <w:r>
+        <w:t xml:space="preserve"> </w:t>
+      </w:r>
+      <w:r>
+        <w:t xml:space="preserve">of the tumor and whether or not there has been spread to the lymph nodes or other places in the body.</w:t>
+      </w:r>
+    </w:p>
+    <w:p>
+      <w:pPr>
+        <w:pStyle w:val="BodyText"/>
+      </w:pPr>
+      <w:r>
+        <w:t xml:space="preserve">The cancer treatment is determined by the stage</w:t>
       </w:r>
     </w:p>
     <w:p>
@@ -322,18 +320,11 @@
       </w:r>
     </w:p>
     <w:p>
-      <w:r>
-        <w:pict>
-          <v:rect style="width:0;height:1.5pt" o:hralign="center" o:hrstd="t" o:hr="t"/>
-        </w:pict>
-      </w:r>
-    </w:p>
-    <w:p>
-      <w:pPr>
-        <w:pStyle w:val="FirstParagraph"/>
-      </w:pPr>
-      <w:r>
-        <w:t xml:space="preserve">In order to determine the stage, we will focus on three different areas:</w:t>
+      <w:pPr>
+        <w:pStyle w:val="BodyText"/>
+      </w:pPr>
+      <w:r>
+        <w:t xml:space="preserve">Staging is going to focus on three areas:</w:t>
       </w:r>
     </w:p>
     <w:p>
@@ -383,7 +374,22 @@
         <w:pStyle w:val="BodyText"/>
       </w:pPr>
       <w:r>
-        <w:t xml:space="preserve">The third is whether there is</w:t>
+        <w:t xml:space="preserve">The third is whether there is spread to other parts of the body</w:t>
+      </w:r>
+    </w:p>
+    <w:p>
+      <w:r>
+        <w:pict>
+          <v:rect style="width:0;height:1.5pt" o:hralign="center" o:hrstd="t" o:hr="t"/>
+        </w:pict>
+      </w:r>
+    </w:p>
+    <w:p>
+      <w:pPr>
+        <w:pStyle w:val="FirstParagraph"/>
+      </w:pPr>
+      <w:r>
+        <w:t xml:space="preserve">spread to other parts of the body is called</w:t>
       </w:r>
       <w:r>
         <w:t xml:space="preserve"> </w:t>
@@ -395,12 +401,6 @@
         </w:rPr>
         <w:t xml:space="preserve">metastasis</w:t>
       </w:r>
-      <w:r>
-        <w:t xml:space="preserve"> </w:t>
-      </w:r>
-      <w:r>
-        <w:t xml:space="preserve">or spread to other parts of the body</w:t>
-      </w:r>
     </w:p>
     <w:p>
       <w:r>
@@ -414,62 +414,64 @@
         <w:pStyle w:val="FirstParagraph"/>
       </w:pPr>
       <w:r>
-        <w:t xml:space="preserve">Some drawings will help. The wall of the stomach has multiple layers, shown here.</w:t>
-      </w:r>
-    </w:p>
-    <w:p>
-      <w:pPr>
-        <w:pStyle w:val="CaptionedFigure"/>
-      </w:pPr>
-      <w:r>
-        <w:drawing>
-          <wp:inline>
-            <wp:extent cx="5334000" cy="3022522"/>
-            <wp:effectExtent b="0" l="0" r="0" t="0"/>
-            <wp:docPr descr="Esophagus Tumors" title="" id="11" name="Picture"/>
-            <a:graphic>
-              <a:graphicData uri="http://schemas.openxmlformats.org/drawingml/2006/picture">
-                <pic:pic>
-                  <pic:nvPicPr>
-                    <pic:cNvPr descr="images/tumor_full.png" id="12" name="Picture"/>
-                    <pic:cNvPicPr>
-                      <a:picLocks noChangeArrowheads="1" noChangeAspect="1"/>
-                    </pic:cNvPicPr>
-                  </pic:nvPicPr>
-                  <pic:blipFill>
-                    <a:blip r:embed="rId10"/>
-                    <a:stretch>
-                      <a:fillRect/>
-                    </a:stretch>
-                  </pic:blipFill>
-                  <pic:spPr bwMode="auto">
-                    <a:xfrm>
-                      <a:off x="0" y="0"/>
-                      <a:ext cx="5334000" cy="3022522"/>
-                    </a:xfrm>
-                    <a:prstGeom prst="rect">
-                      <a:avLst/>
-                    </a:prstGeom>
-                    <a:noFill/>
-                    <a:ln w="9525">
-                      <a:noFill/>
-                      <a:headEnd/>
-                      <a:tailEnd/>
-                    </a:ln>
-                  </pic:spPr>
-                </pic:pic>
-              </a:graphicData>
-            </a:graphic>
-          </wp:inline>
-        </w:drawing>
-      </w:r>
-    </w:p>
-    <w:p>
-      <w:pPr>
-        <w:pStyle w:val="ImageCaption"/>
-      </w:pPr>
-      <w:r>
-        <w:t xml:space="preserve">Esophagus Tumors</w:t>
+        <w:t xml:space="preserve">We will start by looking at the wall of the stomach. The wall of the stomach has multiple layers, shown here.</w:t>
+      </w:r>
+    </w:p>
+    <w:p>
+      <w:pPr>
+        <w:pStyle w:val="BodyText"/>
+      </w:pPr>
+      <w:r>
+        <w:t xml:space="preserve">(pause for</w:t>
+      </w:r>
+      <w:r>
+        <w:t xml:space="preserve"> </w:t>
+      </w:r>
+      <w:r>
+        <w:t xml:space="preserve">“video”</w:t>
+      </w:r>
+      <w:r>
+        <w:t xml:space="preserve">)</w:t>
+      </w:r>
+    </w:p>
+    <w:p>
+      <w:pPr>
+        <w:pStyle w:val="BodyText"/>
+      </w:pPr>
+      <w:r>
+        <w:t xml:space="preserve">The inner layer is the mucosa, (32)</w:t>
+      </w:r>
+    </w:p>
+    <w:p>
+      <w:pPr>
+        <w:pStyle w:val="BodyText"/>
+      </w:pPr>
+      <w:r>
+        <w:t xml:space="preserve">followed by the submucosa,</w:t>
+      </w:r>
+    </w:p>
+    <w:p>
+      <w:pPr>
+        <w:pStyle w:val="BodyText"/>
+      </w:pPr>
+      <w:r>
+        <w:t xml:space="preserve">followed by the muscularis</w:t>
+      </w:r>
+    </w:p>
+    <w:p>
+      <w:pPr>
+        <w:pStyle w:val="BodyText"/>
+      </w:pPr>
+      <w:r>
+        <w:t xml:space="preserve">Outside of the muscularis is the serosa.</w:t>
+      </w:r>
+    </w:p>
+    <w:p>
+      <w:pPr>
+        <w:pStyle w:val="BodyText"/>
+      </w:pPr>
+      <w:r>
+        <w:t xml:space="preserve">Surrounding the stomach are lymph nodes. The purpose of lymph nodes is to filter the blood and help fight infections, but in some cases cancers from the stomach can spread to the lymph nodes</w:t>
       </w:r>
     </w:p>
     <w:p>
@@ -484,14 +486,80 @@
         <w:pStyle w:val="FirstParagraph"/>
       </w:pPr>
       <w:r>
-        <w:t xml:space="preserve">Surrounding the esophagus are lymph nodes. The purpose of lymph nodes is to filter the blood and help fight infections, but in some cases cancers in the esophagus can spread to the lymph nodes</w:t>
-      </w:r>
-    </w:p>
-    <w:p>
-      <w:r>
-        <w:pict>
-          <v:rect style="width:0;height:1.5pt" o:hralign="center" o:hrstd="t" o:hr="t"/>
-        </w:pict>
+        <w:t xml:space="preserve">In its earliest stages, cancer of the stomach start in the inner, or most superficial layer, called with mucosa. (33)</w:t>
+      </w:r>
+    </w:p>
+    <w:p>
+      <w:pPr>
+        <w:pStyle w:val="BodyText"/>
+      </w:pPr>
+      <w:r>
+        <w:t xml:space="preserve">With time, however, the cancer can continue to grow and invade deeper into the wall of the esophagus. (34)</w:t>
+      </w:r>
+    </w:p>
+    <w:p>
+      <w:pPr>
+        <w:pStyle w:val="BodyText"/>
+      </w:pPr>
+      <w:r>
+        <w:t xml:space="preserve">(pause) - (35)</w:t>
+      </w:r>
+    </w:p>
+    <w:p>
+      <w:pPr>
+        <w:pStyle w:val="BodyText"/>
+      </w:pPr>
+      <w:r>
+        <w:t xml:space="preserve">(pause (36)</w:t>
+      </w:r>
+    </w:p>
+    <w:p>
+      <w:pPr>
+        <w:pStyle w:val="BodyText"/>
+      </w:pPr>
+      <w:r>
+        <w:t xml:space="preserve">The deeper the cancer invades into the wall of the esophagus, the more likely it is that cancer cells can spread to lymph nodes (37)</w:t>
+      </w:r>
+    </w:p>
+    <w:p>
+      <w:pPr>
+        <w:pStyle w:val="BodyText"/>
+      </w:pPr>
+      <w:r>
+        <w:t xml:space="preserve">To review, the stage consists of 3 parts: (38)</w:t>
+      </w:r>
+    </w:p>
+    <w:p>
+      <w:pPr>
+        <w:numPr>
+          <w:ilvl w:val="0"/>
+          <w:numId w:val="1001"/>
+        </w:numPr>
+      </w:pPr>
+      <w:r>
+        <w:t xml:space="preserve">T for Tumor</w:t>
+      </w:r>
+    </w:p>
+    <w:p>
+      <w:pPr>
+        <w:numPr>
+          <w:ilvl w:val="0"/>
+          <w:numId w:val="1001"/>
+        </w:numPr>
+      </w:pPr>
+      <w:r>
+        <w:t xml:space="preserve">N for Nodes</w:t>
+      </w:r>
+    </w:p>
+    <w:p>
+      <w:pPr>
+        <w:numPr>
+          <w:ilvl w:val="0"/>
+          <w:numId w:val="1001"/>
+        </w:numPr>
+      </w:pPr>
+      <w:r>
+        <w:t xml:space="preserve">M for Metastasis or spread to other organs</w:t>
       </w:r>
     </w:p>
     <w:p>
@@ -499,86 +567,159 @@
         <w:pStyle w:val="FirstParagraph"/>
       </w:pPr>
       <w:r>
-        <w:t xml:space="preserve">In its earliest stages, cancer of the esophagus starts on the inner, or most superficial layer, called with mucosa.</w:t>
-      </w:r>
-    </w:p>
-    <w:p>
-      <w:pPr>
-        <w:pStyle w:val="BodyText"/>
-      </w:pPr>
-      <w:r>
-        <w:t xml:space="preserve">With time, however, the cancer can continue to grow and invade deeper into the wall of the esophagus. The deeper the cancer invades into the wall of the esophagus, the more likely it is that cancer cells can spread elsewhere</w:t>
-      </w:r>
-    </w:p>
-    <w:p>
-      <w:r>
-        <w:pict>
-          <v:rect style="width:0;height:1.5pt" o:hralign="center" o:hrstd="t" o:hr="t"/>
-        </w:pict>
-      </w:r>
-    </w:p>
-    <w:p>
-      <w:pPr>
-        <w:pStyle w:val="FirstParagraph"/>
-      </w:pPr>
-      <w:r>
-        <w:t xml:space="preserve">If cancer cells spread to the lymph nodes, there is a chance that some cells will break off and spread to the liver or lungs.</w:t>
-      </w:r>
-    </w:p>
-    <w:p>
-      <w:pPr>
-        <w:pStyle w:val="BodyText"/>
-      </w:pPr>
-      <w:r>
-        <w:t xml:space="preserve">Metastasis is spread to other parts of the body such as liver, lungs, or bone.</w:t>
-      </w:r>
-    </w:p>
-    <w:p>
-      <w:r>
-        <w:pict>
-          <v:rect style="width:0;height:1.5pt" o:hralign="center" o:hrstd="t" o:hr="t"/>
-        </w:pict>
-      </w:r>
-    </w:p>
-    <w:p>
-      <w:pPr>
-        <w:pStyle w:val="FirstParagraph"/>
-      </w:pPr>
-      <w:r>
-        <w:t xml:space="preserve">To review, the stage consists of 3 parts:</w:t>
-      </w:r>
-    </w:p>
-    <w:p>
-      <w:pPr>
+        <w:t xml:space="preserve">We will first consider the tumor (39)</w:t>
+      </w:r>
+    </w:p>
+    <w:p>
+      <w:pPr>
+        <w:pStyle w:val="BodyText"/>
+      </w:pPr>
+      <w:r>
+        <w:t xml:space="preserve">T1a tumors invade just the top layer, or mucosa (40)</w:t>
+      </w:r>
+    </w:p>
+    <w:p>
+      <w:pPr>
+        <w:pStyle w:val="BodyText"/>
+      </w:pPr>
+      <w:r>
+        <w:t xml:space="preserve">T1b tumors invade into the submucosa (41)</w:t>
+      </w:r>
+    </w:p>
+    <w:p>
+      <w:pPr>
+        <w:pStyle w:val="BodyText"/>
+      </w:pPr>
+      <w:r>
+        <w:t xml:space="preserve">T2 tumors invade into the muscularis (42)</w:t>
+      </w:r>
+    </w:p>
+    <w:p>
+      <w:pPr>
+        <w:pStyle w:val="BodyText"/>
+      </w:pPr>
+      <w:r>
+        <w:t xml:space="preserve">T3 tumors go all the way throough the muscularis (43)</w:t>
+      </w:r>
+    </w:p>
+    <w:p>
+      <w:pPr>
+        <w:pStyle w:val="BodyText"/>
+      </w:pPr>
+      <w:r>
+        <w:t xml:space="preserve">It can be difficult to tell how deep a tumor has invaded just by looking from the surface.</w:t>
+      </w:r>
+    </w:p>
+    <w:p>
+      <w:pPr>
+        <w:pStyle w:val="BodyText"/>
+      </w:pPr>
+      <w:r>
+        <w:t xml:space="preserve">For small tumors,</w:t>
+      </w:r>
+      <w:r>
+        <w:t xml:space="preserve"> </w:t>
+      </w:r>
+      <w:r>
+        <w:rPr>
+          <w:i/>
+          <w:iCs/>
+        </w:rPr>
+        <w:t xml:space="preserve">endoscopic ultrasound</w:t>
+      </w:r>
+      <w:r>
+        <w:t xml:space="preserve"> </w:t>
+      </w:r>
+      <w:r>
+        <w:t xml:space="preserve">can be helpful. This is an endoscopic procedure done under sedation much like a EGD and it can help determine the T stage of a stomach tumor. (44)</w:t>
+      </w:r>
+    </w:p>
+    <w:p>
+      <w:pPr>
+        <w:pStyle w:val="BodyText"/>
+      </w:pPr>
+      <w:r>
+        <w:t xml:space="preserve">The EGD scope has an ultrasound probe on the end, which can be used to examine the tumor (45)</w:t>
+      </w:r>
+    </w:p>
+    <w:p>
+      <w:pPr>
+        <w:pStyle w:val="BodyText"/>
+      </w:pPr>
+      <w:r>
+        <w:t xml:space="preserve">Evaluation of the</w:t>
+      </w:r>
+      <w:r>
+        <w:t xml:space="preserve"> </w:t>
+      </w:r>
+      <w:r>
+        <w:rPr>
+          <w:i/>
+          <w:iCs/>
+        </w:rPr>
+        <w:t xml:space="preserve">lymph nodes</w:t>
+      </w:r>
+      <w:r>
+        <w:t xml:space="preserve"> </w:t>
+      </w:r>
+      <w:r>
+        <w:t xml:space="preserve">is the second part of staging (45)</w:t>
+      </w:r>
+    </w:p>
+    <w:p>
+      <w:pPr>
+        <w:pStyle w:val="BodyText"/>
+      </w:pPr>
+      <w:r>
+        <w:t xml:space="preserve">to determine how thick the tumor is and assign it a T stage.</w:t>
+      </w:r>
+    </w:p>
+    <w:p>
+      <w:pPr>
+        <w:pStyle w:val="Compact"/>
         <w:numPr>
           <w:ilvl w:val="0"/>
           <w:numId w:val="1002"/>
         </w:numPr>
       </w:pPr>
       <w:r>
-        <w:t xml:space="preserve">T for Tumor</w:t>
-      </w:r>
-    </w:p>
-    <w:p>
-      <w:pPr>
+        <w:t xml:space="preserve">T1 tumor involves the top layers of the esophagus</w:t>
+      </w:r>
+    </w:p>
+    <w:p>
+      <w:pPr>
+        <w:pStyle w:val="Compact"/>
         <w:numPr>
           <w:ilvl w:val="0"/>
           <w:numId w:val="1002"/>
         </w:numPr>
       </w:pPr>
       <w:r>
-        <w:t xml:space="preserve">N for Nodes</w:t>
-      </w:r>
-    </w:p>
-    <w:p>
-      <w:pPr>
+        <w:t xml:space="preserve">T2 tumor invades into the muscular layer</w:t>
+      </w:r>
+    </w:p>
+    <w:p>
+      <w:pPr>
+        <w:pStyle w:val="Compact"/>
         <w:numPr>
           <w:ilvl w:val="0"/>
           <w:numId w:val="1002"/>
         </w:numPr>
       </w:pPr>
       <w:r>
-        <w:t xml:space="preserve">M for Metastasis</w:t>
+        <w:t xml:space="preserve">T3 tumor invades all the way through the muscular layer</w:t>
+      </w:r>
+    </w:p>
+    <w:p>
+      <w:pPr>
+        <w:pStyle w:val="Compact"/>
+        <w:numPr>
+          <w:ilvl w:val="0"/>
+          <w:numId w:val="1002"/>
+        </w:numPr>
+      </w:pPr>
+      <w:r>
+        <w:t xml:space="preserve">T4 tumor invades into nearby structures such as the aorta or the airway</w:t>
       </w:r>
     </w:p>
     <w:p>
@@ -588,14 +729,37 @@
         </w:pict>
       </w:r>
     </w:p>
-    <w:bookmarkEnd w:id="13"/>
-    <w:bookmarkStart w:id="14" w:name="tumor"/>
+    <w:p>
+      <w:pPr>
+        <w:pStyle w:val="FirstParagraph"/>
+      </w:pPr>
+      <w:r>
+        <w:t xml:space="preserve">This may sound confusing, but as a general rule, if someone with esophageal cancer has difficulty swallowing, the tumor is usually a T3.</w:t>
+      </w:r>
+    </w:p>
+    <w:p>
+      <w:pPr>
+        <w:pStyle w:val="BodyText"/>
+      </w:pPr>
+      <w:r>
+        <w:t xml:space="preserve">There are of course exceptions, but this is a general guideline</w:t>
+      </w:r>
+    </w:p>
+    <w:p>
+      <w:r>
+        <w:pict>
+          <v:rect style="width:0;height:1.5pt" o:hralign="center" o:hrstd="t" o:hr="t"/>
+        </w:pict>
+      </w:r>
+    </w:p>
+    <w:bookmarkEnd w:id="9"/>
+    <w:bookmarkStart w:id="10" w:name="nodes"/>
     <w:p>
       <w:pPr>
         <w:pStyle w:val="Heading2"/>
       </w:pPr>
       <w:r>
-        <w:t xml:space="preserve">0.3 Tumor</w:t>
+        <w:t xml:space="preserve">0.2 Nodes</w:t>
       </w:r>
     </w:p>
     <w:p>
@@ -607,7 +771,7 @@
         </w:numPr>
       </w:pPr>
       <w:r>
-        <w:t xml:space="preserve">T1 tumor involves the top layers of the esophagus</w:t>
+        <w:t xml:space="preserve">N0 – No lymph nodes involved</w:t>
       </w:r>
     </w:p>
     <w:p>
@@ -619,31 +783,7 @@
         </w:numPr>
       </w:pPr>
       <w:r>
-        <w:t xml:space="preserve">T2 tumor invades into the muscular layer</w:t>
-      </w:r>
-    </w:p>
-    <w:p>
-      <w:pPr>
-        <w:pStyle w:val="Compact"/>
-        <w:numPr>
-          <w:ilvl w:val="0"/>
-          <w:numId w:val="1003"/>
-        </w:numPr>
-      </w:pPr>
-      <w:r>
-        <w:t xml:space="preserve">T3 tumor invades all the way through the muscular layer</w:t>
-      </w:r>
-    </w:p>
-    <w:p>
-      <w:pPr>
-        <w:pStyle w:val="Compact"/>
-        <w:numPr>
-          <w:ilvl w:val="0"/>
-          <w:numId w:val="1003"/>
-        </w:numPr>
-      </w:pPr>
-      <w:r>
-        <w:t xml:space="preserve">T4 tumor invades into nearby structures such as the aorta or the airway</w:t>
+        <w:t xml:space="preserve">N+ - Lymph nodes involved with cancer</w:t>
       </w:r>
     </w:p>
     <w:p>
@@ -653,61 +793,44 @@
         </w:pict>
       </w:r>
     </w:p>
+    <w:bookmarkEnd w:id="10"/>
+    <w:bookmarkStart w:id="11" w:name="metastasis"/>
+    <w:p>
+      <w:pPr>
+        <w:pStyle w:val="Heading1"/>
+      </w:pPr>
+      <w:r>
+        <w:t xml:space="preserve">1. Metastasis</w:t>
+      </w:r>
+    </w:p>
     <w:p>
       <w:pPr>
         <w:pStyle w:val="FirstParagraph"/>
       </w:pPr>
       <w:r>
-        <w:t xml:space="preserve">This may sound confusing, but as a general rule, if someone with esophageal cancer has difficulty swallowing, the tumor is usually a T3.</w:t>
-      </w:r>
-    </w:p>
-    <w:p>
-      <w:pPr>
-        <w:pStyle w:val="BodyText"/>
-      </w:pPr>
-      <w:r>
-        <w:t xml:space="preserve">There are of course exceptions, but this is a general guideline</w:t>
-      </w:r>
-    </w:p>
-    <w:p>
-      <w:r>
-        <w:pict>
-          <v:rect style="width:0;height:1.5pt" o:hralign="center" o:hrstd="t" o:hr="t"/>
-        </w:pict>
-      </w:r>
-    </w:p>
-    <w:bookmarkEnd w:id="14"/>
-    <w:bookmarkStart w:id="15" w:name="nodes"/>
-    <w:p>
-      <w:pPr>
-        <w:pStyle w:val="Heading2"/>
-      </w:pPr>
-      <w:r>
-        <w:t xml:space="preserve">0.4 Nodes</w:t>
-      </w:r>
-    </w:p>
-    <w:p>
-      <w:pPr>
-        <w:pStyle w:val="Compact"/>
+        <w:t xml:space="preserve">The M classification refers to metastasis Metastasis = spread of cancer to other organs such as the lungs, liver, or bone</w:t>
+      </w:r>
+    </w:p>
+    <w:p>
+      <w:pPr>
         <w:numPr>
           <w:ilvl w:val="0"/>
           <w:numId w:val="1004"/>
         </w:numPr>
       </w:pPr>
       <w:r>
-        <w:t xml:space="preserve">N0 – No lymph nodes involved</w:t>
-      </w:r>
-    </w:p>
-    <w:p>
-      <w:pPr>
-        <w:pStyle w:val="Compact"/>
+        <w:t xml:space="preserve">M0 – No signs of spread to other organs</w:t>
+      </w:r>
+    </w:p>
+    <w:p>
+      <w:pPr>
         <w:numPr>
           <w:ilvl w:val="0"/>
           <w:numId w:val="1004"/>
         </w:numPr>
       </w:pPr>
       <w:r>
-        <w:t xml:space="preserve">N+ - Lymph nodes involved with cancer</w:t>
+        <w:t xml:space="preserve">M1 – Spread to other organs</w:t>
       </w:r>
     </w:p>
     <w:p>
@@ -717,14 +840,14 @@
         </w:pict>
       </w:r>
     </w:p>
-    <w:bookmarkEnd w:id="15"/>
-    <w:bookmarkStart w:id="16" w:name="metastasis"/>
+    <w:bookmarkEnd w:id="11"/>
+    <w:bookmarkStart w:id="12" w:name="diagnostic-tests"/>
     <w:p>
       <w:pPr>
         <w:pStyle w:val="Heading1"/>
       </w:pPr>
       <w:r>
-        <w:t xml:space="preserve">1. Metastasis</w:t>
+        <w:t xml:space="preserve">2. Diagnostic Tests</w:t>
       </w:r>
     </w:p>
     <w:p>
@@ -732,29 +855,15 @@
         <w:pStyle w:val="FirstParagraph"/>
       </w:pPr>
       <w:r>
-        <w:t xml:space="preserve">The M classification refers to metastasis Metastasis = spread of cancer to other organs such as the lungs, liver, or bone</w:t>
-      </w:r>
-    </w:p>
-    <w:p>
-      <w:pPr>
-        <w:numPr>
-          <w:ilvl w:val="0"/>
-          <w:numId w:val="1005"/>
-        </w:numPr>
-      </w:pPr>
-      <w:r>
-        <w:t xml:space="preserve">M0 – No signs of spread to other organs</w:t>
-      </w:r>
-    </w:p>
-    <w:p>
-      <w:pPr>
-        <w:numPr>
-          <w:ilvl w:val="0"/>
-          <w:numId w:val="1005"/>
-        </w:numPr>
-      </w:pPr>
-      <w:r>
-        <w:t xml:space="preserve">M1 – Spread to other organs</w:t>
+        <w:t xml:space="preserve">Next we will talk about some of the diagnostic tests that are used for staging.</w:t>
+      </w:r>
+    </w:p>
+    <w:p>
+      <w:pPr>
+        <w:pStyle w:val="BodyText"/>
+      </w:pPr>
+      <w:r>
+        <w:t xml:space="preserve">When you meet with your doctors, one the first things they will do is to come up with a plan for testing that is tailored to you and your particular tumor. So we will talk about these tests in general terms, but not all tests are needed for all patients</w:t>
       </w:r>
     </w:p>
     <w:p>
@@ -764,14 +873,14 @@
         </w:pict>
       </w:r>
     </w:p>
-    <w:bookmarkEnd w:id="16"/>
-    <w:bookmarkStart w:id="17" w:name="diagnostic-tests"/>
+    <w:bookmarkEnd w:id="12"/>
+    <w:bookmarkStart w:id="13" w:name="scans"/>
     <w:p>
       <w:pPr>
         <w:pStyle w:val="Heading1"/>
       </w:pPr>
       <w:r>
-        <w:t xml:space="preserve">2. Diagnostic Tests</w:t>
+        <w:t xml:space="preserve">3. Scans</w:t>
       </w:r>
     </w:p>
     <w:p>
@@ -779,15 +888,7 @@
         <w:pStyle w:val="FirstParagraph"/>
       </w:pPr>
       <w:r>
-        <w:t xml:space="preserve">Next we will talk about some of the diagnostic tests that are used for staging.</w:t>
-      </w:r>
-    </w:p>
-    <w:p>
-      <w:pPr>
-        <w:pStyle w:val="BodyText"/>
-      </w:pPr>
-      <w:r>
-        <w:t xml:space="preserve">When you meet with your doctors, one the first things they will do is to come up with a plan for testing that is tailored to you and your particular tumor. So we will talk about these tests in general terms, but not all tests are needed for all patients</w:t>
+        <w:t xml:space="preserve">A CT scan is usually the first test for staging. This will show whether there is any signs of metastasis or spread to other organs such as the lung, liver, or bone</w:t>
       </w:r>
     </w:p>
     <w:p>
@@ -797,14 +898,14 @@
         </w:pict>
       </w:r>
     </w:p>
-    <w:bookmarkEnd w:id="17"/>
-    <w:bookmarkStart w:id="18" w:name="scans"/>
+    <w:bookmarkEnd w:id="13"/>
+    <w:bookmarkStart w:id="14" w:name="pet-scan"/>
     <w:p>
       <w:pPr>
         <w:pStyle w:val="Heading1"/>
       </w:pPr>
       <w:r>
-        <w:t xml:space="preserve">3. Scans</w:t>
+        <w:t xml:space="preserve">4. PET Scan</w:t>
       </w:r>
     </w:p>
     <w:p>
@@ -812,7 +913,7 @@
         <w:pStyle w:val="FirstParagraph"/>
       </w:pPr>
       <w:r>
-        <w:t xml:space="preserve">A CT scan is usually the first test for staging. This will show whether there is any signs of metastasis or spread to other organs such as the lung, liver, or bone</w:t>
+        <w:t xml:space="preserve">A PET scan is a specialized scan which combines a CT scan with an injection of a small amount of tracer which lights up areas of cancer.</w:t>
       </w:r>
     </w:p>
     <w:p>
@@ -822,14 +923,14 @@
         </w:pict>
       </w:r>
     </w:p>
-    <w:bookmarkEnd w:id="18"/>
-    <w:bookmarkStart w:id="19" w:name="pet-scan"/>
+    <w:bookmarkEnd w:id="14"/>
+    <w:bookmarkStart w:id="17" w:name="eus"/>
     <w:p>
       <w:pPr>
         <w:pStyle w:val="Heading1"/>
       </w:pPr>
       <w:r>
-        <w:t xml:space="preserve">4. PET Scan</w:t>
+        <w:t xml:space="preserve">5. EUS</w:t>
       </w:r>
     </w:p>
     <w:p>
@@ -837,7 +938,7 @@
         <w:pStyle w:val="FirstParagraph"/>
       </w:pPr>
       <w:r>
-        <w:t xml:space="preserve">A PET scan is a specialized scan which combines a CT scan with an injection of a small amount of tracer which lights up areas of cancer.</w:t>
+        <w:t xml:space="preserve">In cases where it is important to know about the exact size of the tumor, an endoscopic ultrasound exam can be done. This procedure is similar to an EGD, but the endoscope has an ultrasound sensor on the end of the scope which produces an image of the tumor</w:t>
       </w:r>
     </w:p>
     <w:p>
@@ -847,22 +948,12 @@
         </w:pict>
       </w:r>
     </w:p>
-    <w:bookmarkEnd w:id="19"/>
-    <w:bookmarkStart w:id="22" w:name="eus"/>
-    <w:p>
-      <w:pPr>
-        <w:pStyle w:val="Heading1"/>
-      </w:pPr>
-      <w:r>
-        <w:t xml:space="preserve">5. EUS</w:t>
-      </w:r>
-    </w:p>
     <w:p>
       <w:pPr>
         <w:pStyle w:val="FirstParagraph"/>
       </w:pPr>
       <w:r>
-        <w:t xml:space="preserve">In cases where it is important to know about the exact size of the tumor, an endoscopic ultrasound exam can be done. This procedure is similar to an EGD, but the endoscope has an ultrasound sensor on the end of the scope which produces an image of the tumor</w:t>
+        <w:t xml:space="preserve">In some cases, particularly for cancers in the stomach, it is important to look for signs of spread in the abdominal cavity. In some situations, cancers can spread in the abdominal cavity but the areas are so small they don’t show up on a CT scan. In these cases, a laparoscopy is helpful.</w:t>
       </w:r>
     </w:p>
     <w:p>
@@ -872,12 +963,29 @@
         </w:pict>
       </w:r>
     </w:p>
+    <w:bookmarkStart w:id="16" w:name="laparoscopy"/>
+    <w:p>
+      <w:pPr>
+        <w:pStyle w:val="Heading2"/>
+      </w:pPr>
+      <w:r>
+        <w:t xml:space="preserve">5.1 Laparoscopy</w:t>
+      </w:r>
+    </w:p>
     <w:p>
       <w:pPr>
         <w:pStyle w:val="FirstParagraph"/>
       </w:pPr>
       <w:r>
-        <w:t xml:space="preserve">In some cases, particularly for cancers in the stomach, it is important to look for signs of spread in the abdominal cavity. In some situations, cancers can spread in the abdominal cavity but the areas are so small they don’t show up on a CT scan. In these cases, a laparoscopy is helpful.</w:t>
+        <w:t xml:space="preserve">Laparoscopy is a surgical procedure done under a general anesthetic. Several incisions ¼” long are made, and a telescope is inserted into the abdominal cavity. This allows an examination of the abdominal cavity to look for signs of spread.</w:t>
+      </w:r>
+    </w:p>
+    <w:p>
+      <w:pPr>
+        <w:pStyle w:val="BodyText"/>
+      </w:pPr>
+      <w:r>
+        <w:t xml:space="preserve">The procedure is usually done as an outpatient, so you can go home the same day.</w:t>
       </w:r>
     </w:p>
     <w:p>
@@ -887,43 +995,11 @@
         </w:pict>
       </w:r>
     </w:p>
-    <w:bookmarkStart w:id="21" w:name="laparoscopy"/>
-    <w:p>
-      <w:pPr>
-        <w:pStyle w:val="Heading2"/>
-      </w:pPr>
-      <w:r>
-        <w:t xml:space="preserve">5.1 Laparoscopy</w:t>
-      </w:r>
-    </w:p>
     <w:p>
       <w:pPr>
         <w:pStyle w:val="FirstParagraph"/>
       </w:pPr>
       <w:r>
-        <w:t xml:space="preserve">Laparoscopy is a surgical procedure done under a general anesthetic. Several incisions ¼” long are made, and a telescope is inserted into the abdominal cavity. This allows an examination of the abdominal cavity to look for signs of spread.</w:t>
-      </w:r>
-    </w:p>
-    <w:p>
-      <w:pPr>
-        <w:pStyle w:val="BodyText"/>
-      </w:pPr>
-      <w:r>
-        <w:t xml:space="preserve">The procedure is usually done as an outpatient, so you can go home the same day.</w:t>
-      </w:r>
-    </w:p>
-    <w:p>
-      <w:r>
-        <w:pict>
-          <v:rect style="width:0;height:1.5pt" o:hralign="center" o:hrstd="t" o:hr="t"/>
-        </w:pict>
-      </w:r>
-    </w:p>
-    <w:p>
-      <w:pPr>
-        <w:pStyle w:val="FirstParagraph"/>
-      </w:pPr>
-      <w:r>
         <w:t xml:space="preserve">The next video in our series discusses your esophageal cancer care team:</w:t>
       </w:r>
     </w:p>
@@ -931,7 +1007,7 @@
       <w:pPr>
         <w:pStyle w:val="BodyText"/>
       </w:pPr>
-      <w:hyperlink r:id="rId20">
+      <w:hyperlink r:id="rId15">
         <w:r>
           <w:rPr>
             <w:rStyle w:val="Hyperlink"/>
@@ -1001,8 +1077,8 @@
         </w:pict>
       </w:r>
     </w:p>
-    <w:bookmarkEnd w:id="21"/>
-    <w:bookmarkEnd w:id="22"/>
+    <w:bookmarkEnd w:id="16"/>
+    <w:bookmarkEnd w:id="17"/>
     <w:sectPr>
       <w:footnotePr>
         <w:numRestart w:val="eachSect"/>
@@ -1229,9 +1305,6 @@
     <w:abstractNumId w:val="991"/>
   </w:num>
   <w:num w:numId="1004">
-    <w:abstractNumId w:val="991"/>
-  </w:num>
-  <w:num w:numId="1005">
     <w:abstractNumId w:val="991"/>
   </w:num>
 </w:numbering>

--- a/gastric_dx_staging.docx
+++ b/gastric_dx_staging.docx
@@ -15,6 +15,16 @@
         <w:pStyle w:val="FirstParagraph"/>
       </w:pPr>
       <w:r>
+        <w:rPr>
+          <w:b/>
+          <w:bCs/>
+        </w:rPr>
+        <w:t xml:space="preserve">7</w:t>
+      </w:r>
+      <w:r>
+        <w:t xml:space="preserve"> </w:t>
+      </w:r>
+      <w:r>
         <w:t xml:space="preserve">I’m Dr Jonathan Salo, I’m a GI Cancer Surgeon in Charlotte, North Carolina. These videos are designed to educate you about cancer and its treatment and help you and you cancer care team make the right decisions for you.</w:t>
       </w:r>
       <w:r>
@@ -24,28 +34,68 @@
         <w:t xml:space="preserve">🔪</w:t>
       </w:r>
       <w:r>
-        <w:t xml:space="preserve">. If you or someone close to you has recently been diagnosed with gastric cancer, this video is intended for you.</w:t>
-      </w:r>
-    </w:p>
-    <w:p>
-      <w:pPr>
-        <w:pStyle w:val="BodyText"/>
-      </w:pPr>
-      <w:r>
-        <w:t xml:space="preserve">To start, gastric cancer is cancer of the stomach. The terms can be used interchangeably</w:t>
-      </w:r>
-    </w:p>
-    <w:p>
-      <w:pPr>
-        <w:pStyle w:val="BodyText"/>
-      </w:pPr>
-      <w:r>
-        <w:t xml:space="preserve">Food passes from the throat to the esophagus into the stomach. After leaving the stomach, it passes into the duodenum and finally into the jejunum, the first part of the small intestines.</w:t>
-      </w:r>
-    </w:p>
-    <w:p>
-      <w:pPr>
-        <w:pStyle w:val="BodyText"/>
+        <w:t xml:space="preserve">.</w:t>
+      </w:r>
+    </w:p>
+    <w:p>
+      <w:pPr>
+        <w:pStyle w:val="BodyText"/>
+      </w:pPr>
+      <w:r>
+        <w:t xml:space="preserve">Our topic for this video is gastric cancer (2)</w:t>
+      </w:r>
+      <w:r>
+        <w:t xml:space="preserve"> </w:t>
+      </w:r>
+      <w:r>
+        <w:rPr>
+          <w:b/>
+          <w:bCs/>
+        </w:rPr>
+        <w:t xml:space="preserve">Slides</w:t>
+      </w:r>
+    </w:p>
+    <w:p>
+      <w:pPr>
+        <w:pStyle w:val="BodyText"/>
+      </w:pPr>
+      <w:r>
+        <w:t xml:space="preserve">To start, gastric cancer is cancer of the stomach. (3) The terms can be used interchangeably</w:t>
+      </w:r>
+    </w:p>
+    <w:p>
+      <w:pPr>
+        <w:pStyle w:val="BodyText"/>
+      </w:pPr>
+      <w:r>
+        <w:rPr>
+          <w:b/>
+          <w:bCs/>
+        </w:rPr>
+        <w:t xml:space="preserve">2</w:t>
+      </w:r>
+      <w:r>
+        <w:t xml:space="preserve"> </w:t>
+      </w:r>
+      <w:r>
+        <w:t xml:space="preserve">(4) When we think about digestion, food passes from the throat into the esophagus (4)</w:t>
+      </w:r>
+    </w:p>
+    <w:p>
+      <w:pPr>
+        <w:pStyle w:val="BodyText"/>
+      </w:pPr>
+      <w:r>
+        <w:t xml:space="preserve">From the esophagus it passes into the stomach. After leaving the stomach, it passes into the duodenum and finally into the jejunum, the first part of the small intestines. (5)</w:t>
+      </w:r>
+    </w:p>
+    <w:p>
+      <w:pPr>
+        <w:pStyle w:val="Compact"/>
+        <w:numPr>
+          <w:ilvl w:val="0"/>
+          <w:numId w:val="1001"/>
+        </w:numPr>
       </w:pPr>
       <w:r>
         <w:t xml:space="preserve">The focus in this video is on cancers of the stomach.</w:t>
@@ -53,15 +103,19 @@
     </w:p>
     <w:p>
       <w:pPr>
-        <w:pStyle w:val="BodyText"/>
-      </w:pPr>
-      <w:r>
-        <w:t xml:space="preserve">As it turns out, cancers can also form in the esophagus.</w:t>
-      </w:r>
-    </w:p>
-    <w:p>
-      <w:pPr>
-        <w:pStyle w:val="BodyText"/>
+        <w:pStyle w:val="FirstParagraph"/>
+      </w:pPr>
+      <w:r>
+        <w:t xml:space="preserve">As it turns out, cancers can also form in the esophagus. (7)</w:t>
+      </w:r>
+    </w:p>
+    <w:p>
+      <w:pPr>
+        <w:pStyle w:val="Compact"/>
+        <w:numPr>
+          <w:ilvl w:val="0"/>
+          <w:numId w:val="1002"/>
+        </w:numPr>
       </w:pPr>
       <w:r>
         <w:t xml:space="preserve">To make things more complicated, cancers can also form in the area where the esophagus and stomach meet, called the gastroesophageal junction.</w:t>
@@ -69,7 +123,7 @@
     </w:p>
     <w:p>
       <w:pPr>
-        <w:pStyle w:val="BodyText"/>
+        <w:pStyle w:val="FirstParagraph"/>
       </w:pPr>
       <w:r>
         <w:t xml:space="preserve">The cancers of the gastroesophageal junction behave similar to cancers of the esophagus, so they are often grouped together.</w:t>
@@ -85,7 +139,11 @@
     </w:p>
     <w:p>
       <w:pPr>
-        <w:pStyle w:val="BodyText"/>
+        <w:pStyle w:val="Compact"/>
+        <w:numPr>
+          <w:ilvl w:val="0"/>
+          <w:numId w:val="1003"/>
+        </w:numPr>
       </w:pPr>
       <w:r>
         <w:t xml:space="preserve">This video focuses on cancers of the stomach, or gastric cancers.</w:t>
@@ -93,10 +151,20 @@
     </w:p>
     <w:p>
       <w:pPr>
-        <w:pStyle w:val="BodyText"/>
-      </w:pPr>
-      <w:r>
-        <w:t xml:space="preserve">Let‘s review some cancer terms. A</w:t>
+        <w:pStyle w:val="FirstParagraph"/>
+      </w:pPr>
+      <w:r>
+        <w:rPr>
+          <w:b/>
+          <w:bCs/>
+        </w:rPr>
+        <w:t xml:space="preserve">7</w:t>
+      </w:r>
+      <w:r>
+        <w:t xml:space="preserve"> </w:t>
+      </w:r>
+      <w:r>
+        <w:t xml:space="preserve">(11) Let‘s review some cancer terms. A</w:t>
       </w:r>
       <w:r>
         <w:t xml:space="preserve"> </w:t>
@@ -125,7 +193,10 @@
     </w:p>
     <w:p>
       <w:pPr>
-        <w:pStyle w:val="BodyText"/>
+        <w:numPr>
+          <w:ilvl w:val="0"/>
+          <w:numId w:val="1004"/>
+        </w:numPr>
       </w:pPr>
       <w:r>
         <w:t xml:space="preserve">A</w:t>
@@ -149,7 +220,10 @@
     </w:p>
     <w:p>
       <w:pPr>
-        <w:pStyle w:val="BodyText"/>
+        <w:numPr>
+          <w:ilvl w:val="0"/>
+          <w:numId w:val="1004"/>
+        </w:numPr>
       </w:pPr>
       <w:r>
         <w:t xml:space="preserve">A</w:t>
@@ -205,7 +279,10 @@
     </w:p>
     <w:p>
       <w:pPr>
-        <w:pStyle w:val="BodyText"/>
+        <w:numPr>
+          <w:ilvl w:val="0"/>
+          <w:numId w:val="1004"/>
+        </w:numPr>
       </w:pPr>
       <w:r>
         <w:rPr>
@@ -221,21 +298,22 @@
         <w:t xml:space="preserve">is another term for a malignant tumor</w:t>
       </w:r>
     </w:p>
-    <w:bookmarkStart w:id="9" w:name="egd"/>
-    <w:p>
-      <w:pPr>
-        <w:pStyle w:val="Heading2"/>
-      </w:pPr>
-      <w:r>
-        <w:t xml:space="preserve">0.1 EGD</w:t>
-      </w:r>
-    </w:p>
     <w:p>
       <w:pPr>
         <w:pStyle w:val="FirstParagraph"/>
       </w:pPr>
       <w:r>
-        <w:t xml:space="preserve">In most cases, the diagnosis of esophageal cancer is made by endoscopy, also called and EGD for esophago-gastroduodenoscopy</w:t>
+        <w:rPr>
+          <w:b/>
+          <w:bCs/>
+        </w:rPr>
+        <w:t xml:space="preserve">2</w:t>
+      </w:r>
+      <w:r>
+        <w:t xml:space="preserve"> </w:t>
+      </w:r>
+      <w:r>
+        <w:t xml:space="preserve">(15) In most cases, the diagnosis of esophageal cancer is made by endoscopy, also called and EGD for esophago-gastroduodenoscopy</w:t>
       </w:r>
     </w:p>
     <w:p>
@@ -265,10 +343,15 @@
       </w:r>
     </w:p>
     <w:p>
-      <w:r>
-        <w:pict>
-          <v:rect style="width:0;height:1.5pt" o:hralign="center" o:hrstd="t" o:hr="t"/>
-        </w:pict>
+      <w:pPr>
+        <w:pStyle w:val="Compact"/>
+        <w:numPr>
+          <w:ilvl w:val="0"/>
+          <w:numId w:val="1005"/>
+        </w:numPr>
+      </w:pPr>
+      <w:r>
+        <w:t xml:space="preserve">The biopsy is examined by a pathologist, who will determine whether the tumor is benign or whether it is malignant, meaning a cancer</w:t>
       </w:r>
     </w:p>
     <w:p>
@@ -276,15 +359,17 @@
         <w:pStyle w:val="FirstParagraph"/>
       </w:pPr>
       <w:r>
-        <w:t xml:space="preserve">The biopsy is examined by a pathologist, who will determine whether the tumor is benign or whether it is a cancer</w:t>
-      </w:r>
-    </w:p>
-    <w:p>
-      <w:pPr>
-        <w:pStyle w:val="BodyText"/>
-      </w:pPr>
-      <w:r>
-        <w:t xml:space="preserve">If the biopsy shows cancer, the next step is staging. Staging is the process of finding out the</w:t>
+        <w:rPr>
+          <w:b/>
+          <w:bCs/>
+        </w:rPr>
+        <w:t xml:space="preserve">7</w:t>
+      </w:r>
+      <w:r>
+        <w:t xml:space="preserve"> </w:t>
+      </w:r>
+      <w:r>
+        <w:t xml:space="preserve">(17) If the biopsy shows cancer, the next step is staging. Staging is the process of finding out the</w:t>
       </w:r>
       <w:r>
         <w:t xml:space="preserve"> </w:t>
@@ -305,7 +390,11 @@
     </w:p>
     <w:p>
       <w:pPr>
-        <w:pStyle w:val="BodyText"/>
+        <w:pStyle w:val="Compact"/>
+        <w:numPr>
+          <w:ilvl w:val="0"/>
+          <w:numId w:val="1006"/>
+        </w:numPr>
       </w:pPr>
       <w:r>
         <w:t xml:space="preserve">The cancer treatment is determined by the stage</w:t>
@@ -313,7 +402,7 @@
     </w:p>
     <w:p>
       <w:pPr>
-        <w:pStyle w:val="BodyText"/>
+        <w:pStyle w:val="FirstParagraph"/>
       </w:pPr>
       <w:r>
         <w:t xml:space="preserve">Once the stage has been determined, it will be possible to determine the best therapy</w:t>
@@ -321,7 +410,11 @@
     </w:p>
     <w:p>
       <w:pPr>
-        <w:pStyle w:val="BodyText"/>
+        <w:pStyle w:val="Compact"/>
+        <w:numPr>
+          <w:ilvl w:val="0"/>
+          <w:numId w:val="1007"/>
+        </w:numPr>
       </w:pPr>
       <w:r>
         <w:t xml:space="preserve">Staging is going to focus on three areas:</w:t>
@@ -329,7 +422,7 @@
     </w:p>
     <w:p>
       <w:pPr>
-        <w:pStyle w:val="BodyText"/>
+        <w:pStyle w:val="FirstParagraph"/>
       </w:pPr>
       <w:r>
         <w:t xml:space="preserve">The first is the</w:t>
@@ -378,18 +471,11 @@
       </w:r>
     </w:p>
     <w:p>
-      <w:r>
-        <w:pict>
-          <v:rect style="width:0;height:1.5pt" o:hralign="center" o:hrstd="t" o:hr="t"/>
-        </w:pict>
-      </w:r>
-    </w:p>
-    <w:p>
-      <w:pPr>
-        <w:pStyle w:val="FirstParagraph"/>
-      </w:pPr>
-      <w:r>
-        <w:t xml:space="preserve">spread to other parts of the body is called</w:t>
+      <w:pPr>
+        <w:pStyle w:val="BodyText"/>
+      </w:pPr>
+      <w:r>
+        <w:t xml:space="preserve">(20)…spread to other parts of the body is called</w:t>
       </w:r>
       <w:r>
         <w:t xml:space="preserve"> </w:t>
@@ -403,159 +489,169 @@
       </w:r>
     </w:p>
     <w:p>
-      <w:r>
-        <w:pict>
-          <v:rect style="width:0;height:1.5pt" o:hralign="center" o:hrstd="t" o:hr="t"/>
-        </w:pict>
-      </w:r>
-    </w:p>
-    <w:p>
-      <w:pPr>
-        <w:pStyle w:val="FirstParagraph"/>
-      </w:pPr>
-      <w:r>
-        <w:t xml:space="preserve">We will start by looking at the wall of the stomach. The wall of the stomach has multiple layers, shown here.</w:t>
-      </w:r>
-    </w:p>
-    <w:p>
-      <w:pPr>
-        <w:pStyle w:val="BodyText"/>
-      </w:pPr>
-      <w:r>
-        <w:t xml:space="preserve">(pause for</w:t>
-      </w:r>
-      <w:r>
-        <w:t xml:space="preserve"> </w:t>
-      </w:r>
-      <w:r>
-        <w:t xml:space="preserve">“video”</w:t>
-      </w:r>
-      <w:r>
-        <w:t xml:space="preserve">)</w:t>
-      </w:r>
-    </w:p>
-    <w:p>
-      <w:pPr>
-        <w:pStyle w:val="BodyText"/>
-      </w:pPr>
-      <w:r>
-        <w:t xml:space="preserve">The inner layer is the mucosa, (32)</w:t>
-      </w:r>
-    </w:p>
-    <w:p>
-      <w:pPr>
-        <w:pStyle w:val="BodyText"/>
-      </w:pPr>
-      <w:r>
-        <w:t xml:space="preserve">followed by the submucosa,</w:t>
-      </w:r>
-    </w:p>
-    <w:p>
-      <w:pPr>
-        <w:pStyle w:val="BodyText"/>
-      </w:pPr>
-      <w:r>
-        <w:t xml:space="preserve">followed by the muscularis</w:t>
-      </w:r>
-    </w:p>
-    <w:p>
-      <w:pPr>
-        <w:pStyle w:val="BodyText"/>
-      </w:pPr>
-      <w:r>
-        <w:t xml:space="preserve">Outside of the muscularis is the serosa.</w:t>
-      </w:r>
-    </w:p>
-    <w:p>
-      <w:pPr>
-        <w:pStyle w:val="BodyText"/>
-      </w:pPr>
-      <w:r>
-        <w:t xml:space="preserve">Surrounding the stomach are lymph nodes. The purpose of lymph nodes is to filter the blood and help fight infections, but in some cases cancers from the stomach can spread to the lymph nodes</w:t>
-      </w:r>
-    </w:p>
-    <w:p>
-      <w:r>
-        <w:pict>
-          <v:rect style="width:0;height:1.5pt" o:hralign="center" o:hrstd="t" o:hr="t"/>
-        </w:pict>
-      </w:r>
-    </w:p>
-    <w:p>
-      <w:pPr>
-        <w:pStyle w:val="FirstParagraph"/>
-      </w:pPr>
-      <w:r>
-        <w:t xml:space="preserve">In its earliest stages, cancer of the stomach start in the inner, or most superficial layer, called with mucosa. (33)</w:t>
-      </w:r>
-    </w:p>
-    <w:p>
-      <w:pPr>
-        <w:pStyle w:val="BodyText"/>
-      </w:pPr>
-      <w:r>
-        <w:t xml:space="preserve">With time, however, the cancer can continue to grow and invade deeper into the wall of the esophagus. (34)</w:t>
-      </w:r>
-    </w:p>
-    <w:p>
-      <w:pPr>
-        <w:pStyle w:val="BodyText"/>
-      </w:pPr>
-      <w:r>
-        <w:t xml:space="preserve">(pause) - (35)</w:t>
-      </w:r>
-    </w:p>
-    <w:p>
-      <w:pPr>
-        <w:pStyle w:val="BodyText"/>
-      </w:pPr>
-      <w:r>
-        <w:t xml:space="preserve">(pause (36)</w:t>
-      </w:r>
-    </w:p>
-    <w:p>
-      <w:pPr>
-        <w:pStyle w:val="BodyText"/>
-      </w:pPr>
-      <w:r>
-        <w:t xml:space="preserve">The deeper the cancer invades into the wall of the esophagus, the more likely it is that cancer cells can spread to lymph nodes (37)</w:t>
-      </w:r>
-    </w:p>
-    <w:p>
-      <w:pPr>
-        <w:pStyle w:val="BodyText"/>
-      </w:pPr>
-      <w:r>
-        <w:t xml:space="preserve">To review, the stage consists of 3 parts: (38)</w:t>
-      </w:r>
-    </w:p>
-    <w:p>
-      <w:pPr>
+      <w:pPr>
+        <w:pStyle w:val="Compact"/>
         <w:numPr>
           <w:ilvl w:val="0"/>
-          <w:numId w:val="1001"/>
+          <w:numId w:val="1008"/>
         </w:numPr>
       </w:pPr>
       <w:r>
-        <w:t xml:space="preserve">T for Tumor</w:t>
+        <w:t xml:space="preserve">We will start by looking at the wall of the stomach. The wall of the stomach has multiple layers, shown here.</w:t>
+      </w:r>
+    </w:p>
+    <w:p>
+      <w:pPr>
+        <w:pStyle w:val="FirstParagraph"/>
+      </w:pPr>
+      <w:r>
+        <w:t xml:space="preserve">(pause for</w:t>
+      </w:r>
+      <w:r>
+        <w:t xml:space="preserve"> </w:t>
+      </w:r>
+      <w:r>
+        <w:t xml:space="preserve">“video”</w:t>
+      </w:r>
+      <w:r>
+        <w:t xml:space="preserve">) 22-23-24-25-26-27-28-29-30-31</w:t>
+      </w:r>
+    </w:p>
+    <w:p>
+      <w:pPr>
+        <w:pStyle w:val="BodyText"/>
+      </w:pPr>
+      <w:r>
+        <w:rPr>
+          <w:b/>
+          <w:bCs/>
+        </w:rPr>
+        <w:t xml:space="preserve">2</w:t>
+      </w:r>
+      <w:r>
+        <w:t xml:space="preserve"> </w:t>
+      </w:r>
+      <w:r>
+        <w:t xml:space="preserve">The inner layer is the mucosa, (32)</w:t>
+      </w:r>
+    </w:p>
+    <w:p>
+      <w:pPr>
+        <w:pStyle w:val="BodyText"/>
+      </w:pPr>
+      <w:r>
+        <w:t xml:space="preserve">followed by the submucosa,</w:t>
+      </w:r>
+    </w:p>
+    <w:p>
+      <w:pPr>
+        <w:pStyle w:val="BodyText"/>
+      </w:pPr>
+      <w:r>
+        <w:t xml:space="preserve">followed by the muscularis, or muscle layer</w:t>
+      </w:r>
+    </w:p>
+    <w:p>
+      <w:pPr>
+        <w:pStyle w:val="BodyText"/>
+      </w:pPr>
+      <w:r>
+        <w:t xml:space="preserve">Outside of the muscularis is the serosa.</w:t>
+      </w:r>
+    </w:p>
+    <w:p>
+      <w:pPr>
+        <w:pStyle w:val="BodyText"/>
+      </w:pPr>
+      <w:r>
+        <w:t xml:space="preserve">Surrounding the stomach are lymph nodes. The purpose of lymph nodes is to filter the blood and help fight infections, but in some cases cancers from the stomach can spread to the lymph nodes</w:t>
+      </w:r>
+    </w:p>
+    <w:p>
+      <w:pPr>
+        <w:pStyle w:val="BodyText"/>
+      </w:pPr>
+      <w:r>
+        <w:t xml:space="preserve">In its earliest stages, cancer of the stomach start in the inner, or most superficial layer, called with mucosa. (33)</w:t>
+      </w:r>
+    </w:p>
+    <w:p>
+      <w:pPr>
+        <w:pStyle w:val="BodyText"/>
+      </w:pPr>
+      <w:r>
+        <w:t xml:space="preserve">With time, however, the cancer can continue to grow and invade deeper into the wall of the esophagus. (34)</w:t>
+      </w:r>
+    </w:p>
+    <w:p>
+      <w:pPr>
+        <w:pStyle w:val="BodyText"/>
+      </w:pPr>
+      <w:r>
+        <w:t xml:space="preserve">(pause) - (35)</w:t>
+      </w:r>
+    </w:p>
+    <w:p>
+      <w:pPr>
+        <w:pStyle w:val="BodyText"/>
+      </w:pPr>
+      <w:r>
+        <w:t xml:space="preserve">(pause (36)</w:t>
+      </w:r>
+    </w:p>
+    <w:p>
+      <w:pPr>
+        <w:pStyle w:val="BodyText"/>
+      </w:pPr>
+      <w:r>
+        <w:t xml:space="preserve">The deeper the cancer invades into the wall of the esophagus, the more likely it is that cancer cells can spread to lymph nodes (37)</w:t>
+      </w:r>
+    </w:p>
+    <w:p>
+      <w:pPr>
+        <w:pStyle w:val="BodyText"/>
+      </w:pPr>
+      <w:r>
+        <w:rPr>
+          <w:b/>
+          <w:bCs/>
+        </w:rPr>
+        <w:t xml:space="preserve">7</w:t>
+      </w:r>
+      <w:r>
+        <w:t xml:space="preserve"> </w:t>
+      </w:r>
+      <w:r>
+        <w:t xml:space="preserve">To review, the stage consists of 3 parts: (38)</w:t>
       </w:r>
     </w:p>
     <w:p>
       <w:pPr>
         <w:numPr>
           <w:ilvl w:val="0"/>
-          <w:numId w:val="1001"/>
+          <w:numId w:val="1009"/>
         </w:numPr>
       </w:pPr>
       <w:r>
-        <w:t xml:space="preserve">N for Nodes</w:t>
+        <w:t xml:space="preserve">T for Tumor</w:t>
       </w:r>
     </w:p>
     <w:p>
       <w:pPr>
         <w:numPr>
           <w:ilvl w:val="0"/>
-          <w:numId w:val="1001"/>
+          <w:numId w:val="1009"/>
+        </w:numPr>
+      </w:pPr>
+      <w:r>
+        <w:t xml:space="preserve">N for Nodes</w:t>
+      </w:r>
+    </w:p>
+    <w:p>
+      <w:pPr>
+        <w:numPr>
+          <w:ilvl w:val="0"/>
+          <w:numId w:val="1009"/>
         </w:numPr>
       </w:pPr>
       <w:r>
@@ -663,369 +759,398 @@
         <w:t xml:space="preserve"> </w:t>
       </w:r>
       <w:r>
-        <w:t xml:space="preserve">is the second part of staging (45)</w:t>
-      </w:r>
-    </w:p>
-    <w:p>
-      <w:pPr>
-        <w:pStyle w:val="BodyText"/>
-      </w:pPr>
-      <w:r>
-        <w:t xml:space="preserve">to determine how thick the tumor is and assign it a T stage.</w:t>
-      </w:r>
-    </w:p>
-    <w:p>
-      <w:pPr>
-        <w:pStyle w:val="Compact"/>
-        <w:numPr>
-          <w:ilvl w:val="0"/>
-          <w:numId w:val="1002"/>
-        </w:numPr>
-      </w:pPr>
-      <w:r>
-        <w:t xml:space="preserve">T1 tumor involves the top layers of the esophagus</w:t>
-      </w:r>
-    </w:p>
-    <w:p>
-      <w:pPr>
-        <w:pStyle w:val="Compact"/>
-        <w:numPr>
-          <w:ilvl w:val="0"/>
-          <w:numId w:val="1002"/>
-        </w:numPr>
-      </w:pPr>
-      <w:r>
-        <w:t xml:space="preserve">T2 tumor invades into the muscular layer</w:t>
-      </w:r>
-    </w:p>
-    <w:p>
-      <w:pPr>
-        <w:pStyle w:val="Compact"/>
-        <w:numPr>
-          <w:ilvl w:val="0"/>
-          <w:numId w:val="1002"/>
-        </w:numPr>
-      </w:pPr>
-      <w:r>
-        <w:t xml:space="preserve">T3 tumor invades all the way through the muscular layer</w:t>
-      </w:r>
-    </w:p>
-    <w:p>
-      <w:pPr>
-        <w:pStyle w:val="Compact"/>
-        <w:numPr>
-          <w:ilvl w:val="0"/>
-          <w:numId w:val="1002"/>
-        </w:numPr>
-      </w:pPr>
-      <w:r>
-        <w:t xml:space="preserve">T4 tumor invades into nearby structures such as the aorta or the airway</w:t>
-      </w:r>
-    </w:p>
-    <w:p>
-      <w:r>
-        <w:pict>
-          <v:rect style="width:0;height:1.5pt" o:hralign="center" o:hrstd="t" o:hr="t"/>
-        </w:pict>
-      </w:r>
-    </w:p>
-    <w:p>
-      <w:pPr>
-        <w:pStyle w:val="FirstParagraph"/>
-      </w:pPr>
-      <w:r>
-        <w:t xml:space="preserve">This may sound confusing, but as a general rule, if someone with esophageal cancer has difficulty swallowing, the tumor is usually a T3.</w:t>
-      </w:r>
-    </w:p>
-    <w:p>
-      <w:pPr>
-        <w:pStyle w:val="BodyText"/>
-      </w:pPr>
-      <w:r>
-        <w:t xml:space="preserve">There are of course exceptions, but this is a general guideline</w:t>
-      </w:r>
-    </w:p>
-    <w:p>
-      <w:r>
-        <w:pict>
-          <v:rect style="width:0;height:1.5pt" o:hralign="center" o:hrstd="t" o:hr="t"/>
-        </w:pict>
-      </w:r>
-    </w:p>
-    <w:bookmarkEnd w:id="9"/>
-    <w:bookmarkStart w:id="10" w:name="nodes"/>
-    <w:p>
-      <w:pPr>
-        <w:pStyle w:val="Heading2"/>
-      </w:pPr>
-      <w:r>
-        <w:t xml:space="preserve">0.2 Nodes</w:t>
-      </w:r>
-    </w:p>
-    <w:p>
-      <w:pPr>
-        <w:pStyle w:val="Compact"/>
-        <w:numPr>
-          <w:ilvl w:val="0"/>
-          <w:numId w:val="1003"/>
-        </w:numPr>
-      </w:pPr>
-      <w:r>
-        <w:t xml:space="preserve">N0 – No lymph nodes involved</w:t>
-      </w:r>
-    </w:p>
-    <w:p>
-      <w:pPr>
-        <w:pStyle w:val="Compact"/>
-        <w:numPr>
-          <w:ilvl w:val="0"/>
-          <w:numId w:val="1003"/>
-        </w:numPr>
-      </w:pPr>
-      <w:r>
-        <w:t xml:space="preserve">N+ - Lymph nodes involved with cancer</w:t>
-      </w:r>
-    </w:p>
-    <w:p>
-      <w:r>
-        <w:pict>
-          <v:rect style="width:0;height:1.5pt" o:hralign="center" o:hrstd="t" o:hr="t"/>
-        </w:pict>
-      </w:r>
-    </w:p>
-    <w:bookmarkEnd w:id="10"/>
-    <w:bookmarkStart w:id="11" w:name="metastasis"/>
-    <w:p>
-      <w:pPr>
-        <w:pStyle w:val="Heading1"/>
-      </w:pPr>
-      <w:r>
-        <w:t xml:space="preserve">1. Metastasis</w:t>
-      </w:r>
-    </w:p>
-    <w:p>
-      <w:pPr>
-        <w:pStyle w:val="FirstParagraph"/>
-      </w:pPr>
-      <w:r>
-        <w:t xml:space="preserve">The M classification refers to metastasis Metastasis = spread of cancer to other organs such as the lungs, liver, or bone</w:t>
-      </w:r>
-    </w:p>
-    <w:p>
-      <w:pPr>
-        <w:numPr>
-          <w:ilvl w:val="0"/>
-          <w:numId w:val="1004"/>
-        </w:numPr>
-      </w:pPr>
-      <w:r>
-        <w:t xml:space="preserve">M0 – No signs of spread to other organs</w:t>
-      </w:r>
-    </w:p>
-    <w:p>
-      <w:pPr>
-        <w:numPr>
-          <w:ilvl w:val="0"/>
-          <w:numId w:val="1004"/>
-        </w:numPr>
-      </w:pPr>
-      <w:r>
-        <w:t xml:space="preserve">M1 – Spread to other organs</w:t>
-      </w:r>
-    </w:p>
-    <w:p>
-      <w:r>
-        <w:pict>
-          <v:rect style="width:0;height:1.5pt" o:hralign="center" o:hrstd="t" o:hr="t"/>
-        </w:pict>
-      </w:r>
-    </w:p>
-    <w:bookmarkEnd w:id="11"/>
-    <w:bookmarkStart w:id="12" w:name="diagnostic-tests"/>
-    <w:p>
-      <w:pPr>
-        <w:pStyle w:val="Heading1"/>
-      </w:pPr>
-      <w:r>
-        <w:t xml:space="preserve">2. Diagnostic Tests</w:t>
-      </w:r>
-    </w:p>
-    <w:p>
-      <w:pPr>
-        <w:pStyle w:val="FirstParagraph"/>
-      </w:pPr>
-      <w:r>
-        <w:t xml:space="preserve">Next we will talk about some of the diagnostic tests that are used for staging.</w:t>
-      </w:r>
-    </w:p>
-    <w:p>
-      <w:pPr>
-        <w:pStyle w:val="BodyText"/>
-      </w:pPr>
-      <w:r>
-        <w:t xml:space="preserve">When you meet with your doctors, one the first things they will do is to come up with a plan for testing that is tailored to you and your particular tumor. So we will talk about these tests in general terms, but not all tests are needed for all patients</w:t>
-      </w:r>
-    </w:p>
-    <w:p>
-      <w:r>
-        <w:pict>
-          <v:rect style="width:0;height:1.5pt" o:hralign="center" o:hrstd="t" o:hr="t"/>
-        </w:pict>
-      </w:r>
-    </w:p>
-    <w:bookmarkEnd w:id="12"/>
-    <w:bookmarkStart w:id="13" w:name="scans"/>
-    <w:p>
-      <w:pPr>
-        <w:pStyle w:val="Heading1"/>
-      </w:pPr>
-      <w:r>
-        <w:t xml:space="preserve">3. Scans</w:t>
-      </w:r>
-    </w:p>
-    <w:p>
-      <w:pPr>
-        <w:pStyle w:val="FirstParagraph"/>
-      </w:pPr>
-      <w:r>
-        <w:t xml:space="preserve">A CT scan is usually the first test for staging. This will show whether there is any signs of metastasis or spread to other organs such as the lung, liver, or bone</w:t>
-      </w:r>
-    </w:p>
-    <w:p>
-      <w:r>
-        <w:pict>
-          <v:rect style="width:0;height:1.5pt" o:hralign="center" o:hrstd="t" o:hr="t"/>
-        </w:pict>
-      </w:r>
-    </w:p>
-    <w:bookmarkEnd w:id="13"/>
-    <w:bookmarkStart w:id="14" w:name="pet-scan"/>
-    <w:p>
-      <w:pPr>
-        <w:pStyle w:val="Heading1"/>
-      </w:pPr>
-      <w:r>
-        <w:t xml:space="preserve">4. PET Scan</w:t>
-      </w:r>
-    </w:p>
-    <w:p>
-      <w:pPr>
-        <w:pStyle w:val="FirstParagraph"/>
-      </w:pPr>
-      <w:r>
-        <w:t xml:space="preserve">A PET scan is a specialized scan which combines a CT scan with an injection of a small amount of tracer which lights up areas of cancer.</w:t>
-      </w:r>
-    </w:p>
-    <w:p>
-      <w:r>
-        <w:pict>
-          <v:rect style="width:0;height:1.5pt" o:hralign="center" o:hrstd="t" o:hr="t"/>
-        </w:pict>
-      </w:r>
-    </w:p>
-    <w:bookmarkEnd w:id="14"/>
-    <w:bookmarkStart w:id="17" w:name="eus"/>
-    <w:p>
-      <w:pPr>
-        <w:pStyle w:val="Heading1"/>
-      </w:pPr>
-      <w:r>
-        <w:t xml:space="preserve">5. EUS</w:t>
-      </w:r>
-    </w:p>
-    <w:p>
-      <w:pPr>
-        <w:pStyle w:val="FirstParagraph"/>
-      </w:pPr>
-      <w:r>
-        <w:t xml:space="preserve">In cases where it is important to know about the exact size of the tumor, an endoscopic ultrasound exam can be done. This procedure is similar to an EGD, but the endoscope has an ultrasound sensor on the end of the scope which produces an image of the tumor</w:t>
-      </w:r>
-    </w:p>
-    <w:p>
-      <w:r>
-        <w:pict>
-          <v:rect style="width:0;height:1.5pt" o:hralign="center" o:hrstd="t" o:hr="t"/>
-        </w:pict>
-      </w:r>
-    </w:p>
-    <w:p>
-      <w:pPr>
-        <w:pStyle w:val="FirstParagraph"/>
-      </w:pPr>
-      <w:r>
-        <w:t xml:space="preserve">In some cases, particularly for cancers in the stomach, it is important to look for signs of spread in the abdominal cavity. In some situations, cancers can spread in the abdominal cavity but the areas are so small they don’t show up on a CT scan. In these cases, a laparoscopy is helpful.</w:t>
-      </w:r>
-    </w:p>
-    <w:p>
-      <w:r>
-        <w:pict>
-          <v:rect style="width:0;height:1.5pt" o:hralign="center" o:hrstd="t" o:hr="t"/>
-        </w:pict>
-      </w:r>
-    </w:p>
-    <w:bookmarkStart w:id="16" w:name="laparoscopy"/>
-    <w:p>
-      <w:pPr>
-        <w:pStyle w:val="Heading2"/>
-      </w:pPr>
-      <w:r>
-        <w:t xml:space="preserve">5.1 Laparoscopy</w:t>
-      </w:r>
-    </w:p>
-    <w:p>
-      <w:pPr>
-        <w:pStyle w:val="FirstParagraph"/>
-      </w:pPr>
-      <w:r>
-        <w:t xml:space="preserve">Laparoscopy is a surgical procedure done under a general anesthetic. Several incisions ¼” long are made, and a telescope is inserted into the abdominal cavity. This allows an examination of the abdominal cavity to look for signs of spread.</w:t>
-      </w:r>
-    </w:p>
-    <w:p>
-      <w:pPr>
-        <w:pStyle w:val="BodyText"/>
-      </w:pPr>
-      <w:r>
-        <w:t xml:space="preserve">The procedure is usually done as an outpatient, so you can go home the same day.</w:t>
-      </w:r>
-    </w:p>
-    <w:p>
-      <w:r>
-        <w:pict>
-          <v:rect style="width:0;height:1.5pt" o:hralign="center" o:hrstd="t" o:hr="t"/>
-        </w:pict>
-      </w:r>
-    </w:p>
-    <w:p>
-      <w:pPr>
-        <w:pStyle w:val="FirstParagraph"/>
-      </w:pPr>
-      <w:r>
-        <w:t xml:space="preserve">The next video in our series discusses your esophageal cancer care team:</w:t>
-      </w:r>
-    </w:p>
-    <w:p>
-      <w:pPr>
-        <w:pStyle w:val="BodyText"/>
-      </w:pPr>
-      <w:hyperlink r:id="rId15">
-        <w:r>
-          <w:rPr>
-            <w:rStyle w:val="Hyperlink"/>
-          </w:rPr>
-          <w:t xml:space="preserve">Esophageal Cancer Care Team</w:t>
-        </w:r>
-      </w:hyperlink>
-    </w:p>
-    <w:p>
-      <w:r>
-        <w:pict>
-          <v:rect style="width:0;height:1.5pt" o:hralign="center" o:hrstd="t" o:hr="t"/>
-        </w:pict>
-      </w:r>
-    </w:p>
-    <w:p>
-      <w:pPr>
-        <w:pStyle w:val="FirstParagraph"/>
+        <w:t xml:space="preserve">is the second part of staging (46)</w:t>
+      </w:r>
+    </w:p>
+    <w:p>
+      <w:pPr>
+        <w:pStyle w:val="BodyText"/>
+      </w:pPr>
+      <w:r>
+        <w:t xml:space="preserve">Cancers with no signs of spread to the lymph nodes are considered</w:t>
+      </w:r>
+      <w:r>
+        <w:t xml:space="preserve"> </w:t>
+      </w:r>
+      <w:r>
+        <w:t xml:space="preserve">“N-zero”</w:t>
+      </w:r>
+      <w:r>
+        <w:t xml:space="preserve"> </w:t>
+      </w:r>
+      <w:r>
+        <w:t xml:space="preserve">(47)</w:t>
+      </w:r>
+    </w:p>
+    <w:p>
+      <w:pPr>
+        <w:pStyle w:val="BodyText"/>
+      </w:pPr>
+      <w:r>
+        <w:t xml:space="preserve">…while cancers with signs of spread to the lymph nodes are considered</w:t>
+      </w:r>
+      <w:r>
+        <w:t xml:space="preserve"> </w:t>
+      </w:r>
+      <w:r>
+        <w:t xml:space="preserve">“N-positive”</w:t>
+      </w:r>
+    </w:p>
+    <w:p>
+      <w:pPr>
+        <w:pStyle w:val="BodyText"/>
+      </w:pPr>
+      <w:r>
+        <w:t xml:space="preserve">A CT scan is usually the first test to look for enlarged lymph nodes. (48)</w:t>
+      </w:r>
+    </w:p>
+    <w:p>
+      <w:pPr>
+        <w:pStyle w:val="BodyText"/>
+      </w:pPr>
+      <w:r>
+        <w:t xml:space="preserve">A PET scan is similar to a CT scan. It differs because of a tracer which is injected intravenously which lights up areas of cancer (50)</w:t>
+      </w:r>
+    </w:p>
+    <w:p>
+      <w:pPr>
+        <w:pStyle w:val="BodyText"/>
+      </w:pPr>
+      <w:r>
+        <w:t xml:space="preserve">In this example of a PET scan, you can see how the area of the cancer lights up in yellow (51 - PET image)</w:t>
+      </w:r>
+    </w:p>
+    <w:p>
+      <w:pPr>
+        <w:pStyle w:val="BodyText"/>
+      </w:pPr>
+      <w:r>
+        <w:t xml:space="preserve">The third part of staging is the M stage, for metastasis. (52)</w:t>
+      </w:r>
+    </w:p>
+    <w:p>
+      <w:pPr>
+        <w:pStyle w:val="BodyText"/>
+      </w:pPr>
+      <w:r>
+        <w:t xml:space="preserve">Cancers that had not spread to other organs are considered M-zero (53)</w:t>
+      </w:r>
+    </w:p>
+    <w:p>
+      <w:pPr>
+        <w:pStyle w:val="BodyText"/>
+      </w:pPr>
+      <w:r>
+        <w:t xml:space="preserve">Cancers that have spread to other organs are considered M1 (54)</w:t>
+      </w:r>
+    </w:p>
+    <w:p>
+      <w:pPr>
+        <w:pStyle w:val="BodyText"/>
+      </w:pPr>
+      <w:r>
+        <w:t xml:space="preserve">There are several common sites to which gastric cancer can spread, such as the liver (55)</w:t>
+      </w:r>
+    </w:p>
+    <w:p>
+      <w:pPr>
+        <w:pStyle w:val="BodyText"/>
+      </w:pPr>
+      <w:r>
+        <w:t xml:space="preserve">… lungs (56)</w:t>
+      </w:r>
+    </w:p>
+    <w:p>
+      <w:pPr>
+        <w:pStyle w:val="BodyText"/>
+      </w:pPr>
+      <w:r>
+        <w:t xml:space="preserve">… or bones (57). The CT scan and PET scans are used to make sure there are no signs of spread.</w:t>
+      </w:r>
+    </w:p>
+    <w:p>
+      <w:pPr>
+        <w:pStyle w:val="BodyText"/>
+      </w:pPr>
+      <w:r>
+        <w:t xml:space="preserve">An additional pattern of potential spread is</w:t>
+      </w:r>
+      <w:r>
+        <w:t xml:space="preserve"> </w:t>
+      </w:r>
+      <w:r>
+        <w:rPr>
+          <w:i/>
+          <w:iCs/>
+        </w:rPr>
+        <w:t xml:space="preserve">carcinomatosis</w:t>
+      </w:r>
+      <w:r>
+        <w:t xml:space="preserve"> </w:t>
+      </w:r>
+      <w:r>
+        <w:t xml:space="preserve">(58). This is spread inside the abdominal cavity.</w:t>
+      </w:r>
+    </w:p>
+    <w:p>
+      <w:pPr>
+        <w:pStyle w:val="BodyText"/>
+      </w:pPr>
+      <w:r>
+        <w:t xml:space="preserve">A laparoscopy procedure is performed</w:t>
+      </w:r>
+    </w:p>
+    <w:p>
+      <w:pPr>
+        <w:pStyle w:val="BodyText"/>
+      </w:pPr>
+      <w:r>
+        <w:t xml:space="preserve">Cancer can grow in small nodules no larger than a grain of rice, and frequently can’t be seen on CT or PET scans. (59)</w:t>
+      </w:r>
+    </w:p>
+    <w:p>
+      <w:pPr>
+        <w:pStyle w:val="BodyText"/>
+      </w:pPr>
+      <w:r>
+        <w:t xml:space="preserve">Detection of carcinomatosis requires looking inside the abdodminal cavity with a small surgical procedure called</w:t>
+      </w:r>
+      <w:r>
+        <w:t xml:space="preserve"> </w:t>
+      </w:r>
+      <w:r>
+        <w:rPr>
+          <w:i/>
+          <w:iCs/>
+        </w:rPr>
+        <w:t xml:space="preserve">laparoscopy</w:t>
+      </w:r>
+      <w:r>
+        <w:t xml:space="preserve"> </w:t>
+      </w:r>
+      <w:r>
+        <w:t xml:space="preserve">(60)</w:t>
+      </w:r>
+    </w:p>
+    <w:p>
+      <w:pPr>
+        <w:pStyle w:val="BodyText"/>
+      </w:pPr>
+      <w:r>
+        <w:t xml:space="preserve">A laparoscope is a telescope the diameter of a pencil (63)</w:t>
+      </w:r>
+    </w:p>
+    <w:p>
+      <w:pPr>
+        <w:pStyle w:val="BodyText"/>
+      </w:pPr>
+      <w:r>
+        <w:t xml:space="preserve">A laparoscope can be used to inspect the inside of the abdomen through a small incision (64)</w:t>
+      </w:r>
+    </w:p>
+    <w:p>
+      <w:pPr>
+        <w:pStyle w:val="BodyText"/>
+      </w:pPr>
+      <w:r>
+        <w:t xml:space="preserve">To review, staging consists of three parts: T for Tumor N for Nodes and M for Metastasis (65)</w:t>
+      </w:r>
+    </w:p>
+    <w:p>
+      <w:pPr>
+        <w:pStyle w:val="BodyText"/>
+      </w:pPr>
+      <w:r>
+        <w:t xml:space="preserve">We will briefly summarize treatments:</w:t>
+      </w:r>
+    </w:p>
+    <w:p>
+      <w:pPr>
+        <w:pStyle w:val="BodyText"/>
+      </w:pPr>
+      <w:r>
+        <w:rPr>
+          <w:i/>
+          <w:iCs/>
+        </w:rPr>
+        <w:t xml:space="preserve">Superficial</w:t>
+      </w:r>
+      <w:r>
+        <w:t xml:space="preserve"> </w:t>
+      </w:r>
+      <w:r>
+        <w:t xml:space="preserve">cancers are T1 and limited to the mucosa. These can usually be treated with endoscopic therapy alone. Surgery can be avoided in many of these cases. (66)</w:t>
+      </w:r>
+    </w:p>
+    <w:p>
+      <w:pPr>
+        <w:pStyle w:val="BodyText"/>
+      </w:pPr>
+      <w:r>
+        <w:rPr>
+          <w:i/>
+          <w:iCs/>
+        </w:rPr>
+        <w:t xml:space="preserve">Localized</w:t>
+      </w:r>
+      <w:r>
+        <w:t xml:space="preserve"> </w:t>
+      </w:r>
+      <w:r>
+        <w:t xml:space="preserve">cancers are T2 tumors that invade the muscle and are treated with surgery, also termed esophagectomy (67)</w:t>
+      </w:r>
+    </w:p>
+    <w:p>
+      <w:pPr>
+        <w:pStyle w:val="BodyText"/>
+      </w:pPr>
+      <w:r>
+        <w:rPr>
+          <w:i/>
+          <w:iCs/>
+        </w:rPr>
+        <w:t xml:space="preserve">Locally-advanced</w:t>
+      </w:r>
+      <w:r>
+        <w:t xml:space="preserve"> </w:t>
+      </w:r>
+      <w:r>
+        <w:t xml:space="preserve">cancers are T3 or Node-positive and are usually treated with chemotherapy first, followed by surgery (68)</w:t>
+      </w:r>
+    </w:p>
+    <w:p>
+      <w:pPr>
+        <w:pStyle w:val="BodyText"/>
+      </w:pPr>
+      <w:r>
+        <w:rPr>
+          <w:i/>
+          <w:iCs/>
+        </w:rPr>
+        <w:t xml:space="preserve">Metastatic</w:t>
+      </w:r>
+      <w:r>
+        <w:t xml:space="preserve"> </w:t>
+      </w:r>
+      <w:r>
+        <w:t xml:space="preserve">cancers are treated initially with intravenous chemotherapy. (69)</w:t>
+      </w:r>
+    </w:p>
+    <w:p>
+      <w:pPr>
+        <w:pStyle w:val="BodyText"/>
+      </w:pPr>
+      <w:r>
+        <w:t xml:space="preserve">This allows cancer-killing drugs to circulate through the bloodstream (70)</w:t>
+      </w:r>
+    </w:p>
+    <w:p>
+      <w:pPr>
+        <w:pStyle w:val="BodyText"/>
+      </w:pPr>
+      <w:r>
+        <w:t xml:space="preserve">After initial treatment with chemotherapy, some patients are candidates for additional therapy (71)</w:t>
+      </w:r>
+    </w:p>
+    <w:p>
+      <w:pPr>
+        <w:pStyle w:val="BodyText"/>
+      </w:pPr>
+      <w:r>
+        <w:t xml:space="preserve">Surgery is used in some patients with metastatic disease after initial chemotherapy. (72)</w:t>
+      </w:r>
+    </w:p>
+    <w:p>
+      <w:pPr>
+        <w:pStyle w:val="BodyText"/>
+      </w:pPr>
+      <w:r>
+        <w:t xml:space="preserve">Gastrectomy can be used to remove the tumor in the stomach (73)</w:t>
+      </w:r>
+    </w:p>
+    <w:p>
+      <w:pPr>
+        <w:pStyle w:val="BodyText"/>
+      </w:pPr>
+      <w:r>
+        <w:t xml:space="preserve">Cytoreductive surgery can be used to remove areas of spread of cancer within the abdomen (74)</w:t>
+      </w:r>
+    </w:p>
+    <w:p>
+      <w:pPr>
+        <w:pStyle w:val="BodyText"/>
+      </w:pPr>
+      <w:r>
+        <w:t xml:space="preserve">In some patients, chemotherapy can be administered into the abdominal cavity, also known as</w:t>
+      </w:r>
+      <w:r>
+        <w:t xml:space="preserve"> </w:t>
+      </w:r>
+      <w:r>
+        <w:rPr>
+          <w:i/>
+          <w:iCs/>
+        </w:rPr>
+        <w:t xml:space="preserve">intraperitoneal</w:t>
+      </w:r>
+      <w:r>
+        <w:t xml:space="preserve"> </w:t>
+      </w:r>
+      <w:r>
+        <w:t xml:space="preserve">chemotherapy (75)</w:t>
+      </w:r>
+    </w:p>
+    <w:p>
+      <w:pPr>
+        <w:pStyle w:val="BodyText"/>
+      </w:pPr>
+      <w:r>
+        <w:t xml:space="preserve">Intraperitoneal chemotherapy can be administered as a surgical procedure called</w:t>
+      </w:r>
+      <w:r>
+        <w:t xml:space="preserve"> </w:t>
+      </w:r>
+      <w:r>
+        <w:rPr>
+          <w:i/>
+          <w:iCs/>
+        </w:rPr>
+        <w:t xml:space="preserve">HIPEC</w:t>
+      </w:r>
+      <w:r>
+        <w:t xml:space="preserve"> </w:t>
+      </w:r>
+      <w:r>
+        <w:t xml:space="preserve">(76)</w:t>
+      </w:r>
+    </w:p>
+    <w:p>
+      <w:pPr>
+        <w:pStyle w:val="BodyText"/>
+      </w:pPr>
+      <w:r>
+        <w:t xml:space="preserve">Intraperitoneal chemotherapy can also be administered as an outpatient after surgical placement of a intraperitoneal catheter</w:t>
+      </w:r>
+    </w:p>
+    <w:p>
+      <w:pPr>
+        <w:pStyle w:val="BodyText"/>
+      </w:pPr>
+      <w:r>
+        <w:t xml:space="preserve">78: Talking head</w:t>
+      </w:r>
+    </w:p>
+    <w:p>
+      <w:pPr>
+        <w:pStyle w:val="BodyText"/>
+      </w:pPr>
+      <w:r>
+        <w:t xml:space="preserve">We are working on preparing videos to address each of these different treatments.</w:t>
+      </w:r>
+    </w:p>
+    <w:p>
+      <w:pPr>
+        <w:pStyle w:val="BodyText"/>
       </w:pPr>
       <w:r>
         <w:t xml:space="preserve">We hope you have found this video helpful. This videos and others like it are designed to</w:t>
@@ -1044,41 +1169,9 @@
         <w:pStyle w:val="BodyText"/>
       </w:pPr>
       <w:r>
-        <w:t xml:space="preserve">and equip them for their discussions with their esophageal cancer care team.</w:t>
-      </w:r>
-    </w:p>
-    <w:p>
-      <w:pPr>
-        <w:pStyle w:val="BodyText"/>
-      </w:pPr>
-      <w:r>
-        <w:t xml:space="preserve">As always, these videos are no substitute for expert medical advice.</w:t>
-      </w:r>
-    </w:p>
-    <w:p>
-      <w:r>
-        <w:pict>
-          <v:rect style="width:0;height:1.5pt" o:hralign="center" o:hrstd="t" o:hr="t"/>
-        </w:pict>
-      </w:r>
-    </w:p>
-    <w:p>
-      <w:pPr>
-        <w:pStyle w:val="FirstParagraph"/>
-      </w:pPr>
-      <w:r>
-        <w:t xml:space="preserve">Feel free to leave a comment or a question, or if you have suggestions for future videos.</w:t>
-      </w:r>
-    </w:p>
-    <w:p>
-      <w:r>
-        <w:pict>
-          <v:rect style="width:0;height:1.5pt" o:hralign="center" o:hrstd="t" o:hr="t"/>
-        </w:pict>
-      </w:r>
-    </w:p>
-    <w:bookmarkEnd w:id="16"/>
-    <w:bookmarkEnd w:id="17"/>
+        <w:t xml:space="preserve">We are working to prepare additional videos, so please subscribe to be notified when we post new videos. Feel free to leave a comment about your experience with gastric cancer or if you have suggestions for new videos.</w:t>
+      </w:r>
+    </w:p>
     <w:sectPr>
       <w:footnotePr>
         <w:numRestart w:val="eachSect"/>
@@ -1189,6 +1282,686 @@
       </w:pPr>
     </w:lvl>
   </w:abstractNum>
+  <w:abstractNum w:abstractNumId="99436">
+    <w:nsid w:val="00A99436"/>
+    <w:multiLevelType w:val="multilevel"/>
+    <w:lvl w:ilvl="0">
+      <w:start w:val="6"/>
+      <w:numFmt w:val="decimal"/>
+      <w:lvlText w:val="(%1)"/>
+      <w:lvlJc w:val="left"/>
+      <w:pPr>
+        <w:ind w:left="720" w:hanging="360"/>
+      </w:pPr>
+    </w:lvl>
+    <w:lvl w:ilvl="1">
+      <w:start w:val="6"/>
+      <w:numFmt w:val="decimal"/>
+      <w:lvlText w:val="(%2)"/>
+      <w:lvlJc w:val="left"/>
+      <w:pPr>
+        <w:ind w:left="1440" w:hanging="360"/>
+      </w:pPr>
+    </w:lvl>
+    <w:lvl w:ilvl="2">
+      <w:start w:val="6"/>
+      <w:numFmt w:val="decimal"/>
+      <w:lvlText w:val="(%3)"/>
+      <w:lvlJc w:val="left"/>
+      <w:pPr>
+        <w:ind w:left="2160" w:hanging="360"/>
+      </w:pPr>
+    </w:lvl>
+    <w:lvl w:ilvl="3">
+      <w:start w:val="6"/>
+      <w:numFmt w:val="decimal"/>
+      <w:lvlText w:val="(%4)"/>
+      <w:lvlJc w:val="left"/>
+      <w:pPr>
+        <w:ind w:left="2880" w:hanging="360"/>
+      </w:pPr>
+    </w:lvl>
+    <w:lvl w:ilvl="4">
+      <w:start w:val="6"/>
+      <w:numFmt w:val="decimal"/>
+      <w:lvlText w:val="(%5)"/>
+      <w:lvlJc w:val="left"/>
+      <w:pPr>
+        <w:ind w:left="3600" w:hanging="360"/>
+      </w:pPr>
+    </w:lvl>
+    <w:lvl w:ilvl="5">
+      <w:start w:val="6"/>
+      <w:numFmt w:val="decimal"/>
+      <w:lvlText w:val="(%6)"/>
+      <w:lvlJc w:val="left"/>
+      <w:pPr>
+        <w:ind w:left="4320" w:hanging="360"/>
+      </w:pPr>
+    </w:lvl>
+    <w:lvl w:ilvl="6">
+      <w:start w:val="6"/>
+      <w:numFmt w:val="decimal"/>
+      <w:lvlText w:val="(%7)"/>
+      <w:lvlJc w:val="left"/>
+      <w:pPr>
+        <w:ind w:left="5040" w:hanging="360"/>
+      </w:pPr>
+    </w:lvl>
+    <w:lvl w:ilvl="7">
+      <w:start w:val="6"/>
+      <w:numFmt w:val="decimal"/>
+      <w:lvlText w:val="(%8)"/>
+      <w:lvlJc w:val="left"/>
+      <w:pPr>
+        <w:ind w:left="5760" w:hanging="360"/>
+      </w:pPr>
+    </w:lvl>
+    <w:lvl w:ilvl="8">
+      <w:start w:val="6"/>
+      <w:numFmt w:val="decimal"/>
+      <w:lvlText w:val="(%9)"/>
+      <w:lvlJc w:val="left"/>
+      <w:pPr>
+        <w:ind w:left="6480" w:hanging="360"/>
+      </w:pPr>
+    </w:lvl>
+  </w:abstractNum>
+  <w:abstractNum w:abstractNumId="99438">
+    <w:nsid w:val="00A99438"/>
+    <w:multiLevelType w:val="multilevel"/>
+    <w:lvl w:ilvl="0">
+      <w:start w:val="8"/>
+      <w:numFmt w:val="decimal"/>
+      <w:lvlText w:val="(%1)"/>
+      <w:lvlJc w:val="left"/>
+      <w:pPr>
+        <w:ind w:left="720" w:hanging="360"/>
+      </w:pPr>
+    </w:lvl>
+    <w:lvl w:ilvl="1">
+      <w:start w:val="8"/>
+      <w:numFmt w:val="decimal"/>
+      <w:lvlText w:val="(%2)"/>
+      <w:lvlJc w:val="left"/>
+      <w:pPr>
+        <w:ind w:left="1440" w:hanging="360"/>
+      </w:pPr>
+    </w:lvl>
+    <w:lvl w:ilvl="2">
+      <w:start w:val="8"/>
+      <w:numFmt w:val="decimal"/>
+      <w:lvlText w:val="(%3)"/>
+      <w:lvlJc w:val="left"/>
+      <w:pPr>
+        <w:ind w:left="2160" w:hanging="360"/>
+      </w:pPr>
+    </w:lvl>
+    <w:lvl w:ilvl="3">
+      <w:start w:val="8"/>
+      <w:numFmt w:val="decimal"/>
+      <w:lvlText w:val="(%4)"/>
+      <w:lvlJc w:val="left"/>
+      <w:pPr>
+        <w:ind w:left="2880" w:hanging="360"/>
+      </w:pPr>
+    </w:lvl>
+    <w:lvl w:ilvl="4">
+      <w:start w:val="8"/>
+      <w:numFmt w:val="decimal"/>
+      <w:lvlText w:val="(%5)"/>
+      <w:lvlJc w:val="left"/>
+      <w:pPr>
+        <w:ind w:left="3600" w:hanging="360"/>
+      </w:pPr>
+    </w:lvl>
+    <w:lvl w:ilvl="5">
+      <w:start w:val="8"/>
+      <w:numFmt w:val="decimal"/>
+      <w:lvlText w:val="(%6)"/>
+      <w:lvlJc w:val="left"/>
+      <w:pPr>
+        <w:ind w:left="4320" w:hanging="360"/>
+      </w:pPr>
+    </w:lvl>
+    <w:lvl w:ilvl="6">
+      <w:start w:val="8"/>
+      <w:numFmt w:val="decimal"/>
+      <w:lvlText w:val="(%7)"/>
+      <w:lvlJc w:val="left"/>
+      <w:pPr>
+        <w:ind w:left="5040" w:hanging="360"/>
+      </w:pPr>
+    </w:lvl>
+    <w:lvl w:ilvl="7">
+      <w:start w:val="8"/>
+      <w:numFmt w:val="decimal"/>
+      <w:lvlText w:val="(%8)"/>
+      <w:lvlJc w:val="left"/>
+      <w:pPr>
+        <w:ind w:left="5760" w:hanging="360"/>
+      </w:pPr>
+    </w:lvl>
+    <w:lvl w:ilvl="8">
+      <w:start w:val="8"/>
+      <w:numFmt w:val="decimal"/>
+      <w:lvlText w:val="(%9)"/>
+      <w:lvlJc w:val="left"/>
+      <w:pPr>
+        <w:ind w:left="6480" w:hanging="360"/>
+      </w:pPr>
+    </w:lvl>
+  </w:abstractNum>
+  <w:abstractNum w:abstractNumId="994310">
+    <w:nsid w:val="0A994310"/>
+    <w:multiLevelType w:val="multilevel"/>
+    <w:lvl w:ilvl="0">
+      <w:start w:val="10"/>
+      <w:numFmt w:val="decimal"/>
+      <w:lvlText w:val="(%1)"/>
+      <w:lvlJc w:val="left"/>
+      <w:pPr>
+        <w:ind w:left="720" w:hanging="360"/>
+      </w:pPr>
+    </w:lvl>
+    <w:lvl w:ilvl="1">
+      <w:start w:val="10"/>
+      <w:numFmt w:val="decimal"/>
+      <w:lvlText w:val="(%2)"/>
+      <w:lvlJc w:val="left"/>
+      <w:pPr>
+        <w:ind w:left="1440" w:hanging="360"/>
+      </w:pPr>
+    </w:lvl>
+    <w:lvl w:ilvl="2">
+      <w:start w:val="10"/>
+      <w:numFmt w:val="decimal"/>
+      <w:lvlText w:val="(%3)"/>
+      <w:lvlJc w:val="left"/>
+      <w:pPr>
+        <w:ind w:left="2160" w:hanging="360"/>
+      </w:pPr>
+    </w:lvl>
+    <w:lvl w:ilvl="3">
+      <w:start w:val="10"/>
+      <w:numFmt w:val="decimal"/>
+      <w:lvlText w:val="(%4)"/>
+      <w:lvlJc w:val="left"/>
+      <w:pPr>
+        <w:ind w:left="2880" w:hanging="360"/>
+      </w:pPr>
+    </w:lvl>
+    <w:lvl w:ilvl="4">
+      <w:start w:val="10"/>
+      <w:numFmt w:val="decimal"/>
+      <w:lvlText w:val="(%5)"/>
+      <w:lvlJc w:val="left"/>
+      <w:pPr>
+        <w:ind w:left="3600" w:hanging="360"/>
+      </w:pPr>
+    </w:lvl>
+    <w:lvl w:ilvl="5">
+      <w:start w:val="10"/>
+      <w:numFmt w:val="decimal"/>
+      <w:lvlText w:val="(%6)"/>
+      <w:lvlJc w:val="left"/>
+      <w:pPr>
+        <w:ind w:left="4320" w:hanging="360"/>
+      </w:pPr>
+    </w:lvl>
+    <w:lvl w:ilvl="6">
+      <w:start w:val="10"/>
+      <w:numFmt w:val="decimal"/>
+      <w:lvlText w:val="(%7)"/>
+      <w:lvlJc w:val="left"/>
+      <w:pPr>
+        <w:ind w:left="5040" w:hanging="360"/>
+      </w:pPr>
+    </w:lvl>
+    <w:lvl w:ilvl="7">
+      <w:start w:val="10"/>
+      <w:numFmt w:val="decimal"/>
+      <w:lvlText w:val="(%8)"/>
+      <w:lvlJc w:val="left"/>
+      <w:pPr>
+        <w:ind w:left="5760" w:hanging="360"/>
+      </w:pPr>
+    </w:lvl>
+    <w:lvl w:ilvl="8">
+      <w:start w:val="10"/>
+      <w:numFmt w:val="decimal"/>
+      <w:lvlText w:val="(%9)"/>
+      <w:lvlJc w:val="left"/>
+      <w:pPr>
+        <w:ind w:left="6480" w:hanging="360"/>
+      </w:pPr>
+    </w:lvl>
+  </w:abstractNum>
+  <w:abstractNum w:abstractNumId="994312">
+    <w:nsid w:val="0A994312"/>
+    <w:multiLevelType w:val="multilevel"/>
+    <w:lvl w:ilvl="0">
+      <w:start w:val="12"/>
+      <w:numFmt w:val="decimal"/>
+      <w:lvlText w:val="(%1)"/>
+      <w:lvlJc w:val="left"/>
+      <w:pPr>
+        <w:ind w:left="720" w:hanging="360"/>
+      </w:pPr>
+    </w:lvl>
+    <w:lvl w:ilvl="1">
+      <w:start w:val="12"/>
+      <w:numFmt w:val="decimal"/>
+      <w:lvlText w:val="(%2)"/>
+      <w:lvlJc w:val="left"/>
+      <w:pPr>
+        <w:ind w:left="1440" w:hanging="360"/>
+      </w:pPr>
+    </w:lvl>
+    <w:lvl w:ilvl="2">
+      <w:start w:val="12"/>
+      <w:numFmt w:val="decimal"/>
+      <w:lvlText w:val="(%3)"/>
+      <w:lvlJc w:val="left"/>
+      <w:pPr>
+        <w:ind w:left="2160" w:hanging="360"/>
+      </w:pPr>
+    </w:lvl>
+    <w:lvl w:ilvl="3">
+      <w:start w:val="12"/>
+      <w:numFmt w:val="decimal"/>
+      <w:lvlText w:val="(%4)"/>
+      <w:lvlJc w:val="left"/>
+      <w:pPr>
+        <w:ind w:left="2880" w:hanging="360"/>
+      </w:pPr>
+    </w:lvl>
+    <w:lvl w:ilvl="4">
+      <w:start w:val="12"/>
+      <w:numFmt w:val="decimal"/>
+      <w:lvlText w:val="(%5)"/>
+      <w:lvlJc w:val="left"/>
+      <w:pPr>
+        <w:ind w:left="3600" w:hanging="360"/>
+      </w:pPr>
+    </w:lvl>
+    <w:lvl w:ilvl="5">
+      <w:start w:val="12"/>
+      <w:numFmt w:val="decimal"/>
+      <w:lvlText w:val="(%6)"/>
+      <w:lvlJc w:val="left"/>
+      <w:pPr>
+        <w:ind w:left="4320" w:hanging="360"/>
+      </w:pPr>
+    </w:lvl>
+    <w:lvl w:ilvl="6">
+      <w:start w:val="12"/>
+      <w:numFmt w:val="decimal"/>
+      <w:lvlText w:val="(%7)"/>
+      <w:lvlJc w:val="left"/>
+      <w:pPr>
+        <w:ind w:left="5040" w:hanging="360"/>
+      </w:pPr>
+    </w:lvl>
+    <w:lvl w:ilvl="7">
+      <w:start w:val="12"/>
+      <w:numFmt w:val="decimal"/>
+      <w:lvlText w:val="(%8)"/>
+      <w:lvlJc w:val="left"/>
+      <w:pPr>
+        <w:ind w:left="5760" w:hanging="360"/>
+      </w:pPr>
+    </w:lvl>
+    <w:lvl w:ilvl="8">
+      <w:start w:val="12"/>
+      <w:numFmt w:val="decimal"/>
+      <w:lvlText w:val="(%9)"/>
+      <w:lvlJc w:val="left"/>
+      <w:pPr>
+        <w:ind w:left="6480" w:hanging="360"/>
+      </w:pPr>
+    </w:lvl>
+  </w:abstractNum>
+  <w:abstractNum w:abstractNumId="994316">
+    <w:nsid w:val="0A994316"/>
+    <w:multiLevelType w:val="multilevel"/>
+    <w:lvl w:ilvl="0">
+      <w:start w:val="16"/>
+      <w:numFmt w:val="decimal"/>
+      <w:lvlText w:val="(%1)"/>
+      <w:lvlJc w:val="left"/>
+      <w:pPr>
+        <w:ind w:left="720" w:hanging="360"/>
+      </w:pPr>
+    </w:lvl>
+    <w:lvl w:ilvl="1">
+      <w:start w:val="16"/>
+      <w:numFmt w:val="decimal"/>
+      <w:lvlText w:val="(%2)"/>
+      <w:lvlJc w:val="left"/>
+      <w:pPr>
+        <w:ind w:left="1440" w:hanging="360"/>
+      </w:pPr>
+    </w:lvl>
+    <w:lvl w:ilvl="2">
+      <w:start w:val="16"/>
+      <w:numFmt w:val="decimal"/>
+      <w:lvlText w:val="(%3)"/>
+      <w:lvlJc w:val="left"/>
+      <w:pPr>
+        <w:ind w:left="2160" w:hanging="360"/>
+      </w:pPr>
+    </w:lvl>
+    <w:lvl w:ilvl="3">
+      <w:start w:val="16"/>
+      <w:numFmt w:val="decimal"/>
+      <w:lvlText w:val="(%4)"/>
+      <w:lvlJc w:val="left"/>
+      <w:pPr>
+        <w:ind w:left="2880" w:hanging="360"/>
+      </w:pPr>
+    </w:lvl>
+    <w:lvl w:ilvl="4">
+      <w:start w:val="16"/>
+      <w:numFmt w:val="decimal"/>
+      <w:lvlText w:val="(%5)"/>
+      <w:lvlJc w:val="left"/>
+      <w:pPr>
+        <w:ind w:left="3600" w:hanging="360"/>
+      </w:pPr>
+    </w:lvl>
+    <w:lvl w:ilvl="5">
+      <w:start w:val="16"/>
+      <w:numFmt w:val="decimal"/>
+      <w:lvlText w:val="(%6)"/>
+      <w:lvlJc w:val="left"/>
+      <w:pPr>
+        <w:ind w:left="4320" w:hanging="360"/>
+      </w:pPr>
+    </w:lvl>
+    <w:lvl w:ilvl="6">
+      <w:start w:val="16"/>
+      <w:numFmt w:val="decimal"/>
+      <w:lvlText w:val="(%7)"/>
+      <w:lvlJc w:val="left"/>
+      <w:pPr>
+        <w:ind w:left="5040" w:hanging="360"/>
+      </w:pPr>
+    </w:lvl>
+    <w:lvl w:ilvl="7">
+      <w:start w:val="16"/>
+      <w:numFmt w:val="decimal"/>
+      <w:lvlText w:val="(%8)"/>
+      <w:lvlJc w:val="left"/>
+      <w:pPr>
+        <w:ind w:left="5760" w:hanging="360"/>
+      </w:pPr>
+    </w:lvl>
+    <w:lvl w:ilvl="8">
+      <w:start w:val="16"/>
+      <w:numFmt w:val="decimal"/>
+      <w:lvlText w:val="(%9)"/>
+      <w:lvlJc w:val="left"/>
+      <w:pPr>
+        <w:ind w:left="6480" w:hanging="360"/>
+      </w:pPr>
+    </w:lvl>
+  </w:abstractNum>
+  <w:abstractNum w:abstractNumId="994318">
+    <w:nsid w:val="0A994318"/>
+    <w:multiLevelType w:val="multilevel"/>
+    <w:lvl w:ilvl="0">
+      <w:start w:val="18"/>
+      <w:numFmt w:val="decimal"/>
+      <w:lvlText w:val="(%1)"/>
+      <w:lvlJc w:val="left"/>
+      <w:pPr>
+        <w:ind w:left="720" w:hanging="360"/>
+      </w:pPr>
+    </w:lvl>
+    <w:lvl w:ilvl="1">
+      <w:start w:val="18"/>
+      <w:numFmt w:val="decimal"/>
+      <w:lvlText w:val="(%2)"/>
+      <w:lvlJc w:val="left"/>
+      <w:pPr>
+        <w:ind w:left="1440" w:hanging="360"/>
+      </w:pPr>
+    </w:lvl>
+    <w:lvl w:ilvl="2">
+      <w:start w:val="18"/>
+      <w:numFmt w:val="decimal"/>
+      <w:lvlText w:val="(%3)"/>
+      <w:lvlJc w:val="left"/>
+      <w:pPr>
+        <w:ind w:left="2160" w:hanging="360"/>
+      </w:pPr>
+    </w:lvl>
+    <w:lvl w:ilvl="3">
+      <w:start w:val="18"/>
+      <w:numFmt w:val="decimal"/>
+      <w:lvlText w:val="(%4)"/>
+      <w:lvlJc w:val="left"/>
+      <w:pPr>
+        <w:ind w:left="2880" w:hanging="360"/>
+      </w:pPr>
+    </w:lvl>
+    <w:lvl w:ilvl="4">
+      <w:start w:val="18"/>
+      <w:numFmt w:val="decimal"/>
+      <w:lvlText w:val="(%5)"/>
+      <w:lvlJc w:val="left"/>
+      <w:pPr>
+        <w:ind w:left="3600" w:hanging="360"/>
+      </w:pPr>
+    </w:lvl>
+    <w:lvl w:ilvl="5">
+      <w:start w:val="18"/>
+      <w:numFmt w:val="decimal"/>
+      <w:lvlText w:val="(%6)"/>
+      <w:lvlJc w:val="left"/>
+      <w:pPr>
+        <w:ind w:left="4320" w:hanging="360"/>
+      </w:pPr>
+    </w:lvl>
+    <w:lvl w:ilvl="6">
+      <w:start w:val="18"/>
+      <w:numFmt w:val="decimal"/>
+      <w:lvlText w:val="(%7)"/>
+      <w:lvlJc w:val="left"/>
+      <w:pPr>
+        <w:ind w:left="5040" w:hanging="360"/>
+      </w:pPr>
+    </w:lvl>
+    <w:lvl w:ilvl="7">
+      <w:start w:val="18"/>
+      <w:numFmt w:val="decimal"/>
+      <w:lvlText w:val="(%8)"/>
+      <w:lvlJc w:val="left"/>
+      <w:pPr>
+        <w:ind w:left="5760" w:hanging="360"/>
+      </w:pPr>
+    </w:lvl>
+    <w:lvl w:ilvl="8">
+      <w:start w:val="18"/>
+      <w:numFmt w:val="decimal"/>
+      <w:lvlText w:val="(%9)"/>
+      <w:lvlJc w:val="left"/>
+      <w:pPr>
+        <w:ind w:left="6480" w:hanging="360"/>
+      </w:pPr>
+    </w:lvl>
+  </w:abstractNum>
+  <w:abstractNum w:abstractNumId="994319">
+    <w:nsid w:val="0A994319"/>
+    <w:multiLevelType w:val="multilevel"/>
+    <w:lvl w:ilvl="0">
+      <w:start w:val="19"/>
+      <w:numFmt w:val="decimal"/>
+      <w:lvlText w:val="(%1)"/>
+      <w:lvlJc w:val="left"/>
+      <w:pPr>
+        <w:ind w:left="720" w:hanging="360"/>
+      </w:pPr>
+    </w:lvl>
+    <w:lvl w:ilvl="1">
+      <w:start w:val="19"/>
+      <w:numFmt w:val="decimal"/>
+      <w:lvlText w:val="(%2)"/>
+      <w:lvlJc w:val="left"/>
+      <w:pPr>
+        <w:ind w:left="1440" w:hanging="360"/>
+      </w:pPr>
+    </w:lvl>
+    <w:lvl w:ilvl="2">
+      <w:start w:val="19"/>
+      <w:numFmt w:val="decimal"/>
+      <w:lvlText w:val="(%3)"/>
+      <w:lvlJc w:val="left"/>
+      <w:pPr>
+        <w:ind w:left="2160" w:hanging="360"/>
+      </w:pPr>
+    </w:lvl>
+    <w:lvl w:ilvl="3">
+      <w:start w:val="19"/>
+      <w:numFmt w:val="decimal"/>
+      <w:lvlText w:val="(%4)"/>
+      <w:lvlJc w:val="left"/>
+      <w:pPr>
+        <w:ind w:left="2880" w:hanging="360"/>
+      </w:pPr>
+    </w:lvl>
+    <w:lvl w:ilvl="4">
+      <w:start w:val="19"/>
+      <w:numFmt w:val="decimal"/>
+      <w:lvlText w:val="(%5)"/>
+      <w:lvlJc w:val="left"/>
+      <w:pPr>
+        <w:ind w:left="3600" w:hanging="360"/>
+      </w:pPr>
+    </w:lvl>
+    <w:lvl w:ilvl="5">
+      <w:start w:val="19"/>
+      <w:numFmt w:val="decimal"/>
+      <w:lvlText w:val="(%6)"/>
+      <w:lvlJc w:val="left"/>
+      <w:pPr>
+        <w:ind w:left="4320" w:hanging="360"/>
+      </w:pPr>
+    </w:lvl>
+    <w:lvl w:ilvl="6">
+      <w:start w:val="19"/>
+      <w:numFmt w:val="decimal"/>
+      <w:lvlText w:val="(%7)"/>
+      <w:lvlJc w:val="left"/>
+      <w:pPr>
+        <w:ind w:left="5040" w:hanging="360"/>
+      </w:pPr>
+    </w:lvl>
+    <w:lvl w:ilvl="7">
+      <w:start w:val="19"/>
+      <w:numFmt w:val="decimal"/>
+      <w:lvlText w:val="(%8)"/>
+      <w:lvlJc w:val="left"/>
+      <w:pPr>
+        <w:ind w:left="5760" w:hanging="360"/>
+      </w:pPr>
+    </w:lvl>
+    <w:lvl w:ilvl="8">
+      <w:start w:val="19"/>
+      <w:numFmt w:val="decimal"/>
+      <w:lvlText w:val="(%9)"/>
+      <w:lvlJc w:val="left"/>
+      <w:pPr>
+        <w:ind w:left="6480" w:hanging="360"/>
+      </w:pPr>
+    </w:lvl>
+  </w:abstractNum>
+  <w:abstractNum w:abstractNumId="994321">
+    <w:nsid w:val="0A994321"/>
+    <w:multiLevelType w:val="multilevel"/>
+    <w:lvl w:ilvl="0">
+      <w:start w:val="21"/>
+      <w:numFmt w:val="decimal"/>
+      <w:lvlText w:val="(%1)"/>
+      <w:lvlJc w:val="left"/>
+      <w:pPr>
+        <w:ind w:left="720" w:hanging="360"/>
+      </w:pPr>
+    </w:lvl>
+    <w:lvl w:ilvl="1">
+      <w:start w:val="21"/>
+      <w:numFmt w:val="decimal"/>
+      <w:lvlText w:val="(%2)"/>
+      <w:lvlJc w:val="left"/>
+      <w:pPr>
+        <w:ind w:left="1440" w:hanging="360"/>
+      </w:pPr>
+    </w:lvl>
+    <w:lvl w:ilvl="2">
+      <w:start w:val="21"/>
+      <w:numFmt w:val="decimal"/>
+      <w:lvlText w:val="(%3)"/>
+      <w:lvlJc w:val="left"/>
+      <w:pPr>
+        <w:ind w:left="2160" w:hanging="360"/>
+      </w:pPr>
+    </w:lvl>
+    <w:lvl w:ilvl="3">
+      <w:start w:val="21"/>
+      <w:numFmt w:val="decimal"/>
+      <w:lvlText w:val="(%4)"/>
+      <w:lvlJc w:val="left"/>
+      <w:pPr>
+        <w:ind w:left="2880" w:hanging="360"/>
+      </w:pPr>
+    </w:lvl>
+    <w:lvl w:ilvl="4">
+      <w:start w:val="21"/>
+      <w:numFmt w:val="decimal"/>
+      <w:lvlText w:val="(%5)"/>
+      <w:lvlJc w:val="left"/>
+      <w:pPr>
+        <w:ind w:left="3600" w:hanging="360"/>
+      </w:pPr>
+    </w:lvl>
+    <w:lvl w:ilvl="5">
+      <w:start w:val="21"/>
+      <w:numFmt w:val="decimal"/>
+      <w:lvlText w:val="(%6)"/>
+      <w:lvlJc w:val="left"/>
+      <w:pPr>
+        <w:ind w:left="4320" w:hanging="360"/>
+      </w:pPr>
+    </w:lvl>
+    <w:lvl w:ilvl="6">
+      <w:start w:val="21"/>
+      <w:numFmt w:val="decimal"/>
+      <w:lvlText w:val="(%7)"/>
+      <w:lvlJc w:val="left"/>
+      <w:pPr>
+        <w:ind w:left="5040" w:hanging="360"/>
+      </w:pPr>
+    </w:lvl>
+    <w:lvl w:ilvl="7">
+      <w:start w:val="21"/>
+      <w:numFmt w:val="decimal"/>
+      <w:lvlText w:val="(%8)"/>
+      <w:lvlJc w:val="left"/>
+      <w:pPr>
+        <w:ind w:left="5760" w:hanging="360"/>
+      </w:pPr>
+    </w:lvl>
+    <w:lvl w:ilvl="8">
+      <w:start w:val="21"/>
+      <w:numFmt w:val="decimal"/>
+      <w:lvlText w:val="(%9)"/>
+      <w:lvlJc w:val="left"/>
+      <w:pPr>
+        <w:ind w:left="6480" w:hanging="360"/>
+      </w:pPr>
+    </w:lvl>
+  </w:abstractNum>
   <w:abstractNum w:abstractNumId="991">
     <w:nsid w:val="0000A991"/>
     <w:multiLevelType w:val="multilevel"/>
@@ -1296,15 +2069,246 @@
     <w:abstractNumId w:val="990"/>
   </w:num>
   <w:num w:numId="1001">
-    <w:abstractNumId w:val="991"/>
+    <w:abstractNumId w:val="99436"/>
+    <w:lvlOverride w:ilvl="0">
+      <w:startOverride w:val="6"/>
+    </w:lvlOverride>
+    <w:lvlOverride w:ilvl="1">
+      <w:startOverride w:val="6"/>
+    </w:lvlOverride>
+    <w:lvlOverride w:ilvl="2">
+      <w:startOverride w:val="6"/>
+    </w:lvlOverride>
+    <w:lvlOverride w:ilvl="3">
+      <w:startOverride w:val="6"/>
+    </w:lvlOverride>
+    <w:lvlOverride w:ilvl="4">
+      <w:startOverride w:val="6"/>
+    </w:lvlOverride>
+    <w:lvlOverride w:ilvl="5">
+      <w:startOverride w:val="6"/>
+    </w:lvlOverride>
+    <w:lvlOverride w:ilvl="6">
+      <w:startOverride w:val="6"/>
+    </w:lvlOverride>
+    <w:lvlOverride w:ilvl="7">
+      <w:startOverride w:val="6"/>
+    </w:lvlOverride>
+    <w:lvlOverride w:ilvl="8">
+      <w:startOverride w:val="6"/>
+    </w:lvlOverride>
   </w:num>
   <w:num w:numId="1002">
-    <w:abstractNumId w:val="991"/>
+    <w:abstractNumId w:val="99438"/>
+    <w:lvlOverride w:ilvl="0">
+      <w:startOverride w:val="8"/>
+    </w:lvlOverride>
+    <w:lvlOverride w:ilvl="1">
+      <w:startOverride w:val="8"/>
+    </w:lvlOverride>
+    <w:lvlOverride w:ilvl="2">
+      <w:startOverride w:val="8"/>
+    </w:lvlOverride>
+    <w:lvlOverride w:ilvl="3">
+      <w:startOverride w:val="8"/>
+    </w:lvlOverride>
+    <w:lvlOverride w:ilvl="4">
+      <w:startOverride w:val="8"/>
+    </w:lvlOverride>
+    <w:lvlOverride w:ilvl="5">
+      <w:startOverride w:val="8"/>
+    </w:lvlOverride>
+    <w:lvlOverride w:ilvl="6">
+      <w:startOverride w:val="8"/>
+    </w:lvlOverride>
+    <w:lvlOverride w:ilvl="7">
+      <w:startOverride w:val="8"/>
+    </w:lvlOverride>
+    <w:lvlOverride w:ilvl="8">
+      <w:startOverride w:val="8"/>
+    </w:lvlOverride>
   </w:num>
   <w:num w:numId="1003">
-    <w:abstractNumId w:val="991"/>
+    <w:abstractNumId w:val="994310"/>
+    <w:lvlOverride w:ilvl="0">
+      <w:startOverride w:val="10"/>
+    </w:lvlOverride>
+    <w:lvlOverride w:ilvl="1">
+      <w:startOverride w:val="10"/>
+    </w:lvlOverride>
+    <w:lvlOverride w:ilvl="2">
+      <w:startOverride w:val="10"/>
+    </w:lvlOverride>
+    <w:lvlOverride w:ilvl="3">
+      <w:startOverride w:val="10"/>
+    </w:lvlOverride>
+    <w:lvlOverride w:ilvl="4">
+      <w:startOverride w:val="10"/>
+    </w:lvlOverride>
+    <w:lvlOverride w:ilvl="5">
+      <w:startOverride w:val="10"/>
+    </w:lvlOverride>
+    <w:lvlOverride w:ilvl="6">
+      <w:startOverride w:val="10"/>
+    </w:lvlOverride>
+    <w:lvlOverride w:ilvl="7">
+      <w:startOverride w:val="10"/>
+    </w:lvlOverride>
+    <w:lvlOverride w:ilvl="8">
+      <w:startOverride w:val="10"/>
+    </w:lvlOverride>
   </w:num>
   <w:num w:numId="1004">
+    <w:abstractNumId w:val="994312"/>
+    <w:lvlOverride w:ilvl="0">
+      <w:startOverride w:val="12"/>
+    </w:lvlOverride>
+    <w:lvlOverride w:ilvl="1">
+      <w:startOverride w:val="12"/>
+    </w:lvlOverride>
+    <w:lvlOverride w:ilvl="2">
+      <w:startOverride w:val="12"/>
+    </w:lvlOverride>
+    <w:lvlOverride w:ilvl="3">
+      <w:startOverride w:val="12"/>
+    </w:lvlOverride>
+    <w:lvlOverride w:ilvl="4">
+      <w:startOverride w:val="12"/>
+    </w:lvlOverride>
+    <w:lvlOverride w:ilvl="5">
+      <w:startOverride w:val="12"/>
+    </w:lvlOverride>
+    <w:lvlOverride w:ilvl="6">
+      <w:startOverride w:val="12"/>
+    </w:lvlOverride>
+    <w:lvlOverride w:ilvl="7">
+      <w:startOverride w:val="12"/>
+    </w:lvlOverride>
+    <w:lvlOverride w:ilvl="8">
+      <w:startOverride w:val="12"/>
+    </w:lvlOverride>
+  </w:num>
+  <w:num w:numId="1005">
+    <w:abstractNumId w:val="994316"/>
+    <w:lvlOverride w:ilvl="0">
+      <w:startOverride w:val="16"/>
+    </w:lvlOverride>
+    <w:lvlOverride w:ilvl="1">
+      <w:startOverride w:val="16"/>
+    </w:lvlOverride>
+    <w:lvlOverride w:ilvl="2">
+      <w:startOverride w:val="16"/>
+    </w:lvlOverride>
+    <w:lvlOverride w:ilvl="3">
+      <w:startOverride w:val="16"/>
+    </w:lvlOverride>
+    <w:lvlOverride w:ilvl="4">
+      <w:startOverride w:val="16"/>
+    </w:lvlOverride>
+    <w:lvlOverride w:ilvl="5">
+      <w:startOverride w:val="16"/>
+    </w:lvlOverride>
+    <w:lvlOverride w:ilvl="6">
+      <w:startOverride w:val="16"/>
+    </w:lvlOverride>
+    <w:lvlOverride w:ilvl="7">
+      <w:startOverride w:val="16"/>
+    </w:lvlOverride>
+    <w:lvlOverride w:ilvl="8">
+      <w:startOverride w:val="16"/>
+    </w:lvlOverride>
+  </w:num>
+  <w:num w:numId="1006">
+    <w:abstractNumId w:val="994318"/>
+    <w:lvlOverride w:ilvl="0">
+      <w:startOverride w:val="18"/>
+    </w:lvlOverride>
+    <w:lvlOverride w:ilvl="1">
+      <w:startOverride w:val="18"/>
+    </w:lvlOverride>
+    <w:lvlOverride w:ilvl="2">
+      <w:startOverride w:val="18"/>
+    </w:lvlOverride>
+    <w:lvlOverride w:ilvl="3">
+      <w:startOverride w:val="18"/>
+    </w:lvlOverride>
+    <w:lvlOverride w:ilvl="4">
+      <w:startOverride w:val="18"/>
+    </w:lvlOverride>
+    <w:lvlOverride w:ilvl="5">
+      <w:startOverride w:val="18"/>
+    </w:lvlOverride>
+    <w:lvlOverride w:ilvl="6">
+      <w:startOverride w:val="18"/>
+    </w:lvlOverride>
+    <w:lvlOverride w:ilvl="7">
+      <w:startOverride w:val="18"/>
+    </w:lvlOverride>
+    <w:lvlOverride w:ilvl="8">
+      <w:startOverride w:val="18"/>
+    </w:lvlOverride>
+  </w:num>
+  <w:num w:numId="1007">
+    <w:abstractNumId w:val="994319"/>
+    <w:lvlOverride w:ilvl="0">
+      <w:startOverride w:val="19"/>
+    </w:lvlOverride>
+    <w:lvlOverride w:ilvl="1">
+      <w:startOverride w:val="19"/>
+    </w:lvlOverride>
+    <w:lvlOverride w:ilvl="2">
+      <w:startOverride w:val="19"/>
+    </w:lvlOverride>
+    <w:lvlOverride w:ilvl="3">
+      <w:startOverride w:val="19"/>
+    </w:lvlOverride>
+    <w:lvlOverride w:ilvl="4">
+      <w:startOverride w:val="19"/>
+    </w:lvlOverride>
+    <w:lvlOverride w:ilvl="5">
+      <w:startOverride w:val="19"/>
+    </w:lvlOverride>
+    <w:lvlOverride w:ilvl="6">
+      <w:startOverride w:val="19"/>
+    </w:lvlOverride>
+    <w:lvlOverride w:ilvl="7">
+      <w:startOverride w:val="19"/>
+    </w:lvlOverride>
+    <w:lvlOverride w:ilvl="8">
+      <w:startOverride w:val="19"/>
+    </w:lvlOverride>
+  </w:num>
+  <w:num w:numId="1008">
+    <w:abstractNumId w:val="994321"/>
+    <w:lvlOverride w:ilvl="0">
+      <w:startOverride w:val="21"/>
+    </w:lvlOverride>
+    <w:lvlOverride w:ilvl="1">
+      <w:startOverride w:val="21"/>
+    </w:lvlOverride>
+    <w:lvlOverride w:ilvl="2">
+      <w:startOverride w:val="21"/>
+    </w:lvlOverride>
+    <w:lvlOverride w:ilvl="3">
+      <w:startOverride w:val="21"/>
+    </w:lvlOverride>
+    <w:lvlOverride w:ilvl="4">
+      <w:startOverride w:val="21"/>
+    </w:lvlOverride>
+    <w:lvlOverride w:ilvl="5">
+      <w:startOverride w:val="21"/>
+    </w:lvlOverride>
+    <w:lvlOverride w:ilvl="6">
+      <w:startOverride w:val="21"/>
+    </w:lvlOverride>
+    <w:lvlOverride w:ilvl="7">
+      <w:startOverride w:val="21"/>
+    </w:lvlOverride>
+    <w:lvlOverride w:ilvl="8">
+      <w:startOverride w:val="21"/>
+    </w:lvlOverride>
+  </w:num>
+  <w:num w:numId="1009">
     <w:abstractNumId w:val="991"/>
   </w:num>
 </w:numbering>

--- a/gastric_dx_staging.docx
+++ b/gastric_dx_staging.docx
@@ -312,9 +312,19 @@
         <w:t xml:space="preserve">tumor of the stomach may grow over time, but it won’t ever spread anywhere else</w:t>
       </w:r>
     </w:p>
-    <w:p>
-      <w:pPr>
-        <w:pStyle w:val="BodyText"/>
+    <w:bookmarkEnd w:id="20"/>
+    <w:bookmarkStart w:id="21" w:name="tumor-1"/>
+    <w:p>
+      <w:pPr>
+        <w:pStyle w:val="Heading2"/>
+      </w:pPr>
+      <w:r>
+        <w:t xml:space="preserve">13 Tumor</w:t>
+      </w:r>
+    </w:p>
+    <w:p>
+      <w:pPr>
+        <w:pStyle w:val="FirstParagraph"/>
       </w:pPr>
       <w:r>
         <w:t xml:space="preserve">A</w:t>
@@ -365,17 +375,17 @@
         <w:t xml:space="preserve"> </w:t>
       </w:r>
       <w:r>
-        <w:t xml:space="preserve">spread inside the abdominal cavity..(12)</w:t>
-      </w:r>
-    </w:p>
-    <w:bookmarkEnd w:id="20"/>
-    <w:bookmarkStart w:id="21" w:name="tumor-1"/>
-    <w:p>
-      <w:pPr>
-        <w:pStyle w:val="Heading2"/>
-      </w:pPr>
-      <w:r>
-        <w:t xml:space="preserve">13 Tumor</w:t>
+        <w:t xml:space="preserve">spread inside the abdominal cavity..(13)</w:t>
+      </w:r>
+    </w:p>
+    <w:bookmarkEnd w:id="21"/>
+    <w:bookmarkStart w:id="22" w:name="tumor-2"/>
+    <w:p>
+      <w:pPr>
+        <w:pStyle w:val="Heading2"/>
+      </w:pPr>
+      <w:r>
+        <w:t xml:space="preserve">14 Tumor</w:t>
       </w:r>
     </w:p>
     <w:p>
@@ -393,17 +403,17 @@
         <w:t xml:space="preserve"> </w:t>
       </w:r>
       <w:r>
-        <w:t xml:space="preserve">is another term for a malignant tumor</w:t>
-      </w:r>
-    </w:p>
-    <w:bookmarkEnd w:id="21"/>
-    <w:bookmarkStart w:id="22" w:name="upper-endoscopy-egd.-2"/>
-    <w:p>
-      <w:pPr>
-        <w:pStyle w:val="Heading2"/>
-      </w:pPr>
-      <w:r>
-        <w:t xml:space="preserve">14 Upper Endoscopy = EGD.</w:t>
+        <w:t xml:space="preserve">is another term for a malignant tumor (14)</w:t>
+      </w:r>
+    </w:p>
+    <w:bookmarkEnd w:id="22"/>
+    <w:bookmarkStart w:id="23" w:name="upper-endoscopy-egd.-2"/>
+    <w:p>
+      <w:pPr>
+        <w:pStyle w:val="Heading2"/>
+      </w:pPr>
+      <w:r>
+        <w:t xml:space="preserve">15 Upper Endoscopy = EGD.</w:t>
       </w:r>
       <w:r>
         <w:t xml:space="preserve"> </w:t>
@@ -450,14 +460,14 @@
         <w:t xml:space="preserve">biopsy</w:t>
       </w:r>
     </w:p>
-    <w:bookmarkEnd w:id="22"/>
-    <w:bookmarkStart w:id="23" w:name="microscope"/>
-    <w:p>
-      <w:pPr>
-        <w:pStyle w:val="Heading2"/>
-      </w:pPr>
-      <w:r>
-        <w:t xml:space="preserve">15 (Microscope)</w:t>
+    <w:bookmarkEnd w:id="23"/>
+    <w:bookmarkStart w:id="24" w:name="microscope"/>
+    <w:p>
+      <w:pPr>
+        <w:pStyle w:val="Heading2"/>
+      </w:pPr>
+      <w:r>
+        <w:t xml:space="preserve">16 (Microscope)</w:t>
       </w:r>
     </w:p>
     <w:p>
@@ -468,14 +478,14 @@
         <w:t xml:space="preserve">The biopsy is examined by a pathologist, who will determine whether the tumor is benign or whether it is malignant, meaning a cancer (16)</w:t>
       </w:r>
     </w:p>
-    <w:bookmarkEnd w:id="23"/>
-    <w:bookmarkStart w:id="24" w:name="staging.-7-overlay"/>
-    <w:p>
-      <w:pPr>
-        <w:pStyle w:val="Heading2"/>
-      </w:pPr>
-      <w:r>
-        <w:t xml:space="preserve">16 Staging.</w:t>
+    <w:bookmarkEnd w:id="24"/>
+    <w:bookmarkStart w:id="25" w:name="staging.-7-overlay"/>
+    <w:p>
+      <w:pPr>
+        <w:pStyle w:val="Heading2"/>
+      </w:pPr>
+      <w:r>
+        <w:t xml:space="preserve">17 Staging.</w:t>
       </w:r>
       <w:r>
         <w:t xml:space="preserve"> </w:t>
@@ -518,14 +528,14 @@
         <w:t xml:space="preserve">of the tumor and whether or not there has been spread to the lymph nodes or other places in the body.(17)</w:t>
       </w:r>
     </w:p>
-    <w:bookmarkEnd w:id="24"/>
-    <w:bookmarkStart w:id="25" w:name="staging"/>
-    <w:p>
-      <w:pPr>
-        <w:pStyle w:val="Heading2"/>
-      </w:pPr>
-      <w:r>
-        <w:t xml:space="preserve">17 Staging</w:t>
+    <w:bookmarkEnd w:id="25"/>
+    <w:bookmarkStart w:id="26" w:name="staging"/>
+    <w:p>
+      <w:pPr>
+        <w:pStyle w:val="Heading2"/>
+      </w:pPr>
+      <w:r>
+        <w:t xml:space="preserve">18 Staging</w:t>
       </w:r>
     </w:p>
     <w:p>
@@ -544,14 +554,14 @@
         <w:t xml:space="preserve">Once the stage has been determined, it will be possible to determine the best therapy</w:t>
       </w:r>
     </w:p>
-    <w:bookmarkEnd w:id="25"/>
-    <w:bookmarkStart w:id="26" w:name="staging-1"/>
-    <w:p>
-      <w:pPr>
-        <w:pStyle w:val="Heading2"/>
-      </w:pPr>
-      <w:r>
-        <w:t xml:space="preserve">18 Staging</w:t>
+    <w:bookmarkEnd w:id="26"/>
+    <w:bookmarkStart w:id="27" w:name="staging-1"/>
+    <w:p>
+      <w:pPr>
+        <w:pStyle w:val="Heading2"/>
+      </w:pPr>
+      <w:r>
+        <w:t xml:space="preserve">19 Staging</w:t>
       </w:r>
     </w:p>
     <w:p>
@@ -612,14 +622,14 @@
         <w:t xml:space="preserve">The third is whether there is spread to other parts of the body</w:t>
       </w:r>
     </w:p>
-    <w:bookmarkEnd w:id="26"/>
-    <w:bookmarkStart w:id="27" w:name="staging-tnm"/>
-    <w:p>
-      <w:pPr>
-        <w:pStyle w:val="Heading2"/>
-      </w:pPr>
-      <w:r>
-        <w:t xml:space="preserve">19 Staging TNM</w:t>
+    <w:bookmarkEnd w:id="27"/>
+    <w:bookmarkStart w:id="28" w:name="staging-tnm"/>
+    <w:p>
+      <w:pPr>
+        <w:pStyle w:val="Heading2"/>
+      </w:pPr>
+      <w:r>
+        <w:t xml:space="preserve">20 Staging TNM</w:t>
       </w:r>
     </w:p>
     <w:p>
@@ -660,14 +670,14 @@
         <w:t xml:space="preserve">(20)</w:t>
       </w:r>
     </w:p>
-    <w:bookmarkEnd w:id="27"/>
-    <w:bookmarkStart w:id="28" w:name="torso.-2-slides-only"/>
-    <w:p>
-      <w:pPr>
-        <w:pStyle w:val="Heading2"/>
-      </w:pPr>
-      <w:r>
-        <w:t xml:space="preserve">20 Torso.</w:t>
+    <w:bookmarkEnd w:id="28"/>
+    <w:bookmarkStart w:id="29" w:name="torso.-2-slides-only"/>
+    <w:p>
+      <w:pPr>
+        <w:pStyle w:val="Heading2"/>
+      </w:pPr>
+      <w:r>
+        <w:t xml:space="preserve">21 Torso.</w:t>
       </w:r>
       <w:r>
         <w:t xml:space="preserve"> </w:t>
@@ -710,81 +720,119 @@
       <w:r>
         <w:t xml:space="preserve">) 22-23-24-25-26-27-28-29-30-31</w:t>
       </w:r>
-      <w:r>
-        <w:t xml:space="preserve"> </w:t>
-      </w:r>
-      <w:r>
-        <w:t xml:space="preserve">## 22</w:t>
-      </w:r>
-      <w:r>
-        <w:t xml:space="preserve"> </w:t>
-      </w:r>
-      <w:r>
-        <w:t xml:space="preserve">## 23</w:t>
-      </w:r>
-      <w:r>
-        <w:t xml:space="preserve"> </w:t>
-      </w:r>
-      <w:r>
-        <w:t xml:space="preserve">## 24</w:t>
-      </w:r>
-      <w:r>
-        <w:t xml:space="preserve"> </w:t>
-      </w:r>
-      <w:r>
-        <w:t xml:space="preserve">## 25</w:t>
-      </w:r>
-      <w:r>
-        <w:t xml:space="preserve"> </w:t>
-      </w:r>
-      <w:r>
-        <w:t xml:space="preserve">## 26</w:t>
-      </w:r>
-      <w:r>
-        <w:t xml:space="preserve"> </w:t>
-      </w:r>
-      <w:r>
-        <w:t xml:space="preserve">## 27</w:t>
-      </w:r>
-      <w:r>
-        <w:t xml:space="preserve"> </w:t>
-      </w:r>
-      <w:r>
-        <w:t xml:space="preserve">## 28</w:t>
-      </w:r>
-      <w:r>
-        <w:t xml:space="preserve"> </w:t>
-      </w:r>
-      <w:r>
-        <w:t xml:space="preserve">## 29</w:t>
-      </w:r>
-      <w:r>
-        <w:t xml:space="preserve"> </w:t>
-      </w:r>
-      <w:r>
-        <w:t xml:space="preserve">## 30</w:t>
-      </w:r>
-      <w:r>
-        <w:t xml:space="preserve"> </w:t>
-      </w:r>
-      <w:r>
-        <w:t xml:space="preserve">## 31</w:t>
-      </w:r>
-    </w:p>
-    <w:bookmarkEnd w:id="28"/>
-    <w:bookmarkStart w:id="29" w:name="tumor-cross-section"/>
-    <w:p>
-      <w:pPr>
-        <w:pStyle w:val="Heading2"/>
-      </w:pPr>
-      <w:r>
-        <w:t xml:space="preserve">21 Tumor Cross Section</w:t>
-      </w:r>
-    </w:p>
-    <w:p>
-      <w:pPr>
-        <w:pStyle w:val="FirstParagraph"/>
-      </w:pPr>
+    </w:p>
+    <w:bookmarkEnd w:id="29"/>
+    <w:bookmarkStart w:id="30" w:name="section"/>
+    <w:p>
+      <w:pPr>
+        <w:pStyle w:val="Heading2"/>
+      </w:pPr>
+      <w:r>
+        <w:t xml:space="preserve">22 22</w:t>
+      </w:r>
+    </w:p>
+    <w:bookmarkEnd w:id="30"/>
+    <w:bookmarkStart w:id="31" w:name="section-1"/>
+    <w:p>
+      <w:pPr>
+        <w:pStyle w:val="Heading2"/>
+      </w:pPr>
+      <w:r>
+        <w:t xml:space="preserve">23 23</w:t>
+      </w:r>
+    </w:p>
+    <w:bookmarkEnd w:id="31"/>
+    <w:bookmarkStart w:id="32" w:name="section-2"/>
+    <w:p>
+      <w:pPr>
+        <w:pStyle w:val="Heading2"/>
+      </w:pPr>
+      <w:r>
+        <w:t xml:space="preserve">24 24</w:t>
+      </w:r>
+    </w:p>
+    <w:bookmarkEnd w:id="32"/>
+    <w:bookmarkStart w:id="33" w:name="section-3"/>
+    <w:p>
+      <w:pPr>
+        <w:pStyle w:val="Heading2"/>
+      </w:pPr>
+      <w:r>
+        <w:t xml:space="preserve">25 25</w:t>
+      </w:r>
+    </w:p>
+    <w:bookmarkEnd w:id="33"/>
+    <w:bookmarkStart w:id="34" w:name="section-4"/>
+    <w:p>
+      <w:pPr>
+        <w:pStyle w:val="Heading2"/>
+      </w:pPr>
+      <w:r>
+        <w:t xml:space="preserve">26 26</w:t>
+      </w:r>
+    </w:p>
+    <w:bookmarkEnd w:id="34"/>
+    <w:bookmarkStart w:id="35" w:name="section-5"/>
+    <w:p>
+      <w:pPr>
+        <w:pStyle w:val="Heading2"/>
+      </w:pPr>
+      <w:r>
+        <w:t xml:space="preserve">27 27</w:t>
+      </w:r>
+    </w:p>
+    <w:bookmarkEnd w:id="35"/>
+    <w:bookmarkStart w:id="36" w:name="section-6"/>
+    <w:p>
+      <w:pPr>
+        <w:pStyle w:val="Heading2"/>
+      </w:pPr>
+      <w:r>
+        <w:t xml:space="preserve">28 28</w:t>
+      </w:r>
+    </w:p>
+    <w:bookmarkEnd w:id="36"/>
+    <w:bookmarkStart w:id="37" w:name="section-7"/>
+    <w:p>
+      <w:pPr>
+        <w:pStyle w:val="Heading2"/>
+      </w:pPr>
+      <w:r>
+        <w:t xml:space="preserve">29 29</w:t>
+      </w:r>
+    </w:p>
+    <w:bookmarkEnd w:id="37"/>
+    <w:bookmarkStart w:id="38" w:name="section-8"/>
+    <w:p>
+      <w:pPr>
+        <w:pStyle w:val="Heading2"/>
+      </w:pPr>
+      <w:r>
+        <w:t xml:space="preserve">30 30</w:t>
+      </w:r>
+    </w:p>
+    <w:bookmarkEnd w:id="38"/>
+    <w:bookmarkStart w:id="39" w:name="section-9"/>
+    <w:p>
+      <w:pPr>
+        <w:pStyle w:val="Heading2"/>
+      </w:pPr>
+      <w:r>
+        <w:t xml:space="preserve">31 31</w:t>
+      </w:r>
+    </w:p>
+    <w:bookmarkEnd w:id="39"/>
+    <w:bookmarkStart w:id="40" w:name="tumor-cross-section-2"/>
+    <w:p>
+      <w:pPr>
+        <w:pStyle w:val="Heading2"/>
+      </w:pPr>
+      <w:r>
+        <w:t xml:space="preserve">32 Tumor Cross Section</w:t>
+      </w:r>
+      <w:r>
+        <w:t xml:space="preserve"> </w:t>
+      </w:r>
       <w:r>
         <w:rPr>
           <w:b/>
@@ -792,9 +840,11 @@
         </w:rPr>
         <w:t xml:space="preserve">2</w:t>
       </w:r>
-      <w:r>
-        <w:t xml:space="preserve"> </w:t>
-      </w:r>
+    </w:p>
+    <w:p>
+      <w:pPr>
+        <w:pStyle w:val="FirstParagraph"/>
+      </w:pPr>
       <w:r>
         <w:t xml:space="preserve">The inner layer is the mucosa, (32)</w:t>
       </w:r>
@@ -831,14 +881,14 @@
         <w:t xml:space="preserve">Surrounding the stomach are lymph nodes. The purpose of lymph nodes is to filter the blood and help fight infections, but in some cases cancers from the stomach can spread to the lymph nodes</w:t>
       </w:r>
     </w:p>
-    <w:bookmarkEnd w:id="29"/>
-    <w:bookmarkStart w:id="30" w:name="early-tumor"/>
-    <w:p>
-      <w:pPr>
-        <w:pStyle w:val="Heading2"/>
-      </w:pPr>
-      <w:r>
-        <w:t xml:space="preserve">22 Early Tumor</w:t>
+    <w:bookmarkEnd w:id="40"/>
+    <w:bookmarkStart w:id="41" w:name="early-tumor"/>
+    <w:p>
+      <w:pPr>
+        <w:pStyle w:val="Heading2"/>
+      </w:pPr>
+      <w:r>
+        <w:t xml:space="preserve">33 Early Tumor</w:t>
       </w:r>
     </w:p>
     <w:p>
@@ -849,14 +899,14 @@
         <w:t xml:space="preserve">In its earliest stages, cancer of the stomach start in the inner, or most superficial layer, called with mucosa. (33)</w:t>
       </w:r>
     </w:p>
-    <w:bookmarkEnd w:id="30"/>
-    <w:bookmarkStart w:id="31" w:name="t1b-tumor"/>
-    <w:p>
-      <w:pPr>
-        <w:pStyle w:val="Heading2"/>
-      </w:pPr>
-      <w:r>
-        <w:t xml:space="preserve">23 T1b Tumor</w:t>
+    <w:bookmarkEnd w:id="41"/>
+    <w:bookmarkStart w:id="42" w:name="t1b-tumor"/>
+    <w:p>
+      <w:pPr>
+        <w:pStyle w:val="Heading2"/>
+      </w:pPr>
+      <w:r>
+        <w:t xml:space="preserve">34 T1b Tumor</w:t>
       </w:r>
     </w:p>
     <w:p>
@@ -867,14 +917,14 @@
         <w:t xml:space="preserve">With time, however, the cancer can continue to grow and invade deeper into the wall of the esophagus. (34)</w:t>
       </w:r>
     </w:p>
-    <w:bookmarkEnd w:id="31"/>
-    <w:bookmarkStart w:id="32" w:name="t2-tumor"/>
-    <w:p>
-      <w:pPr>
-        <w:pStyle w:val="Heading2"/>
-      </w:pPr>
-      <w:r>
-        <w:t xml:space="preserve">24 T2 Tumor</w:t>
+    <w:bookmarkEnd w:id="42"/>
+    <w:bookmarkStart w:id="43" w:name="t2-tumor"/>
+    <w:p>
+      <w:pPr>
+        <w:pStyle w:val="Heading2"/>
+      </w:pPr>
+      <w:r>
+        <w:t xml:space="preserve">35 T2 Tumor</w:t>
       </w:r>
     </w:p>
     <w:p>
@@ -885,14 +935,14 @@
         <w:t xml:space="preserve">(pause) - (35)</w:t>
       </w:r>
     </w:p>
-    <w:bookmarkEnd w:id="32"/>
-    <w:bookmarkStart w:id="33" w:name="t3-tumor"/>
-    <w:p>
-      <w:pPr>
-        <w:pStyle w:val="Heading2"/>
-      </w:pPr>
-      <w:r>
-        <w:t xml:space="preserve">25 T3 TUmor</w:t>
+    <w:bookmarkEnd w:id="43"/>
+    <w:bookmarkStart w:id="44" w:name="t3-tumor"/>
+    <w:p>
+      <w:pPr>
+        <w:pStyle w:val="Heading2"/>
+      </w:pPr>
+      <w:r>
+        <w:t xml:space="preserve">36 T3 TUmor</w:t>
       </w:r>
     </w:p>
     <w:p>
@@ -903,14 +953,14 @@
         <w:t xml:space="preserve">(pause (36)</w:t>
       </w:r>
     </w:p>
-    <w:bookmarkEnd w:id="33"/>
-    <w:bookmarkStart w:id="34" w:name="nodes"/>
-    <w:p>
-      <w:pPr>
-        <w:pStyle w:val="Heading2"/>
-      </w:pPr>
-      <w:r>
-        <w:t xml:space="preserve">26 Nodes</w:t>
+    <w:bookmarkEnd w:id="44"/>
+    <w:bookmarkStart w:id="45" w:name="nodes"/>
+    <w:p>
+      <w:pPr>
+        <w:pStyle w:val="Heading2"/>
+      </w:pPr>
+      <w:r>
+        <w:t xml:space="preserve">37 Nodes</w:t>
       </w:r>
     </w:p>
     <w:p>
@@ -921,14 +971,14 @@
         <w:t xml:space="preserve">The deeper the cancer invades into the wall of the esophagus, the more likely it is that cancer cells can spread to lymph nodes (37)</w:t>
       </w:r>
     </w:p>
-    <w:bookmarkEnd w:id="34"/>
-    <w:bookmarkStart w:id="35" w:name="staging-7"/>
-    <w:p>
-      <w:pPr>
-        <w:pStyle w:val="Heading2"/>
-      </w:pPr>
-      <w:r>
-        <w:t xml:space="preserve">27 Staging</w:t>
+    <w:bookmarkEnd w:id="45"/>
+    <w:bookmarkStart w:id="46" w:name="staging-7"/>
+    <w:p>
+      <w:pPr>
+        <w:pStyle w:val="Heading2"/>
+      </w:pPr>
+      <w:r>
+        <w:t xml:space="preserve">38 Staging</w:t>
       </w:r>
       <w:r>
         <w:t xml:space="preserve"> </w:t>
@@ -982,14 +1032,14 @@
         <w:t xml:space="preserve">M for Metastasis or spread to other organs</w:t>
       </w:r>
     </w:p>
-    <w:bookmarkEnd w:id="35"/>
-    <w:bookmarkStart w:id="36" w:name="staging-t"/>
-    <w:p>
-      <w:pPr>
-        <w:pStyle w:val="Heading2"/>
-      </w:pPr>
-      <w:r>
-        <w:t xml:space="preserve">28 Staging T</w:t>
+    <w:bookmarkEnd w:id="46"/>
+    <w:bookmarkStart w:id="47" w:name="staging-t"/>
+    <w:p>
+      <w:pPr>
+        <w:pStyle w:val="Heading2"/>
+      </w:pPr>
+      <w:r>
+        <w:t xml:space="preserve">39 Staging T</w:t>
       </w:r>
     </w:p>
     <w:p>
@@ -1000,14 +1050,14 @@
         <w:t xml:space="preserve">We will first consider the tumor (39)</w:t>
       </w:r>
     </w:p>
-    <w:bookmarkEnd w:id="36"/>
-    <w:bookmarkStart w:id="37" w:name="t1a"/>
-    <w:p>
-      <w:pPr>
-        <w:pStyle w:val="Heading2"/>
-      </w:pPr>
-      <w:r>
-        <w:t xml:space="preserve">29 T1a</w:t>
+    <w:bookmarkEnd w:id="47"/>
+    <w:bookmarkStart w:id="48" w:name="t1a"/>
+    <w:p>
+      <w:pPr>
+        <w:pStyle w:val="Heading2"/>
+      </w:pPr>
+      <w:r>
+        <w:t xml:space="preserve">40 T1a</w:t>
       </w:r>
     </w:p>
     <w:p>
@@ -1018,14 +1068,14 @@
         <w:t xml:space="preserve">T1a tumors invade just the top layer, or mucosa (40)</w:t>
       </w:r>
     </w:p>
-    <w:bookmarkEnd w:id="37"/>
-    <w:bookmarkStart w:id="38" w:name="t1b"/>
-    <w:p>
-      <w:pPr>
-        <w:pStyle w:val="Heading2"/>
-      </w:pPr>
-      <w:r>
-        <w:t xml:space="preserve">30 T1b</w:t>
+    <w:bookmarkEnd w:id="48"/>
+    <w:bookmarkStart w:id="49" w:name="t1b"/>
+    <w:p>
+      <w:pPr>
+        <w:pStyle w:val="Heading2"/>
+      </w:pPr>
+      <w:r>
+        <w:t xml:space="preserve">41 T1b</w:t>
       </w:r>
     </w:p>
     <w:p>
@@ -1036,14 +1086,14 @@
         <w:t xml:space="preserve">T1b tumors invade into the submucosa (41)</w:t>
       </w:r>
     </w:p>
-    <w:bookmarkEnd w:id="38"/>
-    <w:bookmarkStart w:id="39" w:name="t2"/>
-    <w:p>
-      <w:pPr>
-        <w:pStyle w:val="Heading2"/>
-      </w:pPr>
-      <w:r>
-        <w:t xml:space="preserve">31 T2</w:t>
+    <w:bookmarkEnd w:id="49"/>
+    <w:bookmarkStart w:id="50" w:name="t2"/>
+    <w:p>
+      <w:pPr>
+        <w:pStyle w:val="Heading2"/>
+      </w:pPr>
+      <w:r>
+        <w:t xml:space="preserve">42 T2</w:t>
       </w:r>
     </w:p>
     <w:p>
@@ -1054,14 +1104,14 @@
         <w:t xml:space="preserve">T2 tumors invade into the muscularis (42)</w:t>
       </w:r>
     </w:p>
-    <w:bookmarkEnd w:id="39"/>
-    <w:bookmarkStart w:id="40" w:name="t3"/>
-    <w:p>
-      <w:pPr>
-        <w:pStyle w:val="Heading2"/>
-      </w:pPr>
-      <w:r>
-        <w:t xml:space="preserve">32 T3</w:t>
+    <w:bookmarkEnd w:id="50"/>
+    <w:bookmarkStart w:id="51" w:name="t3"/>
+    <w:p>
+      <w:pPr>
+        <w:pStyle w:val="Heading2"/>
+      </w:pPr>
+      <w:r>
+        <w:t xml:space="preserve">43 T3</w:t>
       </w:r>
     </w:p>
     <w:p>
@@ -1080,14 +1130,14 @@
         <w:t xml:space="preserve">It can be difficult to tell how deep a tumor has invaded just by looking from the surface.</w:t>
       </w:r>
     </w:p>
-    <w:bookmarkEnd w:id="40"/>
-    <w:bookmarkStart w:id="41" w:name="eus-7-overlay"/>
-    <w:p>
-      <w:pPr>
-        <w:pStyle w:val="Heading2"/>
-      </w:pPr>
-      <w:r>
-        <w:t xml:space="preserve">33 EUS</w:t>
+    <w:bookmarkEnd w:id="51"/>
+    <w:bookmarkStart w:id="52" w:name="eus-7-overlay"/>
+    <w:p>
+      <w:pPr>
+        <w:pStyle w:val="Heading2"/>
+      </w:pPr>
+      <w:r>
+        <w:t xml:space="preserve">44 EUS</w:t>
       </w:r>
       <w:r>
         <w:t xml:space="preserve"> </w:t>
@@ -1130,14 +1180,14 @@
         <w:t xml:space="preserve">can be helpful. This is an endoscopic procedure done under sedation much like a EGD and it can help determine the T stage of a stomach tumor. (44)</w:t>
       </w:r>
     </w:p>
-    <w:bookmarkEnd w:id="41"/>
-    <w:bookmarkStart w:id="42" w:name="eus-drawing-2-slides"/>
-    <w:p>
-      <w:pPr>
-        <w:pStyle w:val="Heading2"/>
-      </w:pPr>
-      <w:r>
-        <w:t xml:space="preserve">34 EUS Drawing</w:t>
+    <w:bookmarkEnd w:id="52"/>
+    <w:bookmarkStart w:id="53" w:name="eus-drawing-2-slides"/>
+    <w:p>
+      <w:pPr>
+        <w:pStyle w:val="Heading2"/>
+      </w:pPr>
+      <w:r>
+        <w:t xml:space="preserve">45 EUS Drawing</w:t>
       </w:r>
       <w:r>
         <w:t xml:space="preserve"> </w:t>
@@ -1164,14 +1214,14 @@
         <w:t xml:space="preserve">The EGD scope has an ultrasound probe on the end, which can be used to examine the tumor (45)</w:t>
       </w:r>
     </w:p>
-    <w:bookmarkEnd w:id="42"/>
-    <w:bookmarkStart w:id="43" w:name="staging-2-overlay"/>
-    <w:p>
-      <w:pPr>
-        <w:pStyle w:val="Heading2"/>
-      </w:pPr>
-      <w:r>
-        <w:t xml:space="preserve">35 Staging</w:t>
+    <w:bookmarkEnd w:id="53"/>
+    <w:bookmarkStart w:id="54" w:name="staging-2-overlay"/>
+    <w:p>
+      <w:pPr>
+        <w:pStyle w:val="Heading2"/>
+      </w:pPr>
+      <w:r>
+        <w:t xml:space="preserve">46 Staging</w:t>
       </w:r>
       <w:r>
         <w:t xml:space="preserve"> </w:t>
@@ -1214,14 +1264,14 @@
         <w:t xml:space="preserve">is the second part of staging (46)</w:t>
       </w:r>
     </w:p>
-    <w:bookmarkEnd w:id="43"/>
-    <w:bookmarkStart w:id="44" w:name="n0"/>
-    <w:p>
-      <w:pPr>
-        <w:pStyle w:val="Heading2"/>
-      </w:pPr>
-      <w:r>
-        <w:t xml:space="preserve">36 N0</w:t>
+    <w:bookmarkEnd w:id="54"/>
+    <w:bookmarkStart w:id="55" w:name="n0"/>
+    <w:p>
+      <w:pPr>
+        <w:pStyle w:val="Heading2"/>
+      </w:pPr>
+      <w:r>
+        <w:t xml:space="preserve">47 N0</w:t>
       </w:r>
     </w:p>
     <w:p>
@@ -1258,14 +1308,14 @@
         <w:t xml:space="preserve">“N-positive”</w:t>
       </w:r>
     </w:p>
-    <w:bookmarkEnd w:id="44"/>
-    <w:bookmarkStart w:id="45" w:name="ct-scan"/>
-    <w:p>
-      <w:pPr>
-        <w:pStyle w:val="Heading2"/>
-      </w:pPr>
-      <w:r>
-        <w:t xml:space="preserve">37 CT Scan</w:t>
+    <w:bookmarkEnd w:id="55"/>
+    <w:bookmarkStart w:id="56" w:name="ct-scan"/>
+    <w:p>
+      <w:pPr>
+        <w:pStyle w:val="Heading2"/>
+      </w:pPr>
+      <w:r>
+        <w:t xml:space="preserve">48 CT Scan</w:t>
       </w:r>
     </w:p>
     <w:p>
@@ -1276,14 +1326,14 @@
         <w:t xml:space="preserve">A CT scan is usually the first test to look for enlarged lymph nodes. (48)</w:t>
       </w:r>
     </w:p>
-    <w:bookmarkEnd w:id="45"/>
-    <w:bookmarkStart w:id="46" w:name="ct-scan-1"/>
-    <w:p>
-      <w:pPr>
-        <w:pStyle w:val="Heading2"/>
-      </w:pPr>
-      <w:r>
-        <w:t xml:space="preserve">38 CT Scan</w:t>
+    <w:bookmarkEnd w:id="56"/>
+    <w:bookmarkStart w:id="57" w:name="ct-scan-1"/>
+    <w:p>
+      <w:pPr>
+        <w:pStyle w:val="Heading2"/>
+      </w:pPr>
+      <w:r>
+        <w:t xml:space="preserve">49 CT Scan</w:t>
       </w:r>
     </w:p>
     <w:p>
@@ -1294,14 +1344,14 @@
         <w:t xml:space="preserve">(pause)</w:t>
       </w:r>
     </w:p>
-    <w:bookmarkEnd w:id="46"/>
-    <w:bookmarkStart w:id="47" w:name="pet-scan-7"/>
-    <w:p>
-      <w:pPr>
-        <w:pStyle w:val="Heading2"/>
-      </w:pPr>
-      <w:r>
-        <w:t xml:space="preserve">39 PET Scan</w:t>
+    <w:bookmarkEnd w:id="57"/>
+    <w:bookmarkStart w:id="58" w:name="pet-scan-7"/>
+    <w:p>
+      <w:pPr>
+        <w:pStyle w:val="Heading2"/>
+      </w:pPr>
+      <w:r>
+        <w:t xml:space="preserve">50 PET Scan</w:t>
       </w:r>
       <w:r>
         <w:t xml:space="preserve"> </w:t>
@@ -1322,14 +1372,14 @@
         <w:t xml:space="preserve">A PET scan is similar to a CT scan. It differs because of a tracer which is injected intravenously which lights up areas of cancer (50)</w:t>
       </w:r>
     </w:p>
-    <w:bookmarkEnd w:id="47"/>
-    <w:bookmarkStart w:id="48" w:name="pet-images-2"/>
-    <w:p>
-      <w:pPr>
-        <w:pStyle w:val="Heading2"/>
-      </w:pPr>
-      <w:r>
-        <w:t xml:space="preserve">40 PET Images</w:t>
+    <w:bookmarkEnd w:id="58"/>
+    <w:bookmarkStart w:id="59" w:name="pet-images-2"/>
+    <w:p>
+      <w:pPr>
+        <w:pStyle w:val="Heading2"/>
+      </w:pPr>
+      <w:r>
+        <w:t xml:space="preserve">51 PET Images</w:t>
       </w:r>
       <w:r>
         <w:t xml:space="preserve"> </w:t>
@@ -1350,14 +1400,14 @@
         <w:t xml:space="preserve">In this example of a PET scan, you can see how the area of the cancer lights up in yellow (51 - PET image)</w:t>
       </w:r>
     </w:p>
-    <w:bookmarkEnd w:id="48"/>
-    <w:bookmarkStart w:id="49" w:name="staging-m-7-overlay"/>
-    <w:p>
-      <w:pPr>
-        <w:pStyle w:val="Heading2"/>
-      </w:pPr>
-      <w:r>
-        <w:t xml:space="preserve">41 Staging M **7* Overlay</w:t>
+    <w:bookmarkEnd w:id="59"/>
+    <w:bookmarkStart w:id="60" w:name="staging-m-7-overlay"/>
+    <w:p>
+      <w:pPr>
+        <w:pStyle w:val="Heading2"/>
+      </w:pPr>
+      <w:r>
+        <w:t xml:space="preserve">52 Staging M **7* Overlay</w:t>
       </w:r>
     </w:p>
     <w:p>
@@ -1368,14 +1418,14 @@
         <w:t xml:space="preserve">The third part of staging is the M stage, for metastasis. (52)</w:t>
       </w:r>
     </w:p>
-    <w:bookmarkEnd w:id="49"/>
-    <w:bookmarkStart w:id="50" w:name="staging-m0"/>
-    <w:p>
-      <w:pPr>
-        <w:pStyle w:val="Heading2"/>
-      </w:pPr>
-      <w:r>
-        <w:t xml:space="preserve">42 Staging M0</w:t>
+    <w:bookmarkEnd w:id="60"/>
+    <w:bookmarkStart w:id="61" w:name="staging-m0"/>
+    <w:p>
+      <w:pPr>
+        <w:pStyle w:val="Heading2"/>
+      </w:pPr>
+      <w:r>
+        <w:t xml:space="preserve">53 Staging M0</w:t>
       </w:r>
     </w:p>
     <w:p>
@@ -1386,14 +1436,14 @@
         <w:t xml:space="preserve">Cancers that had not spread to other organs are considered M-zero (53)</w:t>
       </w:r>
     </w:p>
-    <w:bookmarkEnd w:id="50"/>
-    <w:bookmarkStart w:id="51" w:name="staging-m1"/>
-    <w:p>
-      <w:pPr>
-        <w:pStyle w:val="Heading2"/>
-      </w:pPr>
-      <w:r>
-        <w:t xml:space="preserve">43 Staging M1</w:t>
+    <w:bookmarkEnd w:id="61"/>
+    <w:bookmarkStart w:id="62" w:name="staging-m1"/>
+    <w:p>
+      <w:pPr>
+        <w:pStyle w:val="Heading2"/>
+      </w:pPr>
+      <w:r>
+        <w:t xml:space="preserve">54 Staging M1</w:t>
       </w:r>
     </w:p>
     <w:p>
@@ -1404,14 +1454,14 @@
         <w:t xml:space="preserve">Cancers that have spread to other organs are considered M1 (54)</w:t>
       </w:r>
     </w:p>
-    <w:bookmarkEnd w:id="51"/>
-    <w:bookmarkStart w:id="52" w:name="liver-2-slides"/>
-    <w:p>
-      <w:pPr>
-        <w:pStyle w:val="Heading2"/>
-      </w:pPr>
-      <w:r>
-        <w:t xml:space="preserve">44 Liver</w:t>
+    <w:bookmarkEnd w:id="62"/>
+    <w:bookmarkStart w:id="63" w:name="liver-2-slides"/>
+    <w:p>
+      <w:pPr>
+        <w:pStyle w:val="Heading2"/>
+      </w:pPr>
+      <w:r>
+        <w:t xml:space="preserve">55 Liver</w:t>
       </w:r>
       <w:r>
         <w:t xml:space="preserve"> </w:t>
@@ -1438,14 +1488,14 @@
         <w:t xml:space="preserve">There are several common sites to which gastric cancer can spread, such as the liver (55)</w:t>
       </w:r>
     </w:p>
-    <w:bookmarkEnd w:id="52"/>
-    <w:bookmarkStart w:id="53" w:name="lungs"/>
-    <w:p>
-      <w:pPr>
-        <w:pStyle w:val="Heading2"/>
-      </w:pPr>
-      <w:r>
-        <w:t xml:space="preserve">45 Lungs</w:t>
+    <w:bookmarkEnd w:id="63"/>
+    <w:bookmarkStart w:id="64" w:name="lungs"/>
+    <w:p>
+      <w:pPr>
+        <w:pStyle w:val="Heading2"/>
+      </w:pPr>
+      <w:r>
+        <w:t xml:space="preserve">56 Lungs</w:t>
       </w:r>
     </w:p>
     <w:p>
@@ -1456,14 +1506,14 @@
         <w:t xml:space="preserve">… lungs (56)</w:t>
       </w:r>
     </w:p>
-    <w:bookmarkEnd w:id="53"/>
-    <w:bookmarkStart w:id="54" w:name="bone"/>
-    <w:p>
-      <w:pPr>
-        <w:pStyle w:val="Heading2"/>
-      </w:pPr>
-      <w:r>
-        <w:t xml:space="preserve">46 Bone</w:t>
+    <w:bookmarkEnd w:id="64"/>
+    <w:bookmarkStart w:id="65" w:name="bone"/>
+    <w:p>
+      <w:pPr>
+        <w:pStyle w:val="Heading2"/>
+      </w:pPr>
+      <w:r>
+        <w:t xml:space="preserve">57 Bone</w:t>
       </w:r>
     </w:p>
     <w:p>
@@ -1474,14 +1524,14 @@
         <w:t xml:space="preserve">… or bones (57). The CT scan and PET scans are used to make sure there are no signs of spread.</w:t>
       </w:r>
     </w:p>
-    <w:bookmarkEnd w:id="54"/>
-    <w:bookmarkStart w:id="55" w:name="carcinomatosis"/>
-    <w:p>
-      <w:pPr>
-        <w:pStyle w:val="Heading2"/>
-      </w:pPr>
-      <w:r>
-        <w:t xml:space="preserve">47 Carcinomatosis</w:t>
+    <w:bookmarkEnd w:id="65"/>
+    <w:bookmarkStart w:id="66" w:name="carcinomatosis"/>
+    <w:p>
+      <w:pPr>
+        <w:pStyle w:val="Heading2"/>
+      </w:pPr>
+      <w:r>
+        <w:t xml:space="preserve">58 Carcinomatosis</w:t>
       </w:r>
     </w:p>
     <w:p>
@@ -1508,14 +1558,14 @@
         <w:t xml:space="preserve">(58). This is spread inside the abdominal cavity.</w:t>
       </w:r>
     </w:p>
-    <w:bookmarkEnd w:id="55"/>
-    <w:bookmarkStart w:id="56" w:name="carcinomatosis-7-overlay"/>
-    <w:p>
-      <w:pPr>
-        <w:pStyle w:val="Heading2"/>
-      </w:pPr>
-      <w:r>
-        <w:t xml:space="preserve">48 Carcinomatosis</w:t>
+    <w:bookmarkEnd w:id="66"/>
+    <w:bookmarkStart w:id="67" w:name="carcinomatosis-7-overlay"/>
+    <w:p>
+      <w:pPr>
+        <w:pStyle w:val="Heading2"/>
+      </w:pPr>
+      <w:r>
+        <w:t xml:space="preserve">59 Carcinomatosis</w:t>
       </w:r>
       <w:r>
         <w:t xml:space="preserve"> </w:t>
@@ -1542,14 +1592,14 @@
         <w:t xml:space="preserve">Cancer can grow in small nodules no larger than a grain of rice, and frequently can’t be seen on CT or PET scans. (59)</w:t>
       </w:r>
     </w:p>
-    <w:bookmarkEnd w:id="56"/>
-    <w:bookmarkStart w:id="57" w:name="carcinomatosis---laparoscopy"/>
-    <w:p>
-      <w:pPr>
-        <w:pStyle w:val="Heading2"/>
-      </w:pPr>
-      <w:r>
-        <w:t xml:space="preserve">49 Carcinomatosis - Laparoscopy</w:t>
+    <w:bookmarkEnd w:id="67"/>
+    <w:bookmarkStart w:id="68" w:name="carcinomatosis---laparoscopy"/>
+    <w:p>
+      <w:pPr>
+        <w:pStyle w:val="Heading2"/>
+      </w:pPr>
+      <w:r>
+        <w:t xml:space="preserve">60 Carcinomatosis - Laparoscopy</w:t>
       </w:r>
     </w:p>
     <w:p>
@@ -1576,14 +1626,14 @@
         <w:t xml:space="preserve">(60)</w:t>
       </w:r>
     </w:p>
-    <w:bookmarkEnd w:id="57"/>
-    <w:bookmarkStart w:id="58" w:name="laparoscopy"/>
-    <w:p>
-      <w:pPr>
-        <w:pStyle w:val="Heading2"/>
-      </w:pPr>
-      <w:r>
-        <w:t xml:space="preserve">50 Laparoscopy</w:t>
+    <w:bookmarkEnd w:id="68"/>
+    <w:bookmarkStart w:id="69" w:name="laparoscopy"/>
+    <w:p>
+      <w:pPr>
+        <w:pStyle w:val="Heading2"/>
+      </w:pPr>
+      <w:r>
+        <w:t xml:space="preserve">61 Laparoscopy</w:t>
       </w:r>
     </w:p>
     <w:p>
@@ -1594,14 +1644,14 @@
         <w:t xml:space="preserve">Laparoscopy is a minor surgical procedure performed under a general anesthetic as an outpatient</w:t>
       </w:r>
     </w:p>
-    <w:bookmarkEnd w:id="58"/>
-    <w:bookmarkStart w:id="59" w:name="laparaoscopy"/>
-    <w:p>
-      <w:pPr>
-        <w:pStyle w:val="Heading2"/>
-      </w:pPr>
-      <w:r>
-        <w:t xml:space="preserve">51 Laparaoscopy</w:t>
+    <w:bookmarkEnd w:id="69"/>
+    <w:bookmarkStart w:id="70" w:name="laparaoscopy"/>
+    <w:p>
+      <w:pPr>
+        <w:pStyle w:val="Heading2"/>
+      </w:pPr>
+      <w:r>
+        <w:t xml:space="preserve">62 Laparaoscopy</w:t>
       </w:r>
     </w:p>
     <w:p>
@@ -1612,14 +1662,14 @@
         <w:t xml:space="preserve">Several small incisions are made, and a scope is inserted to examine the inside of the abdomen</w:t>
       </w:r>
     </w:p>
-    <w:bookmarkEnd w:id="59"/>
-    <w:bookmarkStart w:id="60" w:name="laparoscoy-image-2"/>
-    <w:p>
-      <w:pPr>
-        <w:pStyle w:val="Heading2"/>
-      </w:pPr>
-      <w:r>
-        <w:t xml:space="preserve">52 Laparoscoy image</w:t>
+    <w:bookmarkEnd w:id="70"/>
+    <w:bookmarkStart w:id="71" w:name="laparoscoy-image-2"/>
+    <w:p>
+      <w:pPr>
+        <w:pStyle w:val="Heading2"/>
+      </w:pPr>
+      <w:r>
+        <w:t xml:space="preserve">63 Laparoscoy image</w:t>
       </w:r>
       <w:r>
         <w:t xml:space="preserve"> </w:t>
@@ -1640,14 +1690,14 @@
         <w:t xml:space="preserve">A laparoscope is a telescope the diameter of a pencil (63)</w:t>
       </w:r>
     </w:p>
-    <w:bookmarkEnd w:id="60"/>
-    <w:bookmarkStart w:id="61" w:name="laparoscopy-torso"/>
-    <w:p>
-      <w:pPr>
-        <w:pStyle w:val="Heading2"/>
-      </w:pPr>
-      <w:r>
-        <w:t xml:space="preserve">53 Laparoscopy Torso</w:t>
+    <w:bookmarkEnd w:id="71"/>
+    <w:bookmarkStart w:id="72" w:name="laparoscopy-torso"/>
+    <w:p>
+      <w:pPr>
+        <w:pStyle w:val="Heading2"/>
+      </w:pPr>
+      <w:r>
+        <w:t xml:space="preserve">64 Laparoscopy Torso</w:t>
       </w:r>
     </w:p>
     <w:p>
@@ -1658,14 +1708,14 @@
         <w:t xml:space="preserve">A laparoscope can be used to inspect the inside of the abdomen through a small incision (64)</w:t>
       </w:r>
     </w:p>
-    <w:bookmarkEnd w:id="61"/>
-    <w:bookmarkStart w:id="62" w:name="staging-7-1"/>
-    <w:p>
-      <w:pPr>
-        <w:pStyle w:val="Heading2"/>
-      </w:pPr>
-      <w:r>
-        <w:t xml:space="preserve">54 Staging</w:t>
+    <w:bookmarkEnd w:id="72"/>
+    <w:bookmarkStart w:id="73" w:name="staging-7-1"/>
+    <w:p>
+      <w:pPr>
+        <w:pStyle w:val="Heading2"/>
+      </w:pPr>
+      <w:r>
+        <w:t xml:space="preserve">65 Staging</w:t>
       </w:r>
       <w:r>
         <w:t xml:space="preserve"> </w:t>
@@ -1686,14 +1736,14 @@
         <w:t xml:space="preserve">To review, staging consists of three parts: T for Tumor N for Nodes and M for Metastasis (65)</w:t>
       </w:r>
     </w:p>
-    <w:bookmarkEnd w:id="62"/>
-    <w:bookmarkStart w:id="63" w:name="treatment"/>
-    <w:p>
-      <w:pPr>
-        <w:pStyle w:val="Heading2"/>
-      </w:pPr>
-      <w:r>
-        <w:t xml:space="preserve">55 Treatment</w:t>
+    <w:bookmarkEnd w:id="73"/>
+    <w:bookmarkStart w:id="74" w:name="treatment"/>
+    <w:p>
+      <w:pPr>
+        <w:pStyle w:val="Heading2"/>
+      </w:pPr>
+      <w:r>
+        <w:t xml:space="preserve">66 Treatment</w:t>
       </w:r>
     </w:p>
     <w:p>
@@ -1722,14 +1772,14 @@
         <w:t xml:space="preserve">cancers are T1 and limited to the mucosa. These can usually be treated with endoscopic therapy alone. Surgery can be avoided in many of these cases. (66)</w:t>
       </w:r>
     </w:p>
-    <w:bookmarkEnd w:id="63"/>
-    <w:bookmarkStart w:id="64" w:name="localized"/>
-    <w:p>
-      <w:pPr>
-        <w:pStyle w:val="Heading2"/>
-      </w:pPr>
-      <w:r>
-        <w:t xml:space="preserve">56 Localized</w:t>
+    <w:bookmarkEnd w:id="74"/>
+    <w:bookmarkStart w:id="75" w:name="localized"/>
+    <w:p>
+      <w:pPr>
+        <w:pStyle w:val="Heading2"/>
+      </w:pPr>
+      <w:r>
+        <w:t xml:space="preserve">67 Localized</w:t>
       </w:r>
     </w:p>
     <w:p>
@@ -1750,14 +1800,14 @@
         <w:t xml:space="preserve">cancers are T2 tumors that invade the muscle and are treated with surgery, also termed esophagectomy (67)</w:t>
       </w:r>
     </w:p>
-    <w:bookmarkEnd w:id="64"/>
-    <w:bookmarkStart w:id="65" w:name="locally-advanced"/>
-    <w:p>
-      <w:pPr>
-        <w:pStyle w:val="Heading2"/>
-      </w:pPr>
-      <w:r>
-        <w:t xml:space="preserve">57 Locally Advanced</w:t>
+    <w:bookmarkEnd w:id="75"/>
+    <w:bookmarkStart w:id="76" w:name="locally-advanced"/>
+    <w:p>
+      <w:pPr>
+        <w:pStyle w:val="Heading2"/>
+      </w:pPr>
+      <w:r>
+        <w:t xml:space="preserve">68 Locally Advanced</w:t>
       </w:r>
     </w:p>
     <w:p>
@@ -1778,14 +1828,14 @@
         <w:t xml:space="preserve">cancers are T3 or Node-positive and are usually treated with chemotherapy first, followed by surgery (68)</w:t>
       </w:r>
     </w:p>
-    <w:bookmarkEnd w:id="65"/>
-    <w:bookmarkStart w:id="66" w:name="metastatic"/>
-    <w:p>
-      <w:pPr>
-        <w:pStyle w:val="Heading2"/>
-      </w:pPr>
-      <w:r>
-        <w:t xml:space="preserve">58 Metastatic</w:t>
+    <w:bookmarkEnd w:id="76"/>
+    <w:bookmarkStart w:id="77" w:name="metastatic"/>
+    <w:p>
+      <w:pPr>
+        <w:pStyle w:val="Heading2"/>
+      </w:pPr>
+      <w:r>
+        <w:t xml:space="preserve">69 Metastatic</w:t>
       </w:r>
     </w:p>
     <w:p>
@@ -1806,14 +1856,14 @@
         <w:t xml:space="preserve">cancers are treated initially with intravenous chemotherapy. (69)</w:t>
       </w:r>
     </w:p>
-    <w:bookmarkEnd w:id="66"/>
-    <w:bookmarkStart w:id="67" w:name="metastatic-1"/>
-    <w:p>
-      <w:pPr>
-        <w:pStyle w:val="Heading2"/>
-      </w:pPr>
-      <w:r>
-        <w:t xml:space="preserve">59 Metastatic</w:t>
+    <w:bookmarkEnd w:id="77"/>
+    <w:bookmarkStart w:id="78" w:name="metastatic-1"/>
+    <w:p>
+      <w:pPr>
+        <w:pStyle w:val="Heading2"/>
+      </w:pPr>
+      <w:r>
+        <w:t xml:space="preserve">70 Metastatic</w:t>
       </w:r>
     </w:p>
     <w:p>
@@ -1824,14 +1874,14 @@
         <w:t xml:space="preserve">This allows cancer-killing drugs to circulate through the bloodstream (70)</w:t>
       </w:r>
     </w:p>
-    <w:bookmarkEnd w:id="67"/>
-    <w:bookmarkStart w:id="68" w:name="metastatic-additional-therapy"/>
-    <w:p>
-      <w:pPr>
-        <w:pStyle w:val="Heading2"/>
-      </w:pPr>
-      <w:r>
-        <w:t xml:space="preserve">60 Metastatic Additional Therapy</w:t>
+    <w:bookmarkEnd w:id="78"/>
+    <w:bookmarkStart w:id="79" w:name="metastatic-additional-therapy"/>
+    <w:p>
+      <w:pPr>
+        <w:pStyle w:val="Heading2"/>
+      </w:pPr>
+      <w:r>
+        <w:t xml:space="preserve">71 Metastatic Additional Therapy</w:t>
       </w:r>
     </w:p>
     <w:p>
@@ -1842,14 +1892,14 @@
         <w:t xml:space="preserve">After initial treatment with chemotherapy, some patients are candidates for additional therapy (71)</w:t>
       </w:r>
     </w:p>
-    <w:bookmarkEnd w:id="68"/>
-    <w:bookmarkStart w:id="69" w:name="metastatic-surgery"/>
-    <w:p>
-      <w:pPr>
-        <w:pStyle w:val="Heading2"/>
-      </w:pPr>
-      <w:r>
-        <w:t xml:space="preserve">61 Metastatic Surgery</w:t>
+    <w:bookmarkEnd w:id="79"/>
+    <w:bookmarkStart w:id="80" w:name="metastatic-surgery"/>
+    <w:p>
+      <w:pPr>
+        <w:pStyle w:val="Heading2"/>
+      </w:pPr>
+      <w:r>
+        <w:t xml:space="preserve">72 Metastatic Surgery</w:t>
       </w:r>
     </w:p>
     <w:p>
@@ -1860,14 +1910,14 @@
         <w:t xml:space="preserve">Surgery is used in some patients with metastatic disease after initial chemotherapy. (72)</w:t>
       </w:r>
     </w:p>
-    <w:bookmarkEnd w:id="69"/>
-    <w:bookmarkStart w:id="70" w:name="metastatic-gastrectomy"/>
-    <w:p>
-      <w:pPr>
-        <w:pStyle w:val="Heading2"/>
-      </w:pPr>
-      <w:r>
-        <w:t xml:space="preserve">62 Metastatic Gastrectomy</w:t>
+    <w:bookmarkEnd w:id="80"/>
+    <w:bookmarkStart w:id="81" w:name="metastatic-gastrectomy"/>
+    <w:p>
+      <w:pPr>
+        <w:pStyle w:val="Heading2"/>
+      </w:pPr>
+      <w:r>
+        <w:t xml:space="preserve">73 Metastatic Gastrectomy</w:t>
       </w:r>
     </w:p>
     <w:p>
@@ -1878,14 +1928,14 @@
         <w:t xml:space="preserve">Gastrectomy can be used to remove the tumor in the stomach (73)</w:t>
       </w:r>
     </w:p>
-    <w:bookmarkEnd w:id="70"/>
-    <w:bookmarkStart w:id="71" w:name="metastatic-cytoreductive"/>
-    <w:p>
-      <w:pPr>
-        <w:pStyle w:val="Heading2"/>
-      </w:pPr>
-      <w:r>
-        <w:t xml:space="preserve">63 Metastatic Cytoreductive</w:t>
+    <w:bookmarkEnd w:id="81"/>
+    <w:bookmarkStart w:id="82" w:name="metastatic-cytoreductive"/>
+    <w:p>
+      <w:pPr>
+        <w:pStyle w:val="Heading2"/>
+      </w:pPr>
+      <w:r>
+        <w:t xml:space="preserve">74 Metastatic Cytoreductive</w:t>
       </w:r>
     </w:p>
     <w:p>
@@ -1896,14 +1946,14 @@
         <w:t xml:space="preserve">Cytoreductive surgery can be used to remove areas of spread of cancer within the abdomen (74)</w:t>
       </w:r>
     </w:p>
-    <w:bookmarkEnd w:id="71"/>
-    <w:bookmarkStart w:id="72" w:name="metastatic-ip-chemotherapy"/>
-    <w:p>
-      <w:pPr>
-        <w:pStyle w:val="Heading2"/>
-      </w:pPr>
-      <w:r>
-        <w:t xml:space="preserve">64 Metastatic IP Chemotherapy</w:t>
+    <w:bookmarkEnd w:id="82"/>
+    <w:bookmarkStart w:id="83" w:name="metastatic-ip-chemotherapy"/>
+    <w:p>
+      <w:pPr>
+        <w:pStyle w:val="Heading2"/>
+      </w:pPr>
+      <w:r>
+        <w:t xml:space="preserve">75 Metastatic IP Chemotherapy</w:t>
       </w:r>
     </w:p>
     <w:p>
@@ -1930,14 +1980,14 @@
         <w:t xml:space="preserve">chemotherapy (75)</w:t>
       </w:r>
     </w:p>
-    <w:bookmarkEnd w:id="72"/>
-    <w:bookmarkStart w:id="73" w:name="hipec"/>
-    <w:p>
-      <w:pPr>
-        <w:pStyle w:val="Heading2"/>
-      </w:pPr>
-      <w:r>
-        <w:t xml:space="preserve">65 HIPEC</w:t>
+    <w:bookmarkEnd w:id="83"/>
+    <w:bookmarkStart w:id="84" w:name="hipec"/>
+    <w:p>
+      <w:pPr>
+        <w:pStyle w:val="Heading2"/>
+      </w:pPr>
+      <w:r>
+        <w:t xml:space="preserve">76 HIPEC</w:t>
       </w:r>
     </w:p>
     <w:p>
@@ -1964,14 +2014,14 @@
         <w:t xml:space="preserve">(76)</w:t>
       </w:r>
     </w:p>
-    <w:bookmarkEnd w:id="73"/>
-    <w:bookmarkStart w:id="74" w:name="ip-catheter"/>
-    <w:p>
-      <w:pPr>
-        <w:pStyle w:val="Heading2"/>
-      </w:pPr>
-      <w:r>
-        <w:t xml:space="preserve">66 IP Catheter</w:t>
+    <w:bookmarkEnd w:id="84"/>
+    <w:bookmarkStart w:id="85" w:name="ip-catheter"/>
+    <w:p>
+      <w:pPr>
+        <w:pStyle w:val="Heading2"/>
+      </w:pPr>
+      <w:r>
+        <w:t xml:space="preserve">77 IP Catheter</w:t>
       </w:r>
     </w:p>
     <w:p>
@@ -1982,14 +2032,14 @@
         <w:t xml:space="preserve">Intraperitoneal chemotherapy can also be administered as an outpatient after surgical placement of a intraperitoneal catheter (77)</w:t>
       </w:r>
     </w:p>
-    <w:bookmarkEnd w:id="74"/>
-    <w:bookmarkStart w:id="75" w:name="talking-head-1-talking-head"/>
-    <w:p>
-      <w:pPr>
-        <w:pStyle w:val="Heading2"/>
-      </w:pPr>
-      <w:r>
-        <w:t xml:space="preserve">67 Talking Head</w:t>
+    <w:bookmarkEnd w:id="85"/>
+    <w:bookmarkStart w:id="86" w:name="talking-head-1-talking-head"/>
+    <w:p>
+      <w:pPr>
+        <w:pStyle w:val="Heading2"/>
+      </w:pPr>
+      <w:r>
+        <w:t xml:space="preserve">78 Talking Head</w:t>
       </w:r>
       <w:r>
         <w:t xml:space="preserve"> </w:t>
@@ -2013,7 +2063,7 @@
         <w:pStyle w:val="FirstParagraph"/>
       </w:pPr>
       <w:r>
-        <w:t xml:space="preserve">We are working on preparing videos to address each of these different treatments.</w:t>
+        <w:t xml:space="preserve">We are working on preparing videos to address each of these different treatments, so please subscribe to be notified when we post new videos.</w:t>
       </w:r>
     </w:p>
     <w:p>
@@ -2045,10 +2095,10 @@
         <w:pStyle w:val="BodyText"/>
       </w:pPr>
       <w:r>
-        <w:t xml:space="preserve">We are working to prepare additional videos, so please subscribe to be notified when we post new videos. Feel free to leave a comment about your experience with gastric cancer or if you have suggestions for new videos.</w:t>
-      </w:r>
-    </w:p>
-    <w:bookmarkEnd w:id="75"/>
+        <w:t xml:space="preserve">Feel free to leave a comment about your experience with gastric cancer or if you have suggestions for new videos.</w:t>
+      </w:r>
+    </w:p>
+    <w:bookmarkEnd w:id="86"/>
     <w:sectPr>
       <w:footnotePr>
         <w:numRestart w:val="eachSect"/>

--- a/gastric_dx_staging.docx
+++ b/gastric_dx_staging.docx
@@ -637,13 +637,7 @@
         <w:pStyle w:val="FirstParagraph"/>
       </w:pPr>
       <w:r>
-        <w:t xml:space="preserve">T for Tumor</w:t>
-      </w:r>
-      <w:r>
-        <w:t xml:space="preserve"> </w:t>
-      </w:r>
-      <w:r>
-        <w:t xml:space="preserve">N for Lymph Nodes</w:t>
+        <w:t xml:space="preserve">T for Tumor N for Lymph Nodes</w:t>
       </w:r>
     </w:p>
     <w:p>
